--- a/2026兒童才藝講師培訓講義.docx
+++ b/2026兒童才藝講師培訓講義.docx
@@ -46,6 +46,231 @@
         <w:br w:type="page"/>
       </w:r>
     </w:p>
+    <w:p/>
+    <w:p/>
+    <w:p/>
+    <w:p>
+      <w:pPr>
+        <w:jc w:val="center"/>
+      </w:pPr>
+      <w:r>
+        <w:rPr>
+          <w:rFonts w:ascii="微軟正黑體" w:hAnsi="微軟正黑體" w:eastAsia="微軟正黑體"/>
+          <w:b/>
+          <w:color w:val="6A4FB6"/>
+          <w:sz w:val="48"/>
+        </w:rPr>
+        <w:t>2026 兒童才藝講師培訓講義</w:t>
+      </w:r>
+    </w:p>
+    <w:p>
+      <w:pPr>
+        <w:jc w:val="center"/>
+      </w:pPr>
+      <w:r>
+        <w:rPr>
+          <w:rFonts w:ascii="微軟正黑體" w:hAnsi="微軟正黑體" w:eastAsia="微軟正黑體"/>
+          <w:b w:val="0"/>
+          <w:color w:val="E5732B"/>
+          <w:sz w:val="26"/>
+        </w:rPr>
+        <w:t>用藝術陪伴孩子成長，用創作啟發生命力量</w:t>
+      </w:r>
+    </w:p>
+    <w:p/>
+    <w:tbl>
+      <w:tblPr>
+        <w:tblStyle w:val="TableGrid"/>
+        <w:tblW w:type="auto" w:w="0"/>
+        <w:jc w:val="center"/>
+        <w:tblLook w:firstColumn="1" w:firstRow="1" w:lastColumn="0" w:lastRow="0" w:noHBand="0" w:noVBand="1" w:val="04A0"/>
+      </w:tblPr>
+      <w:tblGrid>
+        <w:gridCol w:w="4320"/>
+        <w:gridCol w:w="4320"/>
+      </w:tblGrid>
+      <w:tr>
+        <w:tc>
+          <w:tcPr>
+            <w:tcW w:type="dxa" w:w="4320"/>
+            <w:shd w:val="clear" w:fill="F2ECFB"/>
+          </w:tcPr>
+          <w:p>
+            <w:r/>
+            <w:r>
+              <w:rPr>
+                <w:rFonts w:ascii="微軟正黑體" w:hAnsi="微軟正黑體" w:eastAsia="微軟正黑體"/>
+                <w:b/>
+                <w:color w:val="6A4FB6"/>
+              </w:rPr>
+              <w:t>出　品</w:t>
+            </w:r>
+          </w:p>
+        </w:tc>
+        <w:tc>
+          <w:tcPr>
+            <w:tcW w:type="dxa" w:w="4320"/>
+          </w:tcPr>
+          <w:p>
+            <w:r/>
+            <w:r>
+              <w:rPr>
+                <w:rFonts w:ascii="微軟正黑體" w:hAnsi="微軟正黑體" w:eastAsia="微軟正黑體"/>
+              </w:rPr>
+              <w:t>白老師語文教育中心 ・ 心語能量美學館</w:t>
+            </w:r>
+          </w:p>
+        </w:tc>
+      </w:tr>
+      <w:tr>
+        <w:tc>
+          <w:tcPr>
+            <w:tcW w:type="dxa" w:w="4320"/>
+            <w:shd w:val="clear" w:fill="F2ECFB"/>
+          </w:tcPr>
+          <w:p>
+            <w:r/>
+            <w:r>
+              <w:rPr>
+                <w:rFonts w:ascii="微軟正黑體" w:hAnsi="微軟正黑體" w:eastAsia="微軟正黑體"/>
+                <w:b/>
+                <w:color w:val="6A4FB6"/>
+              </w:rPr>
+              <w:t>版　本</w:t>
+            </w:r>
+          </w:p>
+        </w:tc>
+        <w:tc>
+          <w:tcPr>
+            <w:tcW w:type="dxa" w:w="4320"/>
+          </w:tcPr>
+          <w:p>
+            <w:r/>
+            <w:r>
+              <w:rPr>
+                <w:rFonts w:ascii="微軟正黑體" w:hAnsi="微軟正黑體" w:eastAsia="微軟正黑體"/>
+              </w:rPr>
+              <w:t>2026 年版（第一版）</w:t>
+            </w:r>
+          </w:p>
+        </w:tc>
+      </w:tr>
+      <w:tr>
+        <w:tc>
+          <w:tcPr>
+            <w:tcW w:type="dxa" w:w="4320"/>
+            <w:shd w:val="clear" w:fill="F2ECFB"/>
+          </w:tcPr>
+          <w:p>
+            <w:r/>
+            <w:r>
+              <w:rPr>
+                <w:rFonts w:ascii="微軟正黑體" w:hAnsi="微軟正黑體" w:eastAsia="微軟正黑體"/>
+                <w:b/>
+                <w:color w:val="6A4FB6"/>
+              </w:rPr>
+              <w:t>內　容</w:t>
+            </w:r>
+          </w:p>
+        </w:tc>
+        <w:tc>
+          <w:tcPr>
+            <w:tcW w:type="dxa" w:w="4320"/>
+          </w:tcPr>
+          <w:p>
+            <w:r/>
+            <w:r>
+              <w:rPr>
+                <w:rFonts w:ascii="微軟正黑體" w:hAnsi="微軟正黑體" w:eastAsia="微軟正黑體"/>
+              </w:rPr>
+              <w:t>第一篇 教學理念與方法／第二篇 16 週課程實作教案</w:t>
+            </w:r>
+          </w:p>
+        </w:tc>
+      </w:tr>
+      <w:tr>
+        <w:tc>
+          <w:tcPr>
+            <w:tcW w:type="dxa" w:w="4320"/>
+            <w:shd w:val="clear" w:fill="F2ECFB"/>
+          </w:tcPr>
+          <w:p>
+            <w:r/>
+            <w:r>
+              <w:rPr>
+                <w:rFonts w:ascii="微軟正黑體" w:hAnsi="微軟正黑體" w:eastAsia="微軟正黑體"/>
+                <w:b/>
+                <w:color w:val="6A4FB6"/>
+              </w:rPr>
+              <w:t>適用對象</w:t>
+            </w:r>
+          </w:p>
+        </w:tc>
+        <w:tc>
+          <w:tcPr>
+            <w:tcW w:type="dxa" w:w="4320"/>
+          </w:tcPr>
+          <w:p>
+            <w:r/>
+            <w:r>
+              <w:rPr>
+                <w:rFonts w:ascii="微軟正黑體" w:hAnsi="微軟正黑體" w:eastAsia="微軟正黑體"/>
+              </w:rPr>
+              <w:t>國小低年級兒童藝術才藝師資</w:t>
+            </w:r>
+          </w:p>
+        </w:tc>
+      </w:tr>
+      <w:tr>
+        <w:tc>
+          <w:tcPr>
+            <w:tcW w:type="dxa" w:w="4320"/>
+            <w:shd w:val="clear" w:fill="F2ECFB"/>
+          </w:tcPr>
+          <w:p>
+            <w:r/>
+            <w:r>
+              <w:rPr>
+                <w:rFonts w:ascii="微軟正黑體" w:hAnsi="微軟正黑體" w:eastAsia="微軟正黑體"/>
+                <w:b/>
+                <w:color w:val="6A4FB6"/>
+              </w:rPr>
+              <w:t>聯絡方式</w:t>
+            </w:r>
+          </w:p>
+        </w:tc>
+        <w:tc>
+          <w:tcPr>
+            <w:tcW w:type="dxa" w:w="4320"/>
+          </w:tcPr>
+          <w:p>
+            <w:r/>
+            <w:r>
+              <w:rPr>
+                <w:rFonts w:ascii="微軟正黑體" w:hAnsi="微軟正黑體" w:eastAsia="微軟正黑體"/>
+              </w:rPr>
+              <w:t>（電話 / Email 由貴單位填入）</w:t>
+            </w:r>
+          </w:p>
+        </w:tc>
+      </w:tr>
+    </w:tbl>
+    <w:p/>
+    <w:p>
+      <w:pPr>
+        <w:jc w:val="center"/>
+      </w:pPr>
+      <w:r>
+        <w:rPr>
+          <w:rFonts w:ascii="微軟正黑體" w:hAnsi="微軟正黑體" w:eastAsia="微軟正黑體"/>
+          <w:color w:val="888888"/>
+          <w:sz w:val="18"/>
+        </w:rPr>
+        <w:t>© 2026 白老師語文教育中心 ・ 心語能量美學館　版權所有</w:t>
+        <w:br/>
+        <w:t>本講義僅供內部師資培訓與教學使用，未經同意請勿轉載、散布或作商業用途。</w:t>
+      </w:r>
+    </w:p>
     <w:p>
       <w:r>
         <w:br w:type="page"/>
@@ -53,7 +278,41 @@
     </w:p>
     <w:p>
       <w:pPr>
-        <w:pStyle w:val="Title"/>
+        <w:jc w:val="center"/>
+      </w:pPr>
+      <w:r>
+        <w:rPr>
+          <w:rFonts w:ascii="微軟正黑體" w:hAnsi="微軟正黑體" w:eastAsia="微軟正黑體"/>
+          <w:b/>
+          <w:color w:val="6A4FB6"/>
+          <w:sz w:val="44"/>
+        </w:rPr>
+        <w:t>目　錄</w:t>
+      </w:r>
+    </w:p>
+    <w:p/>
+    <w:p>
+      <w:r>
+        <w:fldChar w:fldCharType="begin"/>
+        <w:instrText xml:space="preserve">TOC \o "1-2" \h \z \u</w:instrText>
+        <w:fldChar w:fldCharType="separate"/>
+        <w:t>（請在 Word 中於此處按右鍵→更新功能變數，即可產生含頁碼的目錄）</w:t>
+        <w:fldChar w:fldCharType="end"/>
+      </w:r>
+    </w:p>
+    <w:p>
+      <w:r>
+        <w:br w:type="page"/>
+      </w:r>
+    </w:p>
+    <w:p>
+      <w:r>
+        <w:br w:type="page"/>
+      </w:r>
+    </w:p>
+    <w:p>
+      <w:pPr>
+        <w:pStyle w:val="Heading1"/>
       </w:pPr>
       <w:r>
         <w:rPr>
@@ -151,7 +410,7 @@
     </w:p>
     <w:p>
       <w:pPr>
-        <w:pStyle w:val="Heading1"/>
+        <w:pStyle w:val="Heading2"/>
       </w:pPr>
       <w:r>
         <w:rPr>
@@ -162,7 +421,7 @@
     </w:p>
     <w:p>
       <w:pPr>
-        <w:pStyle w:val="Heading2"/>
+        <w:pStyle w:val="Heading3"/>
       </w:pPr>
       <w:r>
         <w:rPr>
@@ -223,7 +482,7 @@
     </w:p>
     <w:p>
       <w:pPr>
-        <w:pStyle w:val="Heading2"/>
+        <w:pStyle w:val="Heading3"/>
       </w:pPr>
       <w:r>
         <w:rPr>
@@ -453,64 +712,64 @@
     <w:p/>
     <w:p>
       <w:pPr>
+        <w:pStyle w:val="Heading3"/>
+      </w:pPr>
+      <w:r>
+        <w:rPr>
+          <w:rFonts w:ascii="微軟正黑體" w:hAnsi="微軟正黑體" w:eastAsia="微軟正黑體"/>
+        </w:rPr>
+        <w:t>3. 老師的自我提醒</w:t>
+      </w:r>
+    </w:p>
+    <w:p>
+      <w:pPr>
+        <w:pStyle w:val="ListBullet"/>
+      </w:pPr>
+      <w:r>
+        <w:rPr>
+          <w:rFonts w:ascii="微軟正黑體" w:hAnsi="微軟正黑體" w:eastAsia="微軟正黑體"/>
+        </w:rPr>
+        <w:t>我不替孩子「改漂亮」，我幫他「說出他想說的」。</w:t>
+      </w:r>
+    </w:p>
+    <w:p>
+      <w:pPr>
+        <w:pStyle w:val="ListBullet"/>
+      </w:pPr>
+      <w:r>
+        <w:rPr>
+          <w:rFonts w:ascii="微軟正黑體" w:hAnsi="微軟正黑體" w:eastAsia="微軟正黑體"/>
+        </w:rPr>
+        <w:t>我不比較孩子，我看見每個孩子「這次比上次多了什麼」。</w:t>
+      </w:r>
+    </w:p>
+    <w:p>
+      <w:pPr>
+        <w:pStyle w:val="ListBullet"/>
+      </w:pPr>
+      <w:r>
+        <w:rPr>
+          <w:rFonts w:ascii="微軟正黑體" w:hAnsi="微軟正黑體" w:eastAsia="微軟正黑體"/>
+        </w:rPr>
+        <w:t>我允許混亂、允許失誤——那是學習正在發生的聲音。</w:t>
+      </w:r>
+    </w:p>
+    <w:p>
+      <w:pPr>
+        <w:jc w:val="center"/>
+      </w:pPr>
+      <w:r>
+        <w:t>──────────────────────────────</w:t>
+      </w:r>
+    </w:p>
+    <w:p>
+      <w:pPr>
         <w:pStyle w:val="Heading2"/>
       </w:pPr>
       <w:r>
         <w:rPr>
           <w:rFonts w:ascii="微軟正黑體" w:hAnsi="微軟正黑體" w:eastAsia="微軟正黑體"/>
         </w:rPr>
-        <w:t>3. 老師的自我提醒</w:t>
-      </w:r>
-    </w:p>
-    <w:p>
-      <w:pPr>
-        <w:pStyle w:val="ListBullet"/>
-      </w:pPr>
-      <w:r>
-        <w:rPr>
-          <w:rFonts w:ascii="微軟正黑體" w:hAnsi="微軟正黑體" w:eastAsia="微軟正黑體"/>
-        </w:rPr>
-        <w:t>我不替孩子「改漂亮」，我幫他「說出他想說的」。</w:t>
-      </w:r>
-    </w:p>
-    <w:p>
-      <w:pPr>
-        <w:pStyle w:val="ListBullet"/>
-      </w:pPr>
-      <w:r>
-        <w:rPr>
-          <w:rFonts w:ascii="微軟正黑體" w:hAnsi="微軟正黑體" w:eastAsia="微軟正黑體"/>
-        </w:rPr>
-        <w:t>我不比較孩子，我看見每個孩子「這次比上次多了什麼」。</w:t>
-      </w:r>
-    </w:p>
-    <w:p>
-      <w:pPr>
-        <w:pStyle w:val="ListBullet"/>
-      </w:pPr>
-      <w:r>
-        <w:rPr>
-          <w:rFonts w:ascii="微軟正黑體" w:hAnsi="微軟正黑體" w:eastAsia="微軟正黑體"/>
-        </w:rPr>
-        <w:t>我允許混亂、允許失誤——那是學習正在發生的聲音。</w:t>
-      </w:r>
-    </w:p>
-    <w:p>
-      <w:pPr>
-        <w:jc w:val="center"/>
-      </w:pPr>
-      <w:r>
-        <w:t>──────────────────────────────</w:t>
-      </w:r>
-    </w:p>
-    <w:p>
-      <w:pPr>
-        <w:pStyle w:val="Heading1"/>
-      </w:pPr>
-      <w:r>
-        <w:rPr>
-          <w:rFonts w:ascii="微軟正黑體" w:hAnsi="微軟正黑體" w:eastAsia="微軟正黑體"/>
-        </w:rPr>
         <w:t>第二單元｜認識孩子：小一、小二的身心發展</w:t>
       </w:r>
     </w:p>
@@ -524,7 +783,7 @@
     </w:p>
     <w:p>
       <w:pPr>
-        <w:pStyle w:val="Heading2"/>
+        <w:pStyle w:val="Heading3"/>
       </w:pPr>
       <w:r>
         <w:rPr>
@@ -571,7 +830,7 @@
     </w:p>
     <w:p>
       <w:pPr>
-        <w:pStyle w:val="Heading2"/>
+        <w:pStyle w:val="Heading3"/>
       </w:pPr>
       <w:r>
         <w:rPr>
@@ -626,7 +885,7 @@
     </w:p>
     <w:p>
       <w:pPr>
-        <w:pStyle w:val="Heading2"/>
+        <w:pStyle w:val="Heading3"/>
       </w:pPr>
       <w:r>
         <w:rPr>
@@ -687,7 +946,7 @@
     </w:p>
     <w:p>
       <w:pPr>
-        <w:pStyle w:val="Heading2"/>
+        <w:pStyle w:val="Heading3"/>
       </w:pPr>
       <w:r>
         <w:rPr>
@@ -749,7 +1008,7 @@
     </w:p>
     <w:p>
       <w:pPr>
-        <w:pStyle w:val="Heading1"/>
+        <w:pStyle w:val="Heading2"/>
       </w:pPr>
       <w:r>
         <w:rPr>
@@ -760,7 +1019,7 @@
     </w:p>
     <w:p>
       <w:pPr>
-        <w:pStyle w:val="Heading2"/>
+        <w:pStyle w:val="Heading3"/>
       </w:pPr>
       <w:r>
         <w:rPr>
@@ -815,7 +1074,7 @@
     </w:p>
     <w:p>
       <w:pPr>
-        <w:pStyle w:val="Heading2"/>
+        <w:pStyle w:val="Heading3"/>
       </w:pPr>
       <w:r>
         <w:rPr>
@@ -884,7 +1143,7 @@
     </w:p>
     <w:p>
       <w:pPr>
-        <w:pStyle w:val="Heading2"/>
+        <w:pStyle w:val="Heading3"/>
       </w:pPr>
       <w:r>
         <w:rPr>
@@ -925,7 +1184,7 @@
     </w:p>
     <w:p>
       <w:pPr>
-        <w:pStyle w:val="Heading1"/>
+        <w:pStyle w:val="Heading2"/>
       </w:pPr>
       <w:r>
         <w:rPr>
@@ -944,7 +1203,7 @@
     </w:p>
     <w:p>
       <w:pPr>
-        <w:pStyle w:val="Heading2"/>
+        <w:pStyle w:val="Heading3"/>
       </w:pPr>
       <w:r>
         <w:rPr>
@@ -1220,7 +1479,7 @@
     <w:p/>
     <w:p>
       <w:pPr>
-        <w:pStyle w:val="Heading2"/>
+        <w:pStyle w:val="Heading3"/>
       </w:pPr>
       <w:r>
         <w:rPr>
@@ -1288,7 +1547,7 @@
     </w:p>
     <w:p>
       <w:pPr>
-        <w:pStyle w:val="Heading2"/>
+        <w:pStyle w:val="Heading3"/>
       </w:pPr>
       <w:r>
         <w:rPr>
@@ -1345,7 +1604,7 @@
     </w:p>
     <w:p>
       <w:pPr>
-        <w:pStyle w:val="Heading1"/>
+        <w:pStyle w:val="Heading2"/>
       </w:pPr>
       <w:r>
         <w:rPr>
@@ -1356,7 +1615,7 @@
     </w:p>
     <w:p>
       <w:pPr>
-        <w:pStyle w:val="Heading2"/>
+        <w:pStyle w:val="Heading3"/>
       </w:pPr>
       <w:r>
         <w:rPr>
@@ -1476,7 +1735,7 @@
     </w:p>
     <w:p>
       <w:pPr>
-        <w:pStyle w:val="Heading2"/>
+        <w:pStyle w:val="Heading3"/>
       </w:pPr>
       <w:r>
         <w:rPr>
@@ -1563,7 +1822,7 @@
     </w:p>
     <w:p>
       <w:pPr>
-        <w:pStyle w:val="Heading2"/>
+        <w:pStyle w:val="Heading3"/>
       </w:pPr>
       <w:r>
         <w:rPr>
@@ -1664,7 +1923,7 @@
     </w:p>
     <w:p>
       <w:pPr>
-        <w:pStyle w:val="Heading2"/>
+        <w:pStyle w:val="Heading3"/>
       </w:pPr>
       <w:r>
         <w:rPr>
@@ -1754,7 +2013,7 @@
     </w:p>
     <w:p>
       <w:pPr>
-        <w:pStyle w:val="Heading1"/>
+        <w:pStyle w:val="Heading2"/>
       </w:pPr>
       <w:r>
         <w:rPr>
@@ -1765,7 +2024,7 @@
     </w:p>
     <w:p>
       <w:pPr>
-        <w:pStyle w:val="Heading2"/>
+        <w:pStyle w:val="Heading3"/>
       </w:pPr>
       <w:r>
         <w:rPr>
@@ -2098,7 +2357,7 @@
     </w:p>
     <w:p>
       <w:pPr>
-        <w:pStyle w:val="Heading2"/>
+        <w:pStyle w:val="Heading3"/>
       </w:pPr>
       <w:r>
         <w:rPr>
@@ -2131,7 +2390,7 @@
     </w:p>
     <w:p>
       <w:pPr>
-        <w:pStyle w:val="Heading2"/>
+        <w:pStyle w:val="Heading3"/>
       </w:pPr>
       <w:r>
         <w:rPr>
@@ -2194,7 +2453,7 @@
     </w:p>
     <w:p>
       <w:pPr>
-        <w:pStyle w:val="Heading1"/>
+        <w:pStyle w:val="Heading2"/>
       </w:pPr>
       <w:r>
         <w:rPr>
@@ -2205,7 +2464,7 @@
     </w:p>
     <w:p>
       <w:pPr>
-        <w:pStyle w:val="Heading2"/>
+        <w:pStyle w:val="Heading3"/>
       </w:pPr>
       <w:r>
         <w:rPr>
@@ -2364,7 +2623,7 @@
     <w:p/>
     <w:p>
       <w:pPr>
-        <w:pStyle w:val="Heading2"/>
+        <w:pStyle w:val="Heading3"/>
       </w:pPr>
       <w:r>
         <w:rPr>
@@ -2451,7 +2710,7 @@
     </w:p>
     <w:p>
       <w:pPr>
-        <w:pStyle w:val="Heading2"/>
+        <w:pStyle w:val="Heading3"/>
       </w:pPr>
       <w:r>
         <w:rPr>
@@ -2517,7 +2776,7 @@
     </w:p>
     <w:p>
       <w:pPr>
-        <w:pStyle w:val="Heading1"/>
+        <w:pStyle w:val="Heading2"/>
       </w:pPr>
       <w:r>
         <w:rPr>
@@ -2528,7 +2787,7 @@
     </w:p>
     <w:p>
       <w:pPr>
-        <w:pStyle w:val="Heading2"/>
+        <w:pStyle w:val="Heading3"/>
       </w:pPr>
       <w:r>
         <w:rPr>
@@ -2600,7 +2859,7 @@
     </w:p>
     <w:p>
       <w:pPr>
-        <w:pStyle w:val="Heading2"/>
+        <w:pStyle w:val="Heading3"/>
       </w:pPr>
       <w:r>
         <w:rPr>
@@ -2956,7 +3215,7 @@
     <w:p/>
     <w:p>
       <w:pPr>
-        <w:pStyle w:val="Heading2"/>
+        <w:pStyle w:val="Heading3"/>
       </w:pPr>
       <w:r>
         <w:rPr>
@@ -3000,7 +3259,7 @@
     </w:p>
     <w:p>
       <w:pPr>
-        <w:pStyle w:val="Heading1"/>
+        <w:pStyle w:val="Heading2"/>
       </w:pPr>
       <w:r>
         <w:rPr>
@@ -3151,7 +3410,7 @@
     </w:p>
     <w:p>
       <w:pPr>
-        <w:pStyle w:val="Heading1"/>
+        <w:pStyle w:val="Heading2"/>
       </w:pPr>
       <w:r>
         <w:rPr>
@@ -3162,7 +3421,7 @@
     </w:p>
     <w:p>
       <w:pPr>
-        <w:pStyle w:val="Heading2"/>
+        <w:pStyle w:val="Heading3"/>
       </w:pPr>
       <w:r>
         <w:rPr>
@@ -3209,7 +3468,7 @@
     </w:p>
     <w:p>
       <w:pPr>
-        <w:pStyle w:val="Heading2"/>
+        <w:pStyle w:val="Heading3"/>
       </w:pPr>
       <w:r>
         <w:rPr>
@@ -3398,7 +3657,7 @@
     <w:p/>
     <w:p>
       <w:pPr>
-        <w:pStyle w:val="Heading2"/>
+        <w:pStyle w:val="Heading3"/>
       </w:pPr>
       <w:r>
         <w:rPr>
@@ -3453,7 +3712,7 @@
     </w:p>
     <w:p>
       <w:pPr>
-        <w:pStyle w:val="Heading1"/>
+        <w:pStyle w:val="Heading2"/>
       </w:pPr>
       <w:r>
         <w:rPr>
@@ -3543,7 +3802,7 @@
     </w:p>
     <w:p>
       <w:pPr>
-        <w:pStyle w:val="Heading1"/>
+        <w:pStyle w:val="Heading2"/>
       </w:pPr>
       <w:r>
         <w:rPr>
@@ -3554,7 +3813,7 @@
     </w:p>
     <w:p>
       <w:pPr>
-        <w:pStyle w:val="Heading2"/>
+        <w:pStyle w:val="Heading3"/>
       </w:pPr>
       <w:r>
         <w:rPr>
@@ -3615,7 +3874,7 @@
     </w:p>
     <w:p>
       <w:pPr>
-        <w:pStyle w:val="Heading2"/>
+        <w:pStyle w:val="Heading3"/>
       </w:pPr>
       <w:r>
         <w:rPr>
@@ -4067,7 +4326,7 @@
     </w:p>
     <w:p>
       <w:pPr>
-        <w:pStyle w:val="Heading1"/>
+        <w:pStyle w:val="Heading2"/>
       </w:pPr>
       <w:r>
         <w:rPr>
@@ -4237,7 +4496,7 @@
     </w:p>
     <w:p>
       <w:pPr>
-        <w:pStyle w:val="Heading1"/>
+        <w:pStyle w:val="Heading2"/>
       </w:pPr>
       <w:r>
         <w:rPr>
@@ -4494,7 +4753,7 @@
     </w:p>
     <w:p>
       <w:pPr>
-        <w:pStyle w:val="Heading1"/>
+        <w:pStyle w:val="Heading2"/>
       </w:pPr>
       <w:r>
         <w:rPr>
@@ -4614,7 +4873,7 @@
     </w:p>
     <w:p>
       <w:pPr>
-        <w:pStyle w:val="Title"/>
+        <w:pStyle w:val="Heading1"/>
       </w:pPr>
       <w:r>
         <w:rPr>
@@ -4754,7 +5013,7 @@
     </w:p>
     <w:p>
       <w:pPr>
-        <w:pStyle w:val="Heading1"/>
+        <w:pStyle w:val="Heading2"/>
       </w:pPr>
       <w:r>
         <w:rPr>
@@ -4859,7 +5118,7 @@
     </w:p>
     <w:p>
       <w:pPr>
-        <w:pStyle w:val="Heading2"/>
+        <w:pStyle w:val="Heading3"/>
       </w:pPr>
       <w:r>
         <w:rPr>
@@ -4935,7 +5194,7 @@
     </w:p>
     <w:p>
       <w:pPr>
-        <w:pStyle w:val="Heading1"/>
+        <w:pStyle w:val="Heading2"/>
       </w:pPr>
       <w:r>
         <w:rPr>
@@ -5322,7 +5581,7 @@
     </w:p>
     <w:p>
       <w:pPr>
-        <w:pStyle w:val="Heading1"/>
+        <w:pStyle w:val="Heading2"/>
       </w:pPr>
       <w:r>
         <w:rPr>
@@ -6087,7 +6346,7 @@
     </w:p>
     <w:p>
       <w:pPr>
-        <w:pStyle w:val="Heading1"/>
+        <w:pStyle w:val="Heading2"/>
       </w:pPr>
       <w:r>
         <w:rPr>
@@ -6595,7 +6854,7 @@
     </w:p>
     <w:p>
       <w:pPr>
-        <w:pStyle w:val="Title"/>
+        <w:pStyle w:val="Heading1"/>
       </w:pPr>
       <w:r>
         <w:rPr>
@@ -6614,7 +6873,7 @@
     </w:p>
     <w:p>
       <w:pPr>
-        <w:pStyle w:val="Heading1"/>
+        <w:pStyle w:val="Heading2"/>
       </w:pPr>
       <w:r>
         <w:rPr>
@@ -6674,7 +6933,7 @@
     </w:p>
     <w:p>
       <w:pPr>
-        <w:pStyle w:val="Heading3"/>
+        <w:pStyle w:val="Heading4"/>
       </w:pPr>
       <w:r>
         <w:rPr>
@@ -6795,7 +7054,7 @@
     </w:p>
     <w:p>
       <w:pPr>
-        <w:pStyle w:val="Heading2"/>
+        <w:pStyle w:val="Heading3"/>
       </w:pPr>
       <w:r>
         <w:rPr>
@@ -6836,7 +7095,7 @@
     </w:p>
     <w:p>
       <w:pPr>
-        <w:pStyle w:val="Heading2"/>
+        <w:pStyle w:val="Heading3"/>
       </w:pPr>
       <w:r>
         <w:rPr>
@@ -6923,7 +7182,7 @@
     </w:p>
     <w:p>
       <w:pPr>
-        <w:pStyle w:val="Heading2"/>
+        <w:pStyle w:val="Heading3"/>
       </w:pPr>
       <w:r>
         <w:rPr>
@@ -6956,7 +7215,7 @@
     </w:p>
     <w:p>
       <w:pPr>
-        <w:pStyle w:val="Heading2"/>
+        <w:pStyle w:val="Heading3"/>
       </w:pPr>
       <w:r>
         <w:rPr>
@@ -7057,7 +7316,7 @@
     </w:p>
     <w:p>
       <w:pPr>
-        <w:pStyle w:val="Heading3"/>
+        <w:pStyle w:val="Heading4"/>
       </w:pPr>
       <w:r>
         <w:rPr>
@@ -7180,7 +7439,7 @@
     </w:p>
     <w:p>
       <w:pPr>
-        <w:pStyle w:val="Heading1"/>
+        <w:pStyle w:val="Heading2"/>
       </w:pPr>
       <w:r>
         <w:rPr>
@@ -7240,7 +7499,7 @@
     </w:p>
     <w:p>
       <w:pPr>
-        <w:pStyle w:val="Heading3"/>
+        <w:pStyle w:val="Heading4"/>
       </w:pPr>
       <w:r>
         <w:rPr>
@@ -7361,7 +7620,7 @@
     </w:p>
     <w:p>
       <w:pPr>
-        <w:pStyle w:val="Heading2"/>
+        <w:pStyle w:val="Heading3"/>
       </w:pPr>
       <w:r>
         <w:rPr>
@@ -7388,7 +7647,7 @@
     </w:p>
     <w:p>
       <w:pPr>
-        <w:pStyle w:val="Heading2"/>
+        <w:pStyle w:val="Heading3"/>
       </w:pPr>
       <w:r>
         <w:rPr>
@@ -7475,7 +7734,7 @@
     </w:p>
     <w:p>
       <w:pPr>
-        <w:pStyle w:val="Heading2"/>
+        <w:pStyle w:val="Heading3"/>
       </w:pPr>
       <w:r>
         <w:rPr>
@@ -7533,7 +7792,7 @@
     </w:p>
     <w:p>
       <w:pPr>
-        <w:pStyle w:val="Heading2"/>
+        <w:pStyle w:val="Heading3"/>
       </w:pPr>
       <w:r>
         <w:rPr>
@@ -7634,7 +7893,7 @@
     </w:p>
     <w:p>
       <w:pPr>
-        <w:pStyle w:val="Heading3"/>
+        <w:pStyle w:val="Heading4"/>
       </w:pPr>
       <w:r>
         <w:rPr>
@@ -7757,7 +8016,7 @@
     </w:p>
     <w:p>
       <w:pPr>
-        <w:pStyle w:val="Heading1"/>
+        <w:pStyle w:val="Heading2"/>
       </w:pPr>
       <w:r>
         <w:rPr>
@@ -7817,7 +8076,7 @@
     </w:p>
     <w:p>
       <w:pPr>
-        <w:pStyle w:val="Heading3"/>
+        <w:pStyle w:val="Heading4"/>
       </w:pPr>
       <w:r>
         <w:rPr>
@@ -7938,7 +8197,7 @@
     </w:p>
     <w:p>
       <w:pPr>
-        <w:pStyle w:val="Heading2"/>
+        <w:pStyle w:val="Heading3"/>
       </w:pPr>
       <w:r>
         <w:rPr>
@@ -7965,7 +8224,7 @@
     </w:p>
     <w:p>
       <w:pPr>
-        <w:pStyle w:val="Heading2"/>
+        <w:pStyle w:val="Heading3"/>
       </w:pPr>
       <w:r>
         <w:rPr>
@@ -8052,7 +8311,7 @@
     </w:p>
     <w:p>
       <w:pPr>
-        <w:pStyle w:val="Heading2"/>
+        <w:pStyle w:val="Heading3"/>
       </w:pPr>
       <w:r>
         <w:rPr>
@@ -8099,7 +8358,7 @@
     </w:p>
     <w:p>
       <w:pPr>
-        <w:pStyle w:val="Heading2"/>
+        <w:pStyle w:val="Heading3"/>
       </w:pPr>
       <w:r>
         <w:rPr>
@@ -8186,7 +8445,7 @@
     </w:p>
     <w:p>
       <w:pPr>
-        <w:pStyle w:val="Heading3"/>
+        <w:pStyle w:val="Heading4"/>
       </w:pPr>
       <w:r>
         <w:rPr>
@@ -8309,7 +8568,7 @@
     </w:p>
     <w:p>
       <w:pPr>
-        <w:pStyle w:val="Heading1"/>
+        <w:pStyle w:val="Heading2"/>
       </w:pPr>
       <w:r>
         <w:rPr>
@@ -8369,7 +8628,7 @@
     </w:p>
     <w:p>
       <w:pPr>
-        <w:pStyle w:val="Heading3"/>
+        <w:pStyle w:val="Heading4"/>
       </w:pPr>
       <w:r>
         <w:rPr>
@@ -8490,7 +8749,7 @@
     </w:p>
     <w:p>
       <w:pPr>
-        <w:pStyle w:val="Heading2"/>
+        <w:pStyle w:val="Heading3"/>
       </w:pPr>
       <w:r>
         <w:rPr>
@@ -8517,7 +8776,7 @@
     </w:p>
     <w:p>
       <w:pPr>
-        <w:pStyle w:val="Heading2"/>
+        <w:pStyle w:val="Heading3"/>
       </w:pPr>
       <w:r>
         <w:rPr>
@@ -8604,7 +8863,7 @@
     </w:p>
     <w:p>
       <w:pPr>
-        <w:pStyle w:val="Heading2"/>
+        <w:pStyle w:val="Heading3"/>
       </w:pPr>
       <w:r>
         <w:rPr>
@@ -8651,7 +8910,7 @@
     </w:p>
     <w:p>
       <w:pPr>
-        <w:pStyle w:val="Heading2"/>
+        <w:pStyle w:val="Heading3"/>
       </w:pPr>
       <w:r>
         <w:rPr>
@@ -8752,7 +9011,7 @@
     </w:p>
     <w:p>
       <w:pPr>
-        <w:pStyle w:val="Heading3"/>
+        <w:pStyle w:val="Heading4"/>
       </w:pPr>
       <w:r>
         <w:rPr>
@@ -8875,7 +9134,7 @@
     </w:p>
     <w:p>
       <w:pPr>
-        <w:pStyle w:val="Heading1"/>
+        <w:pStyle w:val="Heading2"/>
       </w:pPr>
       <w:r>
         <w:rPr>
@@ -8935,7 +9194,7 @@
     </w:p>
     <w:p>
       <w:pPr>
-        <w:pStyle w:val="Heading3"/>
+        <w:pStyle w:val="Heading4"/>
       </w:pPr>
       <w:r>
         <w:rPr>
@@ -9056,7 +9315,7 @@
     </w:p>
     <w:p>
       <w:pPr>
-        <w:pStyle w:val="Heading2"/>
+        <w:pStyle w:val="Heading3"/>
       </w:pPr>
       <w:r>
         <w:rPr>
@@ -9083,7 +9342,7 @@
     </w:p>
     <w:p>
       <w:pPr>
-        <w:pStyle w:val="Heading2"/>
+        <w:pStyle w:val="Heading3"/>
       </w:pPr>
       <w:r>
         <w:rPr>
@@ -9170,7 +9429,7 @@
     </w:p>
     <w:p>
       <w:pPr>
-        <w:pStyle w:val="Heading2"/>
+        <w:pStyle w:val="Heading3"/>
       </w:pPr>
       <w:r>
         <w:rPr>
@@ -9203,7 +9462,7 @@
     </w:p>
     <w:p>
       <w:pPr>
-        <w:pStyle w:val="Heading2"/>
+        <w:pStyle w:val="Heading3"/>
       </w:pPr>
       <w:r>
         <w:rPr>
@@ -9304,7 +9563,7 @@
     </w:p>
     <w:p>
       <w:pPr>
-        <w:pStyle w:val="Heading3"/>
+        <w:pStyle w:val="Heading4"/>
       </w:pPr>
       <w:r>
         <w:rPr>
@@ -9460,7 +9719,7 @@
     </w:p>
     <w:p>
       <w:pPr>
-        <w:pStyle w:val="Heading1"/>
+        <w:pStyle w:val="Heading2"/>
       </w:pPr>
       <w:r>
         <w:rPr>
@@ -9520,7 +9779,7 @@
     </w:p>
     <w:p>
       <w:pPr>
-        <w:pStyle w:val="Heading3"/>
+        <w:pStyle w:val="Heading4"/>
       </w:pPr>
       <w:r>
         <w:rPr>
@@ -9641,7 +9900,7 @@
     </w:p>
     <w:p>
       <w:pPr>
-        <w:pStyle w:val="Heading2"/>
+        <w:pStyle w:val="Heading3"/>
       </w:pPr>
       <w:r>
         <w:rPr>
@@ -9668,7 +9927,7 @@
     </w:p>
     <w:p>
       <w:pPr>
-        <w:pStyle w:val="Heading2"/>
+        <w:pStyle w:val="Heading3"/>
       </w:pPr>
       <w:r>
         <w:rPr>
@@ -9755,7 +10014,7 @@
     </w:p>
     <w:p>
       <w:pPr>
-        <w:pStyle w:val="Heading2"/>
+        <w:pStyle w:val="Heading3"/>
       </w:pPr>
       <w:r>
         <w:rPr>
@@ -9788,7 +10047,7 @@
     </w:p>
     <w:p>
       <w:pPr>
-        <w:pStyle w:val="Heading2"/>
+        <w:pStyle w:val="Heading3"/>
       </w:pPr>
       <w:r>
         <w:rPr>
@@ -9875,7 +10134,7 @@
     </w:p>
     <w:p>
       <w:pPr>
-        <w:pStyle w:val="Heading3"/>
+        <w:pStyle w:val="Heading4"/>
       </w:pPr>
       <w:r>
         <w:rPr>
@@ -10017,7 +10276,7 @@
     </w:p>
     <w:p>
       <w:pPr>
-        <w:pStyle w:val="Heading1"/>
+        <w:pStyle w:val="Heading2"/>
       </w:pPr>
       <w:r>
         <w:rPr>
@@ -10077,7 +10336,7 @@
     </w:p>
     <w:p>
       <w:pPr>
-        <w:pStyle w:val="Heading3"/>
+        <w:pStyle w:val="Heading4"/>
       </w:pPr>
       <w:r>
         <w:rPr>
@@ -10198,7 +10457,7 @@
     </w:p>
     <w:p>
       <w:pPr>
-        <w:pStyle w:val="Heading2"/>
+        <w:pStyle w:val="Heading3"/>
       </w:pPr>
       <w:r>
         <w:rPr>
@@ -10225,7 +10484,7 @@
     </w:p>
     <w:p>
       <w:pPr>
-        <w:pStyle w:val="Heading2"/>
+        <w:pStyle w:val="Heading3"/>
       </w:pPr>
       <w:r>
         <w:rPr>
@@ -10312,7 +10571,7 @@
     </w:p>
     <w:p>
       <w:pPr>
-        <w:pStyle w:val="Heading2"/>
+        <w:pStyle w:val="Heading3"/>
       </w:pPr>
       <w:r>
         <w:rPr>
@@ -10359,7 +10618,7 @@
     </w:p>
     <w:p>
       <w:pPr>
-        <w:pStyle w:val="Heading2"/>
+        <w:pStyle w:val="Heading3"/>
       </w:pPr>
       <w:r>
         <w:rPr>
@@ -10446,7 +10705,7 @@
     </w:p>
     <w:p>
       <w:pPr>
-        <w:pStyle w:val="Heading3"/>
+        <w:pStyle w:val="Heading4"/>
       </w:pPr>
       <w:r>
         <w:rPr>
@@ -10569,7 +10828,7 @@
     </w:p>
     <w:p>
       <w:pPr>
-        <w:pStyle w:val="Heading1"/>
+        <w:pStyle w:val="Heading2"/>
       </w:pPr>
       <w:r>
         <w:rPr>
@@ -10629,7 +10888,7 @@
     </w:p>
     <w:p>
       <w:pPr>
-        <w:pStyle w:val="Heading3"/>
+        <w:pStyle w:val="Heading4"/>
       </w:pPr>
       <w:r>
         <w:rPr>
@@ -10750,7 +11009,7 @@
     </w:p>
     <w:p>
       <w:pPr>
-        <w:pStyle w:val="Heading2"/>
+        <w:pStyle w:val="Heading3"/>
       </w:pPr>
       <w:r>
         <w:rPr>
@@ -10791,7 +11050,7 @@
     </w:p>
     <w:p>
       <w:pPr>
-        <w:pStyle w:val="Heading2"/>
+        <w:pStyle w:val="Heading3"/>
       </w:pPr>
       <w:r>
         <w:rPr>
@@ -10916,7 +11175,7 @@
     </w:p>
     <w:p>
       <w:pPr>
-        <w:pStyle w:val="Heading2"/>
+        <w:pStyle w:val="Heading3"/>
       </w:pPr>
       <w:r>
         <w:rPr>
@@ -10984,7 +11243,7 @@
     </w:p>
     <w:p>
       <w:pPr>
-        <w:pStyle w:val="Heading2"/>
+        <w:pStyle w:val="Heading3"/>
       </w:pPr>
       <w:r>
         <w:rPr>
@@ -11071,7 +11330,7 @@
     </w:p>
     <w:p>
       <w:pPr>
-        <w:pStyle w:val="Heading3"/>
+        <w:pStyle w:val="Heading4"/>
       </w:pPr>
       <w:r>
         <w:rPr>
@@ -11213,7 +11472,7 @@
     </w:p>
     <w:p>
       <w:pPr>
-        <w:pStyle w:val="Heading1"/>
+        <w:pStyle w:val="Heading2"/>
       </w:pPr>
       <w:r>
         <w:rPr>
@@ -11224,7 +11483,7 @@
     </w:p>
     <w:p>
       <w:pPr>
-        <w:pStyle w:val="Heading2"/>
+        <w:pStyle w:val="Heading3"/>
       </w:pPr>
       <w:r>
         <w:rPr>
@@ -11296,7 +11555,7 @@
     </w:p>
     <w:p>
       <w:pPr>
-        <w:pStyle w:val="Heading2"/>
+        <w:pStyle w:val="Heading3"/>
       </w:pPr>
       <w:r>
         <w:rPr>
@@ -11354,7 +11613,7 @@
     </w:p>
     <w:p>
       <w:pPr>
-        <w:pStyle w:val="Heading2"/>
+        <w:pStyle w:val="Heading3"/>
       </w:pPr>
       <w:r>
         <w:rPr>
@@ -11401,7 +11660,7 @@
     </w:p>
     <w:p>
       <w:pPr>
-        <w:pStyle w:val="Heading2"/>
+        <w:pStyle w:val="Heading3"/>
       </w:pPr>
       <w:r>
         <w:rPr>
@@ -11445,7 +11704,7 @@
     </w:p>
     <w:p>
       <w:pPr>
-        <w:pStyle w:val="Heading1"/>
+        <w:pStyle w:val="Heading2"/>
       </w:pPr>
       <w:r>
         <w:rPr>
@@ -11702,7 +11961,7 @@
     </w:p>
     <w:p>
       <w:pPr>
-        <w:pStyle w:val="Heading1"/>
+        <w:pStyle w:val="Heading2"/>
       </w:pPr>
       <w:r>
         <w:rPr>
@@ -12588,7 +12847,7 @@
     </w:p>
     <w:p>
       <w:pPr>
-        <w:pStyle w:val="Heading1"/>
+        <w:pStyle w:val="Heading2"/>
       </w:pPr>
       <w:r>
         <w:rPr>
@@ -12758,7 +13017,7 @@
     </w:p>
     <w:p>
       <w:pPr>
-        <w:pStyle w:val="Heading1"/>
+        <w:pStyle w:val="Heading2"/>
       </w:pPr>
       <w:r>
         <w:rPr>
@@ -13315,7 +13574,7 @@
     </w:p>
     <w:p>
       <w:pPr>
-        <w:pStyle w:val="Heading1"/>
+        <w:pStyle w:val="Heading2"/>
       </w:pPr>
       <w:r>
         <w:rPr>
@@ -13805,7 +14064,7 @@
     </w:p>
     <w:p>
       <w:pPr>
-        <w:pStyle w:val="Heading1"/>
+        <w:pStyle w:val="Heading2"/>
       </w:pPr>
       <w:r>
         <w:rPr>
@@ -13995,7 +14254,7 @@
     </w:p>
     <w:p>
       <w:pPr>
-        <w:pStyle w:val="Heading1"/>
+        <w:pStyle w:val="Heading2"/>
       </w:pPr>
       <w:r>
         <w:rPr>
@@ -14163,6 +14422,76 @@
           <w:i/>
         </w:rPr>
         <w:t>」——知道自己有光、會長大、被愛著，也能去愛人與這個世界。</w:t>
+      </w:r>
+    </w:p>
+    <w:p>
+      <w:r>
+        <w:br w:type="page"/>
+      </w:r>
+    </w:p>
+    <w:p/>
+    <w:p/>
+    <w:p/>
+    <w:p/>
+    <w:p/>
+    <w:p/>
+    <w:p/>
+    <w:p/>
+    <w:p>
+      <w:pPr>
+        <w:jc w:val="center"/>
+      </w:pPr>
+      <w:r>
+        <w:rPr>
+          <w:rFonts w:ascii="微軟正黑體" w:hAnsi="微軟正黑體" w:eastAsia="微軟正黑體"/>
+          <w:b/>
+          <w:color w:val="E5732B"/>
+          <w:sz w:val="52"/>
+        </w:rPr>
+        <w:t>用藝術陪伴孩子成長</w:t>
+      </w:r>
+    </w:p>
+    <w:p>
+      <w:pPr>
+        <w:jc w:val="center"/>
+      </w:pPr>
+      <w:r>
+        <w:rPr>
+          <w:rFonts w:ascii="微軟正黑體" w:hAnsi="微軟正黑體" w:eastAsia="微軟正黑體"/>
+          <w:b/>
+          <w:color w:val="E5732B"/>
+          <w:sz w:val="52"/>
+        </w:rPr>
+        <w:t>用創作啟發生命力量</w:t>
+      </w:r>
+    </w:p>
+    <w:p/>
+    <w:p>
+      <w:pPr>
+        <w:jc w:val="center"/>
+      </w:pPr>
+      <w:r>
+        <w:rPr>
+          <w:rFonts w:ascii="微軟正黑體" w:hAnsi="微軟正黑體" w:eastAsia="微軟正黑體"/>
+          <w:b/>
+          <w:color w:val="6A4FB6"/>
+          <w:sz w:val="30"/>
+        </w:rPr>
+        <w:t>白老師語文教育中心 ・ 心語能量美學館</w:t>
+      </w:r>
+    </w:p>
+    <w:p>
+      <w:pPr>
+        <w:jc w:val="center"/>
+      </w:pPr>
+      <w:r>
+        <w:rPr>
+          <w:rFonts w:ascii="微軟正黑體" w:hAnsi="微軟正黑體" w:eastAsia="微軟正黑體"/>
+          <w:b w:val="0"/>
+          <w:color w:val="999999"/>
+          <w:sz w:val="20"/>
+        </w:rPr>
+        <w:t>© 2026　版權所有・翻印必究</w:t>
       </w:r>
     </w:p>
     <w:sectPr>

--- a/2026兒童才藝講師培訓講義.docx
+++ b/2026兒童才藝講師培訓講義.docx
@@ -6426,396 +6426,7 @@
               <a:graphicData uri="http://schemas.openxmlformats.org/drawingml/2006/picture">
                 <pic:pic>
                   <pic:nvPicPr>
-                    <pic:cNvPr id="0" name="work-01-compare.jpg"/>
-                    <pic:cNvPicPr/>
-                  </pic:nvPicPr>
-                  <pic:blipFill>
-                    <a:blip r:embed="rId9"/>
-                    <a:stretch>
-                      <a:fillRect/>
-                    </a:stretch>
-                  </pic:blipFill>
-                  <pic:spPr>
-                    <a:xfrm>
-                      <a:off x="0" y="0"/>
-                      <a:ext cx="5760000" cy="3840000"/>
-                    </a:xfrm>
-                    <a:prstGeom prst="rect"/>
-                  </pic:spPr>
-                </pic:pic>
-              </a:graphicData>
-            </a:graphic>
-          </wp:inline>
-        </w:drawing>
-      </w:r>
-    </w:p>
-    <w:p/>
-    <w:p>
-      <w:pPr>
-        <w:pStyle w:val="Heading3"/>
-      </w:pPr>
-      <w:r>
-        <w:rPr>
-          <w:rFonts w:eastAsia="微軟正黑體"/>
-        </w:rPr>
-        <w:t>生命連結</w:t>
-      </w:r>
-    </w:p>
-    <w:p>
-      <w:r>
-        <w:rPr>
-          <w:b/>
-        </w:rPr>
-        <w:t>【感恩・珍惜當下・四季】</w:t>
-      </w:r>
-      <w:r>
-        <w:t xml:space="preserve"> 一朵花被壓乾，把最美的樣子留下來。提升孩子「珍惜眼前、對大自然心懷感謝」的情感。</w:t>
-      </w:r>
-    </w:p>
-    <w:p>
-      <w:pPr>
-        <w:pStyle w:val="Heading3"/>
-      </w:pPr>
-      <w:r>
-        <w:rPr>
-          <w:rFonts w:eastAsia="微軟正黑體"/>
-        </w:rPr>
-        <w:t>第 1 堂（上課 100 分＋整理 20 分）｜尋寶與壓花</w:t>
-      </w:r>
-    </w:p>
-    <w:p>
-      <w:pPr>
-        <w:pStyle w:val="ListBullet"/>
-      </w:pPr>
-      <w:r>
-        <w:rPr>
-          <w:b/>
-        </w:rPr>
-        <w:t>① 心靈登陸</w:t>
-      </w:r>
-      <w:r>
-        <w:t>：戶外 / 校園「大自然尋寶」（撿落葉、小花），或用事先壓好的押花。</w:t>
-      </w:r>
-    </w:p>
-    <w:p>
-      <w:pPr>
-        <w:pStyle w:val="ListBullet"/>
-      </w:pPr>
-      <w:r>
-        <w:rPr>
-          <w:b/>
-        </w:rPr>
-        <w:t>② 技法魔法</w:t>
-      </w:r>
-      <w:r>
-        <w:t>：認識押花、講解「為什麼花會變平變乾」。</w:t>
-      </w:r>
-    </w:p>
-    <w:p>
-      <w:pPr>
-        <w:pStyle w:val="ListBullet"/>
-      </w:pPr>
-      <w:r>
-        <w:rPr>
-          <w:b/>
-        </w:rPr>
-        <w:t>③ 沉浸創作</w:t>
-      </w:r>
-      <w:r>
-        <w:t>：在書籤卡上用水彩 / 蠟筆畫出「我最喜歡的季節」底色。</w:t>
-      </w:r>
-    </w:p>
-    <w:p>
-      <w:pPr>
-        <w:pStyle w:val="ListBullet"/>
-      </w:pPr>
-      <w:r>
-        <w:rPr>
-          <w:b/>
-        </w:rPr>
-        <w:t>④ 收心分享</w:t>
-      </w:r>
-      <w:r>
-        <w:t>：「你今天最感謝大自然的什麼？」</w:t>
-      </w:r>
-    </w:p>
-    <w:p>
-      <w:pPr>
-        <w:pStyle w:val="Heading3"/>
-      </w:pPr>
-      <w:r>
-        <w:rPr>
-          <w:rFonts w:eastAsia="微軟正黑體"/>
-        </w:rPr>
-        <w:t>第 2 堂（上課 100 分＋整理 20 分）｜拼貼與護貝</w:t>
-      </w:r>
-    </w:p>
-    <w:p>
-      <w:pPr>
-        <w:pStyle w:val="ListBullet"/>
-      </w:pPr>
-      <w:r>
-        <w:t>在底色上排列、黏貼押花，構成一幅小風景。</w:t>
-      </w:r>
-    </w:p>
-    <w:p>
-      <w:pPr>
-        <w:pStyle w:val="ListBullet"/>
-      </w:pPr>
-      <w:r>
-        <w:t>護貝 / 貼透明膜完成書籤，穿上緞帶。</w:t>
-      </w:r>
-    </w:p>
-    <w:p>
-      <w:pPr>
-        <w:pStyle w:val="Heading3"/>
-      </w:pPr>
-      <w:r>
-        <w:rPr>
-          <w:rFonts w:eastAsia="微軟正黑體"/>
-        </w:rPr>
-        <w:t>💡 講師深度備忘錄</w:t>
-      </w:r>
-    </w:p>
-    <w:p>
-      <w:pPr>
-        <w:pStyle w:val="ListBullet"/>
-      </w:pPr>
-      <w:r>
-        <w:rPr>
-          <w:b/>
-        </w:rPr>
-        <w:t>觀察重點</w:t>
-      </w:r>
-      <w:r>
-        <w:t>：孩子排花時是「滿滿塞」還是「留白」？反映內在的節奏感。</w:t>
-      </w:r>
-    </w:p>
-    <w:p>
-      <w:pPr>
-        <w:pStyle w:val="ListBullet"/>
-      </w:pPr>
-      <w:r>
-        <w:rPr>
-          <w:b/>
-        </w:rPr>
-        <w:t>對話引導</w:t>
-      </w:r>
-      <w:r>
-        <w:t>：「這朵花以前是活的，現在它換一種方式陪著你，你想對它說什麼？」</w:t>
-      </w:r>
-    </w:p>
-    <w:p>
-      <w:pPr>
-        <w:pStyle w:val="ListBullet"/>
-      </w:pPr>
-      <w:r>
-        <w:rPr>
-          <w:b/>
-        </w:rPr>
-        <w:t>生命提醒</w:t>
-      </w:r>
-      <w:r>
-        <w:t>：用溫柔的方式談「無常」——花謝了不是消失，而是變成另一種美。</w:t>
-      </w:r>
-      <w:r>
-        <w:rPr>
-          <w:b/>
-        </w:rPr>
-        <w:t>不必強調死亡，重點是珍惜與感謝</w:t>
-      </w:r>
-      <w:r>
-        <w:t>。</w:t>
-      </w:r>
-    </w:p>
-    <w:p>
-      <w:pPr>
-        <w:pStyle w:val="ListBullet"/>
-      </w:pPr>
-      <w:r>
-        <w:rPr>
-          <w:b/>
-        </w:rPr>
-        <w:t>適齡技巧</w:t>
-      </w:r>
-      <w:r>
-        <w:t>：押花易碎，提供鑷子或棉花棒沾膠，減少手指直接接觸。</w:t>
-      </w:r>
-    </w:p>
-    <w:p>
-      <w:pPr>
-        <w:pStyle w:val="Heading4"/>
-      </w:pPr>
-      <w:r>
-        <w:rPr>
-          <w:rFonts w:eastAsia="微軟正黑體"/>
-        </w:rPr>
-        <w:t>📦 教學包補充</w:t>
-      </w:r>
-    </w:p>
-    <w:p>
-      <w:pPr>
-        <w:pStyle w:val="ListBullet"/>
-      </w:pPr>
-      <w:r>
-        <w:rPr>
-          <w:b/>
-        </w:rPr>
-        <w:t>材料（每人）</w:t>
-      </w:r>
-      <w:r>
-        <w:t>：書籤厚卡、水彩或蠟筆、押花／押葉數片、鑷子、白膠或點膠、冷裱膜／護貝膜或寬透明膠帶、緞帶。</w:t>
-      </w:r>
-      <w:r>
-        <w:rPr>
-          <w:b/>
-        </w:rPr>
-        <w:t>共用</w:t>
-      </w:r>
-      <w:r>
-        <w:t>：打孔器（老師）、戶外尋寶小袋。</w:t>
-      </w:r>
-    </w:p>
-    <w:p>
-      <w:pPr>
-        <w:pStyle w:val="ListBullet"/>
-      </w:pPr>
-      <w:r>
-        <w:rPr>
-          <w:b/>
-        </w:rPr>
-        <w:t>作品存放與跨週銜接</w:t>
-      </w:r>
-      <w:r>
-        <w:t xml:space="preserve">：⚠️ </w:t>
-      </w:r>
-      <w:r>
-        <w:rPr>
-          <w:b/>
-        </w:rPr>
-        <w:t>押花需於開課前 2–3 週先壓製</w:t>
-      </w:r>
-      <w:r>
-        <w:t>（或採購現成）。第 1 堂底色畫完陰乾；第 2 堂排花、護貝、穿緞帶，</w:t>
-      </w:r>
-      <w:r>
-        <w:rPr>
-          <w:b/>
-        </w:rPr>
-        <w:t>當堂完成可帶回</w:t>
-      </w:r>
-      <w:r>
-        <w:t>。</w:t>
-      </w:r>
-    </w:p>
-    <w:p>
-      <w:pPr>
-        <w:pStyle w:val="ListBullet"/>
-      </w:pPr>
-      <w:r>
-        <w:rPr>
-          <w:b/>
-        </w:rPr>
-        <w:t>回家對話小卡</w:t>
-      </w:r>
-      <w:r>
-        <w:t>：「今天最感謝大自然的什麼？把這張書籤送給一個你想感謝的人吧。」</w:t>
-      </w:r>
-    </w:p>
-    <w:p>
-      <w:pPr>
-        <w:pStyle w:val="ListBullet"/>
-      </w:pPr>
-      <w:r>
-        <w:rPr>
-          <w:b/>
-        </w:rPr>
-        <w:t>行前提醒</w:t>
-      </w:r>
-      <w:r>
-        <w:t>：戶外尋寶需先勘查場地與安全，並備雨天室內替代方案（改用現成押花）。</w:t>
-      </w:r>
-    </w:p>
-    <w:p>
-      <w:pPr>
-        <w:jc w:val="center"/>
-      </w:pPr>
-      <w:r>
-        <w:rPr>
-          <w:color w:val="AAAAAA"/>
-        </w:rPr>
-        <w:t>──────────────────────────────</w:t>
-      </w:r>
-    </w:p>
-    <w:p>
-      <w:pPr>
-        <w:pStyle w:val="Heading2"/>
-      </w:pPr>
-      <w:r>
-        <w:rPr>
-          <w:rFonts w:eastAsia="微軟正黑體"/>
-        </w:rPr>
-        <w:t>🐠 作品 6｜海底好朋友（紙黏土＋繪畫｜混媒）</w:t>
-      </w:r>
-    </w:p>
-    <w:p>
-      <w:r>
-        <w:rPr>
-          <w:b/>
-        </w:rPr>
-        <w:t>週次 W11–W12｜媒材：紙黏土立體＋繪畫背景（混媒）｜生命主軸：人與自然</w:t>
-      </w:r>
-    </w:p>
-    <w:p>
-      <w:pPr>
-        <w:pStyle w:val="Heading4"/>
-      </w:pPr>
-      <w:r>
-        <w:rPr>
-          <w:rFonts w:eastAsia="微軟正黑體"/>
-        </w:rPr>
-        <w:t>🎒 學生作品範例（小一 ／ 小二）</w:t>
-      </w:r>
-    </w:p>
-    <w:p>
-      <w:r>
-        <w:rPr>
-          <w:b/>
-        </w:rPr>
-        <w:t>小一範例</w:t>
-      </w:r>
-      <w:r>
-        <w:t>——藍色背景＋一隻小丑魚與海草、海星，造型大塊、單一主角清楚。</w:t>
-      </w:r>
-    </w:p>
-    <w:p>
-      <w:r>
-        <w:rPr>
-          <w:b/>
-        </w:rPr>
-        <w:t>小二範例</w:t>
-      </w:r>
-      <w:r>
-        <w:t>——海龜、魚兒與章魚同場，泡泡與珊瑚細節豐富，像一座小小海洋世界。</w:t>
-      </w:r>
-    </w:p>
-    <w:p>
-      <w:pPr>
-        <w:jc w:val="center"/>
-      </w:pPr>
-      <w:r>
-        <w:drawing>
-          <wp:inline xmlns:a="http://schemas.openxmlformats.org/drawingml/2006/main" xmlns:pic="http://schemas.openxmlformats.org/drawingml/2006/picture">
-            <wp:extent cx="5760000" cy="3840000"/>
-            <wp:docPr id="6" name="Picture 6"/>
-            <wp:cNvGraphicFramePr>
-              <a:graphicFrameLocks noChangeAspect="1"/>
-            </wp:cNvGraphicFramePr>
-            <a:graphic>
-              <a:graphicData uri="http://schemas.openxmlformats.org/drawingml/2006/picture">
-                <pic:pic>
-                  <pic:nvPicPr>
-                    <pic:cNvPr id="0" name="work-06-compare.jpg"/>
+                    <pic:cNvPr id="0" name="work-05-compare.jpg"/>
                     <pic:cNvPicPr/>
                   </pic:nvPicPr>
                   <pic:blipFill>
@@ -6855,10 +6466,10 @@
         <w:rPr>
           <w:b/>
         </w:rPr>
-        <w:t>【愛護環境・保護生命・責任】</w:t>
-      </w:r>
-      <w:r>
-        <w:t xml:space="preserve"> 海洋裡住著好多生命，牠們需要乾淨的家。提升孩子「我可以保護比我更小的生命」的責任感。</w:t>
+        <w:t>【感恩・珍惜當下・四季】</w:t>
+      </w:r>
+      <w:r>
+        <w:t xml:space="preserve"> 一朵花被壓乾，把最美的樣子留下來。提升孩子「珍惜眼前、對大自然心懷感謝」的情感。</w:t>
       </w:r>
     </w:p>
     <w:p>
@@ -6869,7 +6480,7 @@
         <w:rPr>
           <w:rFonts w:eastAsia="微軟正黑體"/>
         </w:rPr>
-        <w:t>第 1 堂（上課 100 分＋整理 20 分）｜畫出海洋的家</w:t>
+        <w:t>第 1 堂（上課 100 分＋整理 20 分）｜尋寶與壓花</w:t>
       </w:r>
     </w:p>
     <w:p>
@@ -6883,7 +6494,7 @@
         <w:t>① 心靈登陸</w:t>
       </w:r>
       <w:r>
-        <w:t>：聊聊「如果海裡都是垃圾，魚會怎樣？」</w:t>
+        <w:t>：戶外 / 校園「大自然尋寶」（撿落葉、小花），或用事先壓好的押花。</w:t>
       </w:r>
     </w:p>
     <w:p>
@@ -6897,7 +6508,7 @@
         <w:t>② 技法魔法</w:t>
       </w:r>
       <w:r>
-        <w:t>：示範水藍漸層背景（濕畫法）＋紙黏土搓出魚、海龜、珊瑚。</w:t>
+        <w:t>：認識押花、講解「為什麼花會變平變乾」。</w:t>
       </w:r>
     </w:p>
     <w:p>
@@ -6911,7 +6522,7 @@
         <w:t>③ 沉浸創作</w:t>
       </w:r>
       <w:r>
-        <w:t>：畫海洋背景（第 1 堂主畫背景，黏土小物陰乾）。</w:t>
+        <w:t>：在書籤卡上用水彩 / 蠟筆畫出「我最喜歡的季節」底色。</w:t>
       </w:r>
     </w:p>
     <w:p>
@@ -6925,7 +6536,7 @@
         <w:t>④ 收心分享</w:t>
       </w:r>
       <w:r>
-        <w:t>：「你想保護海裡的哪一個朋友？」</w:t>
+        <w:t>：「你今天最感謝大自然的什麼？」</w:t>
       </w:r>
     </w:p>
     <w:p>
@@ -6936,7 +6547,7 @@
         <w:rPr>
           <w:rFonts w:eastAsia="微軟正黑體"/>
         </w:rPr>
-        <w:t>第 2 堂（上課 100 分＋整理 20 分）｜組合與守護宣言</w:t>
+        <w:t>第 2 堂（上課 100 分＋整理 20 分）｜拼貼與護貝</w:t>
       </w:r>
     </w:p>
     <w:p>
@@ -6944,7 +6555,7 @@
         <w:pStyle w:val="ListBullet"/>
       </w:pPr>
       <w:r>
-        <w:t>為黏土海洋生物上色，黏貼到背景上，加泡泡、海草。</w:t>
+        <w:t>在底色上排列、黏貼押花，構成一幅小風景。</w:t>
       </w:r>
     </w:p>
     <w:p>
@@ -6952,7 +6563,7 @@
         <w:pStyle w:val="ListBullet"/>
       </w:pPr>
       <w:r>
-        <w:t>一起說一句「我會做到的環保小事」（不亂丟、自帶水壺…）。</w:t>
+        <w:t>護貝 / 貼透明膜完成書籤，穿上緞帶。</w:t>
       </w:r>
     </w:p>
     <w:p>
@@ -6977,7 +6588,7 @@
         <w:t>觀察重點</w:t>
       </w:r>
       <w:r>
-        <w:t>：孩子是否願意在畫面留「乾淨的空間」給生物？</w:t>
+        <w:t>：孩子排花時是「滿滿塞」還是「留白」？反映內在的節奏感。</w:t>
       </w:r>
     </w:p>
     <w:p>
@@ -6991,7 +6602,7 @@
         <w:t>對話引導</w:t>
       </w:r>
       <w:r>
-        <w:t>：「這隻小魚迷路了，你的畫裡哪裡可以當牠安全的家？」</w:t>
+        <w:t>：「這朵花以前是活的，現在它換一種方式陪著你，你想對它說什麼？」</w:t>
       </w:r>
     </w:p>
     <w:p>
@@ -7005,7 +6616,16 @@
         <w:t>生命提醒</w:t>
       </w:r>
       <w:r>
-        <w:t>：把「環保」連結到「保護一個具體的小生命」，比抽象口號更打動小小孩。</w:t>
+        <w:t>：用溫柔的方式談「無常」——花謝了不是消失，而是變成另一種美。</w:t>
+      </w:r>
+      <w:r>
+        <w:rPr>
+          <w:b/>
+        </w:rPr>
+        <w:t>不必強調死亡，重點是珍惜與感謝</w:t>
+      </w:r>
+      <w:r>
+        <w:t>。</w:t>
       </w:r>
     </w:p>
     <w:p>
@@ -7016,10 +6636,10 @@
         <w:rPr>
           <w:b/>
         </w:rPr>
-        <w:t>混媒技巧</w:t>
-      </w:r>
-      <w:r>
-        <w:t>：背景紙先裱在厚卡上避免黏土把紙壓皺；黏土用白膠＋牙籤固定。</w:t>
+        <w:t>適齡技巧</w:t>
+      </w:r>
+      <w:r>
+        <w:t>：押花易碎，提供鑷子或棉花棒沾膠，減少手指直接接觸。</w:t>
       </w:r>
     </w:p>
     <w:p>
@@ -7044,7 +6664,7 @@
         <w:t>材料（每人）</w:t>
       </w:r>
       <w:r>
-        <w:t>：4 開水彩紙（裱厚卡）、藍綠系水彩、紙黏土（各色）、白膠、牙籤、泡棉膠、顏料、平筆。</w:t>
+        <w:t>：書籤厚卡、水彩或蠟筆、押花／押葉數片、鑷子、白膠或點膠、冷裱膜／護貝膜或寬透明膠帶、緞帶。</w:t>
       </w:r>
       <w:r>
         <w:rPr>
@@ -7053,7 +6673,7 @@
         <w:t>共用</w:t>
       </w:r>
       <w:r>
-        <w:t>：吹風機（老師加速陰乾）、桌墊。</w:t>
+        <w:t>：打孔器（老師）、戶外尋寶小袋。</w:t>
       </w:r>
     </w:p>
     <w:p>
@@ -7067,16 +6687,25 @@
         <w:t>作品存放與跨週銜接</w:t>
       </w:r>
       <w:r>
-        <w:t>：⚠️ 第 1 堂背景畫與黏土小生物</w:t>
+        <w:t xml:space="preserve">：⚠️ </w:t>
       </w:r>
       <w:r>
         <w:rPr>
           <w:b/>
         </w:rPr>
-        <w:t>分開陰乾約一週</w:t>
-      </w:r>
-      <w:r>
-        <w:t>（黏土另放貼名字的盤）；第 2 堂上色、組合、加泡泡海草。</w:t>
+        <w:t>押花需於開課前 2–3 週先壓製</w:t>
+      </w:r>
+      <w:r>
+        <w:t>（或採購現成）。第 1 堂底色畫完陰乾；第 2 堂排花、護貝、穿緞帶，</w:t>
+      </w:r>
+      <w:r>
+        <w:rPr>
+          <w:b/>
+        </w:rPr>
+        <w:t>當堂完成可帶回</w:t>
+      </w:r>
+      <w:r>
+        <w:t>。</w:t>
       </w:r>
     </w:p>
     <w:p>
@@ -7090,7 +6719,7 @@
         <w:t>回家對話小卡</w:t>
       </w:r>
       <w:r>
-        <w:t>：「你最想保護海裡的哪一個朋友？這一週和家人一起做一件環保小事（自帶水壺、不用吸管）。」</w:t>
+        <w:t>：「今天最感謝大自然的什麼？把這張書籤送給一個你想感謝的人吧。」</w:t>
       </w:r>
     </w:p>
     <w:p>
@@ -7101,10 +6730,10 @@
         <w:rPr>
           <w:b/>
         </w:rPr>
-        <w:t>延伸</w:t>
-      </w:r>
-      <w:r>
-        <w:t>：可結合班級「減塑週」行動，把藝術連到真實生活的責任。</w:t>
+        <w:t>行前提醒</w:t>
+      </w:r>
+      <w:r>
+        <w:t>：戶外尋寶需先勘查場地與安全，並備雨天室內替代方案（改用現成押花）。</w:t>
       </w:r>
     </w:p>
     <w:p>
@@ -7126,7 +6755,7 @@
         <w:rPr>
           <w:rFonts w:eastAsia="微軟正黑體"/>
         </w:rPr>
-        <w:t>🦋 作品 7｜毛毛蟲變蝴蝶（拼貼＋押花翅膀｜混媒）</w:t>
+        <w:t>🐠 作品 6｜海底好朋友（紙黏土＋繪畫｜混媒）</w:t>
       </w:r>
     </w:p>
     <w:p>
@@ -7134,7 +6763,7 @@
         <w:rPr>
           <w:b/>
         </w:rPr>
-        <w:t>週次 W13–W14｜媒材：拼貼＋押花（混媒）｜生命主軸：人與生命</w:t>
+        <w:t>週次 W11–W12｜媒材：紙黏土立體＋繪畫背景（混媒）｜生命主軸：人與自然</w:t>
       </w:r>
     </w:p>
     <w:p>
@@ -7156,7 +6785,7 @@
         <w:t>小一範例</w:t>
       </w:r>
       <w:r>
-        <w:t>——毛毛蟲、繭、蝴蝶三階段清楚呈現，蝴蝶翅膀用押花對稱拼貼。</w:t>
+        <w:t>——藍色背景＋一隻小丑魚與海草、海星，造型大塊、單一主角清楚。</w:t>
       </w:r>
     </w:p>
     <w:p>
@@ -7167,7 +6796,7 @@
         <w:t>小二範例</w:t>
       </w:r>
       <w:r>
-        <w:t>——花園裡的蛻變故事，加入更多花草，畫面更豐富、層次更美麗。</w:t>
+        <w:t>——海龜、魚兒與章魚同場，泡泡與珊瑚細節豐富，像一座小小海洋世界。</w:t>
       </w:r>
     </w:p>
     <w:p>
@@ -7178,7 +6807,7 @@
         <w:drawing>
           <wp:inline xmlns:a="http://schemas.openxmlformats.org/drawingml/2006/main" xmlns:pic="http://schemas.openxmlformats.org/drawingml/2006/picture">
             <wp:extent cx="5760000" cy="3840000"/>
-            <wp:docPr id="7" name="Picture 7"/>
+            <wp:docPr id="6" name="Picture 6"/>
             <wp:cNvGraphicFramePr>
               <a:graphicFrameLocks noChangeAspect="1"/>
             </wp:cNvGraphicFramePr>
@@ -7186,7 +6815,7 @@
               <a:graphicData uri="http://schemas.openxmlformats.org/drawingml/2006/picture">
                 <pic:pic>
                   <pic:nvPicPr>
-                    <pic:cNvPr id="0" name="work-07-compare.jpg"/>
+                    <pic:cNvPr id="0" name="work-06-compare.jpg"/>
                     <pic:cNvPicPr/>
                   </pic:nvPicPr>
                   <pic:blipFill>
@@ -7226,6 +6855,377 @@
         <w:rPr>
           <w:b/>
         </w:rPr>
+        <w:t>【愛護環境・保護生命・責任】</w:t>
+      </w:r>
+      <w:r>
+        <w:t xml:space="preserve"> 海洋裡住著好多生命，牠們需要乾淨的家。提升孩子「我可以保護比我更小的生命」的責任感。</w:t>
+      </w:r>
+    </w:p>
+    <w:p>
+      <w:pPr>
+        <w:pStyle w:val="Heading3"/>
+      </w:pPr>
+      <w:r>
+        <w:rPr>
+          <w:rFonts w:eastAsia="微軟正黑體"/>
+        </w:rPr>
+        <w:t>第 1 堂（上課 100 分＋整理 20 分）｜畫出海洋的家</w:t>
+      </w:r>
+    </w:p>
+    <w:p>
+      <w:pPr>
+        <w:pStyle w:val="ListBullet"/>
+      </w:pPr>
+      <w:r>
+        <w:rPr>
+          <w:b/>
+        </w:rPr>
+        <w:t>① 心靈登陸</w:t>
+      </w:r>
+      <w:r>
+        <w:t>：聊聊「如果海裡都是垃圾，魚會怎樣？」</w:t>
+      </w:r>
+    </w:p>
+    <w:p>
+      <w:pPr>
+        <w:pStyle w:val="ListBullet"/>
+      </w:pPr>
+      <w:r>
+        <w:rPr>
+          <w:b/>
+        </w:rPr>
+        <w:t>② 技法魔法</w:t>
+      </w:r>
+      <w:r>
+        <w:t>：示範水藍漸層背景（濕畫法）＋紙黏土搓出魚、海龜、珊瑚。</w:t>
+      </w:r>
+    </w:p>
+    <w:p>
+      <w:pPr>
+        <w:pStyle w:val="ListBullet"/>
+      </w:pPr>
+      <w:r>
+        <w:rPr>
+          <w:b/>
+        </w:rPr>
+        <w:t>③ 沉浸創作</w:t>
+      </w:r>
+      <w:r>
+        <w:t>：畫海洋背景（第 1 堂主畫背景，黏土小物陰乾）。</w:t>
+      </w:r>
+    </w:p>
+    <w:p>
+      <w:pPr>
+        <w:pStyle w:val="ListBullet"/>
+      </w:pPr>
+      <w:r>
+        <w:rPr>
+          <w:b/>
+        </w:rPr>
+        <w:t>④ 收心分享</w:t>
+      </w:r>
+      <w:r>
+        <w:t>：「你想保護海裡的哪一個朋友？」</w:t>
+      </w:r>
+    </w:p>
+    <w:p>
+      <w:pPr>
+        <w:pStyle w:val="Heading3"/>
+      </w:pPr>
+      <w:r>
+        <w:rPr>
+          <w:rFonts w:eastAsia="微軟正黑體"/>
+        </w:rPr>
+        <w:t>第 2 堂（上課 100 分＋整理 20 分）｜組合與守護宣言</w:t>
+      </w:r>
+    </w:p>
+    <w:p>
+      <w:pPr>
+        <w:pStyle w:val="ListBullet"/>
+      </w:pPr>
+      <w:r>
+        <w:t>為黏土海洋生物上色，黏貼到背景上，加泡泡、海草。</w:t>
+      </w:r>
+    </w:p>
+    <w:p>
+      <w:pPr>
+        <w:pStyle w:val="ListBullet"/>
+      </w:pPr>
+      <w:r>
+        <w:t>一起說一句「我會做到的環保小事」（不亂丟、自帶水壺…）。</w:t>
+      </w:r>
+    </w:p>
+    <w:p>
+      <w:pPr>
+        <w:pStyle w:val="Heading3"/>
+      </w:pPr>
+      <w:r>
+        <w:rPr>
+          <w:rFonts w:eastAsia="微軟正黑體"/>
+        </w:rPr>
+        <w:t>💡 講師深度備忘錄</w:t>
+      </w:r>
+    </w:p>
+    <w:p>
+      <w:pPr>
+        <w:pStyle w:val="ListBullet"/>
+      </w:pPr>
+      <w:r>
+        <w:rPr>
+          <w:b/>
+        </w:rPr>
+        <w:t>觀察重點</w:t>
+      </w:r>
+      <w:r>
+        <w:t>：孩子是否願意在畫面留「乾淨的空間」給生物？</w:t>
+      </w:r>
+    </w:p>
+    <w:p>
+      <w:pPr>
+        <w:pStyle w:val="ListBullet"/>
+      </w:pPr>
+      <w:r>
+        <w:rPr>
+          <w:b/>
+        </w:rPr>
+        <w:t>對話引導</w:t>
+      </w:r>
+      <w:r>
+        <w:t>：「這隻小魚迷路了，你的畫裡哪裡可以當牠安全的家？」</w:t>
+      </w:r>
+    </w:p>
+    <w:p>
+      <w:pPr>
+        <w:pStyle w:val="ListBullet"/>
+      </w:pPr>
+      <w:r>
+        <w:rPr>
+          <w:b/>
+        </w:rPr>
+        <w:t>生命提醒</w:t>
+      </w:r>
+      <w:r>
+        <w:t>：把「環保」連結到「保護一個具體的小生命」，比抽象口號更打動小小孩。</w:t>
+      </w:r>
+    </w:p>
+    <w:p>
+      <w:pPr>
+        <w:pStyle w:val="ListBullet"/>
+      </w:pPr>
+      <w:r>
+        <w:rPr>
+          <w:b/>
+        </w:rPr>
+        <w:t>混媒技巧</w:t>
+      </w:r>
+      <w:r>
+        <w:t>：背景紙先裱在厚卡上避免黏土把紙壓皺；黏土用白膠＋牙籤固定。</w:t>
+      </w:r>
+    </w:p>
+    <w:p>
+      <w:pPr>
+        <w:pStyle w:val="Heading4"/>
+      </w:pPr>
+      <w:r>
+        <w:rPr>
+          <w:rFonts w:eastAsia="微軟正黑體"/>
+        </w:rPr>
+        <w:t>📦 教學包補充</w:t>
+      </w:r>
+    </w:p>
+    <w:p>
+      <w:pPr>
+        <w:pStyle w:val="ListBullet"/>
+      </w:pPr>
+      <w:r>
+        <w:rPr>
+          <w:b/>
+        </w:rPr>
+        <w:t>材料（每人）</w:t>
+      </w:r>
+      <w:r>
+        <w:t>：4 開水彩紙（裱厚卡）、藍綠系水彩、紙黏土（各色）、白膠、牙籤、泡棉膠、顏料、平筆。</w:t>
+      </w:r>
+      <w:r>
+        <w:rPr>
+          <w:b/>
+        </w:rPr>
+        <w:t>共用</w:t>
+      </w:r>
+      <w:r>
+        <w:t>：吹風機（老師加速陰乾）、桌墊。</w:t>
+      </w:r>
+    </w:p>
+    <w:p>
+      <w:pPr>
+        <w:pStyle w:val="ListBullet"/>
+      </w:pPr>
+      <w:r>
+        <w:rPr>
+          <w:b/>
+        </w:rPr>
+        <w:t>作品存放與跨週銜接</w:t>
+      </w:r>
+      <w:r>
+        <w:t>：⚠️ 第 1 堂背景畫與黏土小生物</w:t>
+      </w:r>
+      <w:r>
+        <w:rPr>
+          <w:b/>
+        </w:rPr>
+        <w:t>分開陰乾約一週</w:t>
+      </w:r>
+      <w:r>
+        <w:t>（黏土另放貼名字的盤）；第 2 堂上色、組合、加泡泡海草。</w:t>
+      </w:r>
+    </w:p>
+    <w:p>
+      <w:pPr>
+        <w:pStyle w:val="ListBullet"/>
+      </w:pPr>
+      <w:r>
+        <w:rPr>
+          <w:b/>
+        </w:rPr>
+        <w:t>回家對話小卡</w:t>
+      </w:r>
+      <w:r>
+        <w:t>：「你最想保護海裡的哪一個朋友？這一週和家人一起做一件環保小事（自帶水壺、不用吸管）。」</w:t>
+      </w:r>
+    </w:p>
+    <w:p>
+      <w:pPr>
+        <w:pStyle w:val="ListBullet"/>
+      </w:pPr>
+      <w:r>
+        <w:rPr>
+          <w:b/>
+        </w:rPr>
+        <w:t>延伸</w:t>
+      </w:r>
+      <w:r>
+        <w:t>：可結合班級「減塑週」行動，把藝術連到真實生活的責任。</w:t>
+      </w:r>
+    </w:p>
+    <w:p>
+      <w:pPr>
+        <w:jc w:val="center"/>
+      </w:pPr>
+      <w:r>
+        <w:rPr>
+          <w:color w:val="AAAAAA"/>
+        </w:rPr>
+        <w:t>──────────────────────────────</w:t>
+      </w:r>
+    </w:p>
+    <w:p>
+      <w:pPr>
+        <w:pStyle w:val="Heading2"/>
+      </w:pPr>
+      <w:r>
+        <w:rPr>
+          <w:rFonts w:eastAsia="微軟正黑體"/>
+        </w:rPr>
+        <w:t>🦋 作品 7｜毛毛蟲變蝴蝶（拼貼＋押花翅膀｜混媒）</w:t>
+      </w:r>
+    </w:p>
+    <w:p>
+      <w:r>
+        <w:rPr>
+          <w:b/>
+        </w:rPr>
+        <w:t>週次 W13–W14｜媒材：拼貼＋押花（混媒）｜生命主軸：人與生命</w:t>
+      </w:r>
+    </w:p>
+    <w:p>
+      <w:pPr>
+        <w:pStyle w:val="Heading4"/>
+      </w:pPr>
+      <w:r>
+        <w:rPr>
+          <w:rFonts w:eastAsia="微軟正黑體"/>
+        </w:rPr>
+        <w:t>🎒 學生作品範例（小一 ／ 小二）</w:t>
+      </w:r>
+    </w:p>
+    <w:p>
+      <w:r>
+        <w:rPr>
+          <w:b/>
+        </w:rPr>
+        <w:t>小一範例</w:t>
+      </w:r>
+      <w:r>
+        <w:t>——毛毛蟲、繭、蝴蝶三階段清楚呈現，蝴蝶翅膀用押花對稱拼貼。</w:t>
+      </w:r>
+    </w:p>
+    <w:p>
+      <w:r>
+        <w:rPr>
+          <w:b/>
+        </w:rPr>
+        <w:t>小二範例</w:t>
+      </w:r>
+      <w:r>
+        <w:t>——花園裡的蛻變故事，加入更多花草，畫面更豐富、層次更美麗。</w:t>
+      </w:r>
+    </w:p>
+    <w:p>
+      <w:pPr>
+        <w:jc w:val="center"/>
+      </w:pPr>
+      <w:r>
+        <w:drawing>
+          <wp:inline xmlns:a="http://schemas.openxmlformats.org/drawingml/2006/main" xmlns:pic="http://schemas.openxmlformats.org/drawingml/2006/picture">
+            <wp:extent cx="5760000" cy="3840000"/>
+            <wp:docPr id="7" name="Picture 7"/>
+            <wp:cNvGraphicFramePr>
+              <a:graphicFrameLocks noChangeAspect="1"/>
+            </wp:cNvGraphicFramePr>
+            <a:graphic>
+              <a:graphicData uri="http://schemas.openxmlformats.org/drawingml/2006/picture">
+                <pic:pic>
+                  <pic:nvPicPr>
+                    <pic:cNvPr id="0" name="work-07-compare.jpg"/>
+                    <pic:cNvPicPr/>
+                  </pic:nvPicPr>
+                  <pic:blipFill>
+                    <a:blip r:embed="rId15"/>
+                    <a:stretch>
+                      <a:fillRect/>
+                    </a:stretch>
+                  </pic:blipFill>
+                  <pic:spPr>
+                    <a:xfrm>
+                      <a:off x="0" y="0"/>
+                      <a:ext cx="5760000" cy="3840000"/>
+                    </a:xfrm>
+                    <a:prstGeom prst="rect"/>
+                  </pic:spPr>
+                </pic:pic>
+              </a:graphicData>
+            </a:graphic>
+          </wp:inline>
+        </w:drawing>
+      </w:r>
+    </w:p>
+    <w:p/>
+    <w:p>
+      <w:pPr>
+        <w:pStyle w:val="Heading3"/>
+      </w:pPr>
+      <w:r>
+        <w:rPr>
+          <w:rFonts w:eastAsia="微軟正黑體"/>
+        </w:rPr>
+        <w:t>生命連結</w:t>
+      </w:r>
+    </w:p>
+    <w:p>
+      <w:r>
+        <w:rPr>
+          <w:b/>
+        </w:rPr>
         <w:t>【成長蛻變・勇氣・希望】</w:t>
       </w:r>
       <w:r>
@@ -7556,7 +7556,7 @@
                     <pic:cNvPicPr/>
                   </pic:nvPicPr>
                   <pic:blipFill>
-                    <a:blip r:embed="rId15"/>
+                    <a:blip r:embed="rId16"/>
                     <a:stretch>
                       <a:fillRect/>
                     </a:stretch>

--- a/2026兒童才藝講師培訓講義.docx
+++ b/2026兒童才藝講師培訓講義.docx
@@ -105,6 +105,7 @@
     <w:p>
       <w:pPr>
         <w:pStyle w:val="Heading1"/>
+        <w:keepNext/>
       </w:pPr>
       <w:r>
         <w:rPr>
@@ -178,6 +179,7 @@
     <w:p>
       <w:pPr>
         <w:pStyle w:val="Heading2"/>
+        <w:keepNext/>
       </w:pPr>
       <w:r>
         <w:rPr>
@@ -189,6 +191,7 @@
     <w:p>
       <w:pPr>
         <w:pStyle w:val="Heading3"/>
+        <w:keepNext/>
       </w:pPr>
       <w:r>
         <w:rPr>
@@ -234,6 +237,7 @@
     <w:p>
       <w:pPr>
         <w:pStyle w:val="Heading3"/>
+        <w:keepNext/>
       </w:pPr>
       <w:r>
         <w:rPr>
@@ -254,6 +258,9 @@
         <w:gridCol w:w="2880"/>
       </w:tblGrid>
       <w:tr>
+        <w:trPr>
+          <w:cantSplit/>
+        </w:trPr>
         <w:tc>
           <w:tcPr>
             <w:tcW w:type="dxa" w:w="2880"/>
@@ -295,6 +302,9 @@
         </w:tc>
       </w:tr>
       <w:tr>
+        <w:trPr>
+          <w:cantSplit/>
+        </w:trPr>
         <w:tc>
           <w:tcPr>
             <w:tcW w:type="dxa" w:w="2880"/>
@@ -330,6 +340,9 @@
         </w:tc>
       </w:tr>
       <w:tr>
+        <w:trPr>
+          <w:cantSplit/>
+        </w:trPr>
         <w:tc>
           <w:tcPr>
             <w:tcW w:type="dxa" w:w="2880"/>
@@ -365,6 +378,9 @@
         </w:tc>
       </w:tr>
       <w:tr>
+        <w:trPr>
+          <w:cantSplit/>
+        </w:trPr>
         <w:tc>
           <w:tcPr>
             <w:tcW w:type="dxa" w:w="2880"/>
@@ -404,6 +420,7 @@
     <w:p>
       <w:pPr>
         <w:pStyle w:val="Heading3"/>
+        <w:keepNext/>
       </w:pPr>
       <w:r>
         <w:rPr>
@@ -450,6 +467,7 @@
     <w:p>
       <w:pPr>
         <w:pStyle w:val="Heading2"/>
+        <w:keepNext/>
       </w:pPr>
       <w:r>
         <w:rPr>
@@ -466,6 +484,7 @@
     <w:p>
       <w:pPr>
         <w:pStyle w:val="Heading3"/>
+        <w:keepNext/>
       </w:pPr>
       <w:r>
         <w:rPr>
@@ -502,6 +521,7 @@
     <w:p>
       <w:pPr>
         <w:pStyle w:val="Heading3"/>
+        <w:keepNext/>
       </w:pPr>
       <w:r>
         <w:rPr>
@@ -544,6 +564,7 @@
     <w:p>
       <w:pPr>
         <w:pStyle w:val="Heading3"/>
+        <w:keepNext/>
       </w:pPr>
       <w:r>
         <w:rPr>
@@ -589,6 +610,7 @@
     <w:p>
       <w:pPr>
         <w:pStyle w:val="Heading3"/>
+        <w:keepNext/>
       </w:pPr>
       <w:r>
         <w:rPr>
@@ -641,6 +663,7 @@
     <w:p>
       <w:pPr>
         <w:pStyle w:val="Heading2"/>
+        <w:keepNext/>
       </w:pPr>
       <w:r>
         <w:rPr>
@@ -652,6 +675,7 @@
     <w:p>
       <w:pPr>
         <w:pStyle w:val="Heading3"/>
+        <w:keepNext/>
       </w:pPr>
       <w:r>
         <w:rPr>
@@ -693,6 +717,7 @@
     <w:p>
       <w:pPr>
         <w:pStyle w:val="Heading3"/>
+        <w:keepNext/>
       </w:pPr>
       <w:r>
         <w:rPr>
@@ -743,6 +768,7 @@
     <w:p>
       <w:pPr>
         <w:pStyle w:val="Heading3"/>
+        <w:keepNext/>
       </w:pPr>
       <w:r>
         <w:rPr>
@@ -779,6 +805,7 @@
     <w:p>
       <w:pPr>
         <w:pStyle w:val="Heading2"/>
+        <w:keepNext/>
       </w:pPr>
       <w:r>
         <w:rPr>
@@ -795,6 +822,7 @@
     <w:p>
       <w:pPr>
         <w:pStyle w:val="Heading3"/>
+        <w:keepNext/>
       </w:pPr>
       <w:r>
         <w:rPr>
@@ -815,6 +843,9 @@
         <w:gridCol w:w="2880"/>
       </w:tblGrid>
       <w:tr>
+        <w:trPr>
+          <w:cantSplit/>
+        </w:trPr>
         <w:tc>
           <w:tcPr>
             <w:tcW w:type="dxa" w:w="2880"/>
@@ -856,6 +887,9 @@
         </w:tc>
       </w:tr>
       <w:tr>
+        <w:trPr>
+          <w:cantSplit/>
+        </w:trPr>
         <w:tc>
           <w:tcPr>
             <w:tcW w:type="dxa" w:w="2880"/>
@@ -891,6 +925,9 @@
         </w:tc>
       </w:tr>
       <w:tr>
+        <w:trPr>
+          <w:cantSplit/>
+        </w:trPr>
         <w:tc>
           <w:tcPr>
             <w:tcW w:type="dxa" w:w="2880"/>
@@ -926,6 +963,9 @@
         </w:tc>
       </w:tr>
       <w:tr>
+        <w:trPr>
+          <w:cantSplit/>
+        </w:trPr>
         <w:tc>
           <w:tcPr>
             <w:tcW w:type="dxa" w:w="2880"/>
@@ -961,6 +1001,9 @@
         </w:tc>
       </w:tr>
       <w:tr>
+        <w:trPr>
+          <w:cantSplit/>
+        </w:trPr>
         <w:tc>
           <w:tcPr>
             <w:tcW w:type="dxa" w:w="2880"/>
@@ -1000,6 +1043,7 @@
     <w:p>
       <w:pPr>
         <w:pStyle w:val="Heading3"/>
+        <w:keepNext/>
       </w:pPr>
       <w:r>
         <w:rPr>
@@ -1053,6 +1097,7 @@
     <w:p>
       <w:pPr>
         <w:pStyle w:val="Heading3"/>
+        <w:keepNext/>
       </w:pPr>
       <w:r>
         <w:rPr>
@@ -1103,6 +1148,7 @@
     <w:p>
       <w:pPr>
         <w:pStyle w:val="Heading2"/>
+        <w:keepNext/>
       </w:pPr>
       <w:r>
         <w:rPr>
@@ -1114,6 +1160,7 @@
     <w:p>
       <w:pPr>
         <w:pStyle w:val="Heading3"/>
+        <w:keepNext/>
       </w:pPr>
       <w:r>
         <w:rPr>
@@ -1204,6 +1251,7 @@
     <w:p>
       <w:pPr>
         <w:pStyle w:val="Heading3"/>
+        <w:keepNext/>
       </w:pPr>
       <w:r>
         <w:rPr>
@@ -1223,7 +1271,7 @@
         <w:t>媒材</w:t>
       </w:r>
       <w:r>
-        <w:t>：蠟筆（好上手）＋廣告顏料／水彩（玩色彩）。</w:t>
+        <w:t>：蠟筆（好上手）＋壓克力顏料（玩色彩）。</w:t>
       </w:r>
     </w:p>
     <w:p>
@@ -1271,6 +1319,7 @@
     <w:p>
       <w:pPr>
         <w:pStyle w:val="Heading3"/>
+        <w:keepNext/>
       </w:pPr>
       <w:r>
         <w:rPr>
@@ -1313,7 +1362,7 @@
         <w:t>技法</w:t>
       </w:r>
       <w:r>
-        <w:t>：用鑷子或棉花棒沾膠，輕點輕放；護貝／冷裱保護成品。</w:t>
+        <w:t>：用鑷子或棉花棒沾膠，輕點輕放；護貝保護成品。</w:t>
       </w:r>
     </w:p>
     <w:p>
@@ -1347,6 +1396,7 @@
     <w:p>
       <w:pPr>
         <w:pStyle w:val="Heading3"/>
+        <w:keepNext/>
       </w:pPr>
       <w:r>
         <w:rPr>
@@ -1389,7 +1439,7 @@
         <w:t>常見問題</w:t>
       </w:r>
       <w:r>
-        <w:t>：習慣剪刀的孩子怕「撕破」（把破口轉成創意）、不願把作品「接給別人」（合作前先約定不批評）。</w:t>
+        <w:t>：習慣剪刀的孩子怕「撕破」（把破口轉成創意）。</w:t>
       </w:r>
     </w:p>
     <w:p>
@@ -1420,6 +1470,7 @@
     <w:p>
       <w:pPr>
         <w:pStyle w:val="Heading2"/>
+        <w:keepNext/>
       </w:pPr>
       <w:r>
         <w:rPr>
@@ -1431,6 +1482,7 @@
     <w:p>
       <w:pPr>
         <w:pStyle w:val="Heading3"/>
+        <w:keepNext/>
       </w:pPr>
       <w:r>
         <w:rPr>
@@ -1451,6 +1503,9 @@
         <w:gridCol w:w="2880"/>
       </w:tblGrid>
       <w:tr>
+        <w:trPr>
+          <w:cantSplit/>
+        </w:trPr>
         <w:tc>
           <w:tcPr>
             <w:tcW w:type="dxa" w:w="2880"/>
@@ -1492,6 +1547,9 @@
         </w:tc>
       </w:tr>
       <w:tr>
+        <w:trPr>
+          <w:cantSplit/>
+        </w:trPr>
         <w:tc>
           <w:tcPr>
             <w:tcW w:type="dxa" w:w="2880"/>
@@ -1524,6 +1582,9 @@
         </w:tc>
       </w:tr>
       <w:tr>
+        <w:trPr>
+          <w:cantSplit/>
+        </w:trPr>
         <w:tc>
           <w:tcPr>
             <w:tcW w:type="dxa" w:w="2880"/>
@@ -1556,6 +1617,9 @@
         </w:tc>
       </w:tr>
       <w:tr>
+        <w:trPr>
+          <w:cantSplit/>
+        </w:trPr>
         <w:tc>
           <w:tcPr>
             <w:tcW w:type="dxa" w:w="2880"/>
@@ -1582,12 +1646,15 @@
           </w:tcPr>
           <w:p>
             <w:r>
-              <w:t>動手做，中間穿插一次伸展</w:t>
+              <w:t>動手做</w:t>
             </w:r>
           </w:p>
         </w:tc>
       </w:tr>
       <w:tr>
+        <w:trPr>
+          <w:cantSplit/>
+        </w:trPr>
         <w:tc>
           <w:tcPr>
             <w:tcW w:type="dxa" w:w="2880"/>
@@ -1620,6 +1687,9 @@
         </w:tc>
       </w:tr>
       <w:tr>
+        <w:trPr>
+          <w:cantSplit/>
+        </w:trPr>
         <w:tc>
           <w:tcPr>
             <w:tcW w:type="dxa" w:w="2880"/>
@@ -1670,6 +1740,7 @@
     <w:p>
       <w:pPr>
         <w:pStyle w:val="Heading3"/>
+        <w:keepNext/>
       </w:pPr>
       <w:r>
         <w:rPr>
@@ -1697,6 +1768,7 @@
     <w:p>
       <w:pPr>
         <w:pStyle w:val="Heading3"/>
+        <w:keepNext/>
       </w:pPr>
       <w:r>
         <w:rPr>
@@ -1750,6 +1822,7 @@
     <w:p>
       <w:pPr>
         <w:pStyle w:val="Heading2"/>
+        <w:keepNext/>
       </w:pPr>
       <w:r>
         <w:rPr>
@@ -1761,6 +1834,7 @@
     <w:p>
       <w:pPr>
         <w:pStyle w:val="Heading3"/>
+        <w:keepNext/>
       </w:pPr>
       <w:r>
         <w:rPr>
@@ -1780,6 +1854,9 @@
         <w:gridCol w:w="4320"/>
       </w:tblGrid>
       <w:tr>
+        <w:trPr>
+          <w:cantSplit/>
+        </w:trPr>
         <w:tc>
           <w:tcPr>
             <w:tcW w:type="dxa" w:w="4320"/>
@@ -1808,6 +1885,9 @@
         </w:tc>
       </w:tr>
       <w:tr>
+        <w:trPr>
+          <w:cantSplit/>
+        </w:trPr>
         <w:tc>
           <w:tcPr>
             <w:tcW w:type="dxa" w:w="4320"/>
@@ -1830,6 +1910,9 @@
         </w:tc>
       </w:tr>
       <w:tr>
+        <w:trPr>
+          <w:cantSplit/>
+        </w:trPr>
         <w:tc>
           <w:tcPr>
             <w:tcW w:type="dxa" w:w="4320"/>
@@ -1852,6 +1935,9 @@
         </w:tc>
       </w:tr>
       <w:tr>
+        <w:trPr>
+          <w:cantSplit/>
+        </w:trPr>
         <w:tc>
           <w:tcPr>
             <w:tcW w:type="dxa" w:w="4320"/>
@@ -1878,6 +1964,7 @@
     <w:p>
       <w:pPr>
         <w:pStyle w:val="Heading3"/>
+        <w:keepNext/>
       </w:pPr>
       <w:r>
         <w:rPr>
@@ -1945,6 +2032,7 @@
     <w:p>
       <w:pPr>
         <w:pStyle w:val="Heading3"/>
+        <w:keepNext/>
       </w:pPr>
       <w:r>
         <w:rPr>
@@ -1999,6 +2087,7 @@
     <w:p>
       <w:pPr>
         <w:pStyle w:val="Heading2"/>
+        <w:keepNext/>
       </w:pPr>
       <w:r>
         <w:rPr>
@@ -2010,6 +2099,7 @@
     <w:p>
       <w:pPr>
         <w:pStyle w:val="Heading3"/>
+        <w:keepNext/>
       </w:pPr>
       <w:r>
         <w:rPr>
@@ -2063,6 +2153,7 @@
     <w:p>
       <w:pPr>
         <w:pStyle w:val="Heading3"/>
+        <w:keepNext/>
       </w:pPr>
       <w:r>
         <w:rPr>
@@ -2083,6 +2174,9 @@
         <w:gridCol w:w="2880"/>
       </w:tblGrid>
       <w:tr>
+        <w:trPr>
+          <w:cantSplit/>
+        </w:trPr>
         <w:tc>
           <w:tcPr>
             <w:tcW w:type="dxa" w:w="2880"/>
@@ -2124,6 +2218,9 @@
         </w:tc>
       </w:tr>
       <w:tr>
+        <w:trPr>
+          <w:cantSplit/>
+        </w:trPr>
         <w:tc>
           <w:tcPr>
             <w:tcW w:type="dxa" w:w="2880"/>
@@ -2156,6 +2253,9 @@
         </w:tc>
       </w:tr>
       <w:tr>
+        <w:trPr>
+          <w:cantSplit/>
+        </w:trPr>
         <w:tc>
           <w:tcPr>
             <w:tcW w:type="dxa" w:w="2880"/>
@@ -2188,6 +2288,9 @@
         </w:tc>
       </w:tr>
       <w:tr>
+        <w:trPr>
+          <w:cantSplit/>
+        </w:trPr>
         <w:tc>
           <w:tcPr>
             <w:tcW w:type="dxa" w:w="2880"/>
@@ -2220,6 +2323,9 @@
         </w:tc>
       </w:tr>
       <w:tr>
+        <w:trPr>
+          <w:cantSplit/>
+        </w:trPr>
         <w:tc>
           <w:tcPr>
             <w:tcW w:type="dxa" w:w="2880"/>
@@ -2252,6 +2358,9 @@
         </w:tc>
       </w:tr>
       <w:tr>
+        <w:trPr>
+          <w:cantSplit/>
+        </w:trPr>
         <w:tc>
           <w:tcPr>
             <w:tcW w:type="dxa" w:w="2880"/>
@@ -2284,6 +2393,9 @@
         </w:tc>
       </w:tr>
       <w:tr>
+        <w:trPr>
+          <w:cantSplit/>
+        </w:trPr>
         <w:tc>
           <w:tcPr>
             <w:tcW w:type="dxa" w:w="2880"/>
@@ -2320,6 +2432,7 @@
     <w:p>
       <w:pPr>
         <w:pStyle w:val="Heading3"/>
+        <w:keepNext/>
       </w:pPr>
       <w:r>
         <w:rPr>
@@ -2359,6 +2472,7 @@
     <w:p>
       <w:pPr>
         <w:pStyle w:val="Heading2"/>
+        <w:keepNext/>
       </w:pPr>
       <w:r>
         <w:rPr>
@@ -2473,6 +2587,7 @@
     <w:p>
       <w:pPr>
         <w:pStyle w:val="Heading2"/>
+        <w:keepNext/>
       </w:pPr>
       <w:r>
         <w:rPr>
@@ -2484,6 +2599,7 @@
     <w:p>
       <w:pPr>
         <w:pStyle w:val="Heading3"/>
+        <w:keepNext/>
       </w:pPr>
       <w:r>
         <w:rPr>
@@ -2520,6 +2636,7 @@
     <w:p>
       <w:pPr>
         <w:pStyle w:val="Heading3"/>
+        <w:keepNext/>
       </w:pPr>
       <w:r>
         <w:rPr>
@@ -2539,6 +2656,9 @@
         <w:gridCol w:w="4320"/>
       </w:tblGrid>
       <w:tr>
+        <w:trPr>
+          <w:cantSplit/>
+        </w:trPr>
         <w:tc>
           <w:tcPr>
             <w:tcW w:type="dxa" w:w="4320"/>
@@ -2567,6 +2687,9 @@
         </w:tc>
       </w:tr>
       <w:tr>
+        <w:trPr>
+          <w:cantSplit/>
+        </w:trPr>
         <w:tc>
           <w:tcPr>
             <w:tcW w:type="dxa" w:w="4320"/>
@@ -2589,6 +2712,9 @@
         </w:tc>
       </w:tr>
       <w:tr>
+        <w:trPr>
+          <w:cantSplit/>
+        </w:trPr>
         <w:tc>
           <w:tcPr>
             <w:tcW w:type="dxa" w:w="4320"/>
@@ -2611,6 +2737,9 @@
         </w:tc>
       </w:tr>
       <w:tr>
+        <w:trPr>
+          <w:cantSplit/>
+        </w:trPr>
         <w:tc>
           <w:tcPr>
             <w:tcW w:type="dxa" w:w="4320"/>
@@ -2633,6 +2762,9 @@
         </w:tc>
       </w:tr>
       <w:tr>
+        <w:trPr>
+          <w:cantSplit/>
+        </w:trPr>
         <w:tc>
           <w:tcPr>
             <w:tcW w:type="dxa" w:w="4320"/>
@@ -2659,6 +2791,7 @@
     <w:p>
       <w:pPr>
         <w:pStyle w:val="Heading3"/>
+        <w:keepNext/>
       </w:pPr>
       <w:r>
         <w:rPr>
@@ -2706,6 +2839,7 @@
     <w:p>
       <w:pPr>
         <w:pStyle w:val="Heading2"/>
+        <w:keepNext/>
       </w:pPr>
       <w:r>
         <w:rPr>
@@ -2779,6 +2913,7 @@
     <w:p>
       <w:pPr>
         <w:pStyle w:val="Heading2"/>
+        <w:keepNext/>
       </w:pPr>
       <w:r>
         <w:rPr>
@@ -2790,6 +2925,7 @@
     <w:p>
       <w:pPr>
         <w:pStyle w:val="Heading3"/>
+        <w:keepNext/>
       </w:pPr>
       <w:r>
         <w:rPr>
@@ -2835,6 +2971,7 @@
     <w:p>
       <w:pPr>
         <w:pStyle w:val="Heading3"/>
+        <w:keepNext/>
       </w:pPr>
       <w:r>
         <w:rPr>
@@ -2855,6 +2992,9 @@
         <w:gridCol w:w="2880"/>
       </w:tblGrid>
       <w:tr>
+        <w:trPr>
+          <w:cantSplit/>
+        </w:trPr>
         <w:tc>
           <w:tcPr>
             <w:tcW w:type="dxa" w:w="2880"/>
@@ -2896,6 +3036,9 @@
         </w:tc>
       </w:tr>
       <w:tr>
+        <w:trPr>
+          <w:cantSplit/>
+        </w:trPr>
         <w:tc>
           <w:tcPr>
             <w:tcW w:type="dxa" w:w="2880"/>
@@ -2928,6 +3071,9 @@
         </w:tc>
       </w:tr>
       <w:tr>
+        <w:trPr>
+          <w:cantSplit/>
+        </w:trPr>
         <w:tc>
           <w:tcPr>
             <w:tcW w:type="dxa" w:w="2880"/>
@@ -2960,6 +3106,9 @@
         </w:tc>
       </w:tr>
       <w:tr>
+        <w:trPr>
+          <w:cantSplit/>
+        </w:trPr>
         <w:tc>
           <w:tcPr>
             <w:tcW w:type="dxa" w:w="2880"/>
@@ -2992,6 +3141,9 @@
         </w:tc>
       </w:tr>
       <w:tr>
+        <w:trPr>
+          <w:cantSplit/>
+        </w:trPr>
         <w:tc>
           <w:tcPr>
             <w:tcW w:type="dxa" w:w="2880"/>
@@ -3024,6 +3176,9 @@
         </w:tc>
       </w:tr>
       <w:tr>
+        <w:trPr>
+          <w:cantSplit/>
+        </w:trPr>
         <w:tc>
           <w:tcPr>
             <w:tcW w:type="dxa" w:w="2880"/>
@@ -3056,6 +3211,9 @@
         </w:tc>
       </w:tr>
       <w:tr>
+        <w:trPr>
+          <w:cantSplit/>
+        </w:trPr>
         <w:tc>
           <w:tcPr>
             <w:tcW w:type="dxa" w:w="2880"/>
@@ -3088,6 +3246,9 @@
         </w:tc>
       </w:tr>
       <w:tr>
+        <w:trPr>
+          <w:cantSplit/>
+        </w:trPr>
         <w:tc>
           <w:tcPr>
             <w:tcW w:type="dxa" w:w="2880"/>
@@ -3120,6 +3281,9 @@
         </w:tc>
       </w:tr>
       <w:tr>
+        <w:trPr>
+          <w:cantSplit/>
+        </w:trPr>
         <w:tc>
           <w:tcPr>
             <w:tcW w:type="dxa" w:w="2880"/>
@@ -3167,6 +3331,7 @@
     <w:p>
       <w:pPr>
         <w:pStyle w:val="Heading2"/>
+        <w:keepNext/>
       </w:pPr>
       <w:r>
         <w:rPr>
@@ -3236,7 +3401,7 @@
         <w:pStyle w:val="ListBullet"/>
       </w:pPr>
       <w:r>
-        <w:t>[ ] 流程寫上白板</w:t>
+        <w:t>[ ] 流程設計在 PPT，上課時播放解說</w:t>
       </w:r>
     </w:p>
     <w:p>
@@ -3301,6 +3466,7 @@
     <w:p>
       <w:pPr>
         <w:pStyle w:val="Heading2"/>
+        <w:keepNext/>
       </w:pPr>
       <w:r>
         <w:rPr>
@@ -3387,6 +3553,7 @@
     <w:p>
       <w:pPr>
         <w:pStyle w:val="Heading1"/>
+        <w:keepNext/>
       </w:pPr>
       <w:r>
         <w:rPr>
@@ -3488,6 +3655,7 @@
     <w:p>
       <w:pPr>
         <w:pStyle w:val="Heading2"/>
+        <w:keepNext/>
       </w:pPr>
       <w:r>
         <w:rPr>
@@ -3559,6 +3727,7 @@
     <w:p>
       <w:pPr>
         <w:pStyle w:val="Heading3"/>
+        <w:keepNext/>
       </w:pPr>
       <w:r>
         <w:rPr>
@@ -3623,6 +3792,7 @@
     <w:p>
       <w:pPr>
         <w:pStyle w:val="Heading2"/>
+        <w:keepNext/>
       </w:pPr>
       <w:r>
         <w:rPr>
@@ -3644,6 +3814,9 @@
         <w:gridCol w:w="2160"/>
       </w:tblGrid>
       <w:tr>
+        <w:trPr>
+          <w:cantSplit/>
+        </w:trPr>
         <w:tc>
           <w:tcPr>
             <w:tcW w:type="dxa" w:w="2160"/>
@@ -3698,6 +3871,9 @@
         </w:tc>
       </w:tr>
       <w:tr>
+        <w:trPr>
+          <w:cantSplit/>
+        </w:trPr>
         <w:tc>
           <w:tcPr>
             <w:tcW w:type="dxa" w:w="2160"/>
@@ -3746,6 +3922,9 @@
         </w:tc>
       </w:tr>
       <w:tr>
+        <w:trPr>
+          <w:cantSplit/>
+        </w:trPr>
         <w:tc>
           <w:tcPr>
             <w:tcW w:type="dxa" w:w="2160"/>
@@ -3794,6 +3973,9 @@
         </w:tc>
       </w:tr>
       <w:tr>
+        <w:trPr>
+          <w:cantSplit/>
+        </w:trPr>
         <w:tc>
           <w:tcPr>
             <w:tcW w:type="dxa" w:w="2160"/>
@@ -3842,6 +4024,9 @@
         </w:tc>
       </w:tr>
       <w:tr>
+        <w:trPr>
+          <w:cantSplit/>
+        </w:trPr>
         <w:tc>
           <w:tcPr>
             <w:tcW w:type="dxa" w:w="2160"/>
@@ -3905,6 +4090,7 @@
     <w:p>
       <w:pPr>
         <w:pStyle w:val="Heading2"/>
+        <w:keepNext/>
       </w:pPr>
       <w:r>
         <w:rPr>
@@ -3927,6 +4113,9 @@
         <w:gridCol w:w="1728"/>
       </w:tblGrid>
       <w:tr>
+        <w:trPr>
+          <w:cantSplit/>
+        </w:trPr>
         <w:tc>
           <w:tcPr>
             <w:tcW w:type="dxa" w:w="1728"/>
@@ -3994,6 +4183,9 @@
         </w:tc>
       </w:tr>
       <w:tr>
+        <w:trPr>
+          <w:cantSplit/>
+        </w:trPr>
         <w:tc>
           <w:tcPr>
             <w:tcW w:type="dxa" w:w="1728"/>
@@ -4049,6 +4241,9 @@
         </w:tc>
       </w:tr>
       <w:tr>
+        <w:trPr>
+          <w:cantSplit/>
+        </w:trPr>
         <w:tc>
           <w:tcPr>
             <w:tcW w:type="dxa" w:w="1728"/>
@@ -4104,6 +4299,9 @@
         </w:tc>
       </w:tr>
       <w:tr>
+        <w:trPr>
+          <w:cantSplit/>
+        </w:trPr>
         <w:tc>
           <w:tcPr>
             <w:tcW w:type="dxa" w:w="1728"/>
@@ -4159,6 +4357,9 @@
         </w:tc>
       </w:tr>
       <w:tr>
+        <w:trPr>
+          <w:cantSplit/>
+        </w:trPr>
         <w:tc>
           <w:tcPr>
             <w:tcW w:type="dxa" w:w="1728"/>
@@ -4214,6 +4415,9 @@
         </w:tc>
       </w:tr>
       <w:tr>
+        <w:trPr>
+          <w:cantSplit/>
+        </w:trPr>
         <w:tc>
           <w:tcPr>
             <w:tcW w:type="dxa" w:w="1728"/>
@@ -4269,6 +4473,9 @@
         </w:tc>
       </w:tr>
       <w:tr>
+        <w:trPr>
+          <w:cantSplit/>
+        </w:trPr>
         <w:tc>
           <w:tcPr>
             <w:tcW w:type="dxa" w:w="1728"/>
@@ -4324,6 +4531,9 @@
         </w:tc>
       </w:tr>
       <w:tr>
+        <w:trPr>
+          <w:cantSplit/>
+        </w:trPr>
         <w:tc>
           <w:tcPr>
             <w:tcW w:type="dxa" w:w="1728"/>
@@ -4379,6 +4589,9 @@
         </w:tc>
       </w:tr>
       <w:tr>
+        <w:trPr>
+          <w:cantSplit/>
+        </w:trPr>
         <w:tc>
           <w:tcPr>
             <w:tcW w:type="dxa" w:w="1728"/>
@@ -4466,6 +4679,7 @@
     <w:p>
       <w:pPr>
         <w:pStyle w:val="Heading2"/>
+        <w:keepNext/>
       </w:pPr>
       <w:r>
         <w:rPr>
@@ -4510,6 +4724,9 @@
         <w:gridCol w:w="2160"/>
       </w:tblGrid>
       <w:tr>
+        <w:trPr>
+          <w:cantSplit/>
+        </w:trPr>
         <w:tc>
           <w:tcPr>
             <w:tcW w:type="dxa" w:w="2160"/>
@@ -4564,6 +4781,9 @@
         </w:tc>
       </w:tr>
       <w:tr>
+        <w:trPr>
+          <w:cantSplit/>
+        </w:trPr>
         <w:tc>
           <w:tcPr>
             <w:tcW w:type="dxa" w:w="2160"/>
@@ -4609,6 +4829,9 @@
         </w:tc>
       </w:tr>
       <w:tr>
+        <w:trPr>
+          <w:cantSplit/>
+        </w:trPr>
         <w:tc>
           <w:tcPr>
             <w:tcW w:type="dxa" w:w="2160"/>
@@ -4654,6 +4877,9 @@
         </w:tc>
       </w:tr>
       <w:tr>
+        <w:trPr>
+          <w:cantSplit/>
+        </w:trPr>
         <w:tc>
           <w:tcPr>
             <w:tcW w:type="dxa" w:w="2160"/>
@@ -4699,6 +4925,9 @@
         </w:tc>
       </w:tr>
       <w:tr>
+        <w:trPr>
+          <w:cantSplit/>
+        </w:trPr>
         <w:tc>
           <w:tcPr>
             <w:tcW w:type="dxa" w:w="2160"/>
@@ -4744,6 +4973,9 @@
         </w:tc>
       </w:tr>
       <w:tr>
+        <w:trPr>
+          <w:cantSplit/>
+        </w:trPr>
         <w:tc>
           <w:tcPr>
             <w:tcW w:type="dxa" w:w="2160"/>
@@ -4840,6 +5072,7 @@
     <w:p>
       <w:pPr>
         <w:pStyle w:val="Heading1"/>
+        <w:keepNext/>
       </w:pPr>
       <w:r>
         <w:rPr>
@@ -4862,6 +5095,8 @@
     <w:p>
       <w:pPr>
         <w:pStyle w:val="Heading2"/>
+        <w:keepNext/>
+        <w:pageBreakBefore/>
       </w:pPr>
       <w:r>
         <w:rPr>
@@ -4875,12 +5110,13 @@
         <w:rPr>
           <w:b/>
         </w:rPr>
-        <w:t>週次 W1–W2｜媒材：兒童繪畫（蠟筆＋廣告顏料／水彩）｜生命主軸：人與自己</w:t>
+        <w:t>週次 W1–W2｜媒材：兒童繪畫（蠟筆＋壓克力顏料）｜生命主軸：人與自己</w:t>
       </w:r>
     </w:p>
     <w:p>
       <w:pPr>
         <w:pStyle w:val="Heading4"/>
+        <w:keepNext/>
       </w:pPr>
       <w:r>
         <w:rPr>
@@ -4954,6 +5190,7 @@
     <w:p>
       <w:pPr>
         <w:pStyle w:val="Heading3"/>
+        <w:keepNext/>
       </w:pPr>
       <w:r>
         <w:rPr>
@@ -4985,6 +5222,7 @@
     <w:p>
       <w:pPr>
         <w:pStyle w:val="Heading3"/>
+        <w:keepNext/>
       </w:pPr>
       <w:r>
         <w:rPr>
@@ -5052,6 +5290,7 @@
     <w:p>
       <w:pPr>
         <w:pStyle w:val="Heading3"/>
+        <w:keepNext/>
       </w:pPr>
       <w:r>
         <w:rPr>
@@ -5065,7 +5304,7 @@
         <w:pStyle w:val="ListBullet"/>
       </w:pPr>
       <w:r>
-        <w:t>用廣告顏料／白色點出星星、流星、光點，讓宇宙閃閃發亮。</w:t>
+        <w:t>用壓克力顏料／白色點出星星、流星、光點，讓宇宙閃閃發亮。</w:t>
       </w:r>
     </w:p>
     <w:p>
@@ -5079,6 +5318,7 @@
     <w:p>
       <w:pPr>
         <w:pStyle w:val="Heading3"/>
+        <w:keepNext/>
       </w:pPr>
       <w:r>
         <w:rPr>
@@ -5155,6 +5395,7 @@
     <w:p>
       <w:pPr>
         <w:pStyle w:val="Heading4"/>
+        <w:keepNext/>
       </w:pPr>
       <w:r>
         <w:rPr>
@@ -5174,7 +5415,7 @@
         <w:t>材料（每人）</w:t>
       </w:r>
       <w:r>
-        <w:t>：8 開水彩／圖畫紙 1、蠟筆 1 盒、廣告顏料（藍／紫／白為主）、水彩筆中小各 1、調色盤、洗筆筒、白色點點筆或牙刷（噴點星星）。</w:t>
+        <w:t>：8 開水彩／圖畫紙 1、蠟筆 1 盒、壓克力顏料（藍／紫／白為主）、水彩筆中小各 1、調色盤、洗筆筒、白色點點筆或牙刷（噴點星星）。</w:t>
       </w:r>
       <w:r>
         <w:rPr>
@@ -5237,6 +5478,8 @@
     <w:p>
       <w:pPr>
         <w:pStyle w:val="Heading2"/>
+        <w:keepNext/>
+        <w:pageBreakBefore/>
       </w:pPr>
       <w:r>
         <w:rPr>
@@ -5256,6 +5499,7 @@
     <w:p>
       <w:pPr>
         <w:pStyle w:val="Heading4"/>
+        <w:keepNext/>
       </w:pPr>
       <w:r>
         <w:rPr>
@@ -5329,6 +5573,7 @@
     <w:p>
       <w:pPr>
         <w:pStyle w:val="Heading3"/>
+        <w:keepNext/>
       </w:pPr>
       <w:r>
         <w:rPr>
@@ -5351,6 +5596,7 @@
     <w:p>
       <w:pPr>
         <w:pStyle w:val="Heading3"/>
+        <w:keepNext/>
       </w:pPr>
       <w:r>
         <w:rPr>
@@ -5418,6 +5664,7 @@
     <w:p>
       <w:pPr>
         <w:pStyle w:val="Heading3"/>
+        <w:keepNext/>
       </w:pPr>
       <w:r>
         <w:rPr>
@@ -5462,6 +5709,7 @@
     <w:p>
       <w:pPr>
         <w:pStyle w:val="Heading3"/>
+        <w:keepNext/>
       </w:pPr>
       <w:r>
         <w:rPr>
@@ -5538,6 +5786,7 @@
     <w:p>
       <w:pPr>
         <w:pStyle w:val="Heading4"/>
+        <w:keepNext/>
       </w:pPr>
       <w:r>
         <w:rPr>
@@ -5620,6 +5869,8 @@
     <w:p>
       <w:pPr>
         <w:pStyle w:val="Heading2"/>
+        <w:keepNext/>
+        <w:pageBreakBefore/>
       </w:pPr>
       <w:r>
         <w:rPr>
@@ -5639,6 +5890,7 @@
     <w:p>
       <w:pPr>
         <w:pStyle w:val="Heading4"/>
+        <w:keepNext/>
       </w:pPr>
       <w:r>
         <w:rPr>
@@ -5712,6 +5964,7 @@
     <w:p>
       <w:pPr>
         <w:pStyle w:val="Heading3"/>
+        <w:keepNext/>
       </w:pPr>
       <w:r>
         <w:rPr>
@@ -5734,6 +5987,7 @@
     <w:p>
       <w:pPr>
         <w:pStyle w:val="Heading3"/>
+        <w:keepNext/>
       </w:pPr>
       <w:r>
         <w:rPr>
@@ -5801,6 +6055,7 @@
     <w:p>
       <w:pPr>
         <w:pStyle w:val="Heading3"/>
+        <w:keepNext/>
       </w:pPr>
       <w:r>
         <w:rPr>
@@ -5837,6 +6092,7 @@
     <w:p>
       <w:pPr>
         <w:pStyle w:val="Heading3"/>
+        <w:keepNext/>
       </w:pPr>
       <w:r>
         <w:rPr>
@@ -5904,6 +6160,7 @@
     <w:p>
       <w:pPr>
         <w:pStyle w:val="Heading4"/>
+        <w:keepNext/>
       </w:pPr>
       <w:r>
         <w:rPr>
@@ -5986,6 +6243,8 @@
     <w:p>
       <w:pPr>
         <w:pStyle w:val="Heading2"/>
+        <w:keepNext/>
+        <w:pageBreakBefore/>
       </w:pPr>
       <w:r>
         <w:rPr>
@@ -6005,6 +6264,7 @@
     <w:p>
       <w:pPr>
         <w:pStyle w:val="Heading4"/>
+        <w:keepNext/>
       </w:pPr>
       <w:r>
         <w:rPr>
@@ -6078,6 +6338,7 @@
     <w:p>
       <w:pPr>
         <w:pStyle w:val="Heading3"/>
+        <w:keepNext/>
       </w:pPr>
       <w:r>
         <w:rPr>
@@ -6100,6 +6361,7 @@
     <w:p>
       <w:pPr>
         <w:pStyle w:val="Heading3"/>
+        <w:keepNext/>
       </w:pPr>
       <w:r>
         <w:rPr>
@@ -6167,6 +6429,7 @@
     <w:p>
       <w:pPr>
         <w:pStyle w:val="Heading3"/>
+        <w:keepNext/>
       </w:pPr>
       <w:r>
         <w:rPr>
@@ -6203,6 +6466,7 @@
     <w:p>
       <w:pPr>
         <w:pStyle w:val="Heading3"/>
+        <w:keepNext/>
       </w:pPr>
       <w:r>
         <w:rPr>
@@ -6279,6 +6543,7 @@
     <w:p>
       <w:pPr>
         <w:pStyle w:val="Heading4"/>
+        <w:keepNext/>
       </w:pPr>
       <w:r>
         <w:rPr>
@@ -6361,6 +6626,8 @@
     <w:p>
       <w:pPr>
         <w:pStyle w:val="Heading2"/>
+        <w:keepNext/>
+        <w:pageBreakBefore/>
       </w:pPr>
       <w:r>
         <w:rPr>
@@ -6380,6 +6647,7 @@
     <w:p>
       <w:pPr>
         <w:pStyle w:val="Heading4"/>
+        <w:keepNext/>
       </w:pPr>
       <w:r>
         <w:rPr>
@@ -6453,6 +6721,7 @@
     <w:p>
       <w:pPr>
         <w:pStyle w:val="Heading3"/>
+        <w:keepNext/>
       </w:pPr>
       <w:r>
         <w:rPr>
@@ -6475,6 +6744,7 @@
     <w:p>
       <w:pPr>
         <w:pStyle w:val="Heading3"/>
+        <w:keepNext/>
       </w:pPr>
       <w:r>
         <w:rPr>
@@ -6542,6 +6812,7 @@
     <w:p>
       <w:pPr>
         <w:pStyle w:val="Heading3"/>
+        <w:keepNext/>
       </w:pPr>
       <w:r>
         <w:rPr>
@@ -6569,6 +6840,7 @@
     <w:p>
       <w:pPr>
         <w:pStyle w:val="Heading3"/>
+        <w:keepNext/>
       </w:pPr>
       <w:r>
         <w:rPr>
@@ -6645,6 +6917,7 @@
     <w:p>
       <w:pPr>
         <w:pStyle w:val="Heading4"/>
+        <w:keepNext/>
       </w:pPr>
       <w:r>
         <w:rPr>
@@ -6750,6 +7023,8 @@
     <w:p>
       <w:pPr>
         <w:pStyle w:val="Heading2"/>
+        <w:keepNext/>
+        <w:pageBreakBefore/>
       </w:pPr>
       <w:r>
         <w:rPr>
@@ -6769,6 +7044,7 @@
     <w:p>
       <w:pPr>
         <w:pStyle w:val="Heading4"/>
+        <w:keepNext/>
       </w:pPr>
       <w:r>
         <w:rPr>
@@ -6842,6 +7118,7 @@
     <w:p>
       <w:pPr>
         <w:pStyle w:val="Heading3"/>
+        <w:keepNext/>
       </w:pPr>
       <w:r>
         <w:rPr>
@@ -6864,6 +7141,7 @@
     <w:p>
       <w:pPr>
         <w:pStyle w:val="Heading3"/>
+        <w:keepNext/>
       </w:pPr>
       <w:r>
         <w:rPr>
@@ -6931,6 +7209,7 @@
     <w:p>
       <w:pPr>
         <w:pStyle w:val="Heading3"/>
+        <w:keepNext/>
       </w:pPr>
       <w:r>
         <w:rPr>
@@ -6958,6 +7237,7 @@
     <w:p>
       <w:pPr>
         <w:pStyle w:val="Heading3"/>
+        <w:keepNext/>
       </w:pPr>
       <w:r>
         <w:rPr>
@@ -7025,6 +7305,7 @@
     <w:p>
       <w:pPr>
         <w:pStyle w:val="Heading4"/>
+        <w:keepNext/>
       </w:pPr>
       <w:r>
         <w:rPr>
@@ -7121,6 +7402,8 @@
     <w:p>
       <w:pPr>
         <w:pStyle w:val="Heading2"/>
+        <w:keepNext/>
+        <w:pageBreakBefore/>
       </w:pPr>
       <w:r>
         <w:rPr>
@@ -7140,6 +7423,7 @@
     <w:p>
       <w:pPr>
         <w:pStyle w:val="Heading4"/>
+        <w:keepNext/>
       </w:pPr>
       <w:r>
         <w:rPr>
@@ -7213,6 +7497,7 @@
     <w:p>
       <w:pPr>
         <w:pStyle w:val="Heading3"/>
+        <w:keepNext/>
       </w:pPr>
       <w:r>
         <w:rPr>
@@ -7235,6 +7520,7 @@
     <w:p>
       <w:pPr>
         <w:pStyle w:val="Heading3"/>
+        <w:keepNext/>
       </w:pPr>
       <w:r>
         <w:rPr>
@@ -7302,6 +7588,7 @@
     <w:p>
       <w:pPr>
         <w:pStyle w:val="Heading3"/>
+        <w:keepNext/>
       </w:pPr>
       <w:r>
         <w:rPr>
@@ -7338,6 +7625,7 @@
     <w:p>
       <w:pPr>
         <w:pStyle w:val="Heading3"/>
+        <w:keepNext/>
       </w:pPr>
       <w:r>
         <w:rPr>
@@ -7405,6 +7693,7 @@
     <w:p>
       <w:pPr>
         <w:pStyle w:val="Heading4"/>
+        <w:keepNext/>
       </w:pPr>
       <w:r>
         <w:rPr>
@@ -7487,6 +7776,8 @@
     <w:p>
       <w:pPr>
         <w:pStyle w:val="Heading2"/>
+        <w:keepNext/>
+        <w:pageBreakBefore/>
       </w:pPr>
       <w:r>
         <w:rPr>
@@ -7506,6 +7797,7 @@
     <w:p>
       <w:pPr>
         <w:pStyle w:val="Heading4"/>
+        <w:keepNext/>
       </w:pPr>
       <w:r>
         <w:rPr>
@@ -7579,6 +7871,7 @@
     <w:p>
       <w:pPr>
         <w:pStyle w:val="Heading3"/>
+        <w:keepNext/>
       </w:pPr>
       <w:r>
         <w:rPr>
@@ -7610,6 +7903,7 @@
     <w:p>
       <w:pPr>
         <w:pStyle w:val="Heading3"/>
+        <w:keepNext/>
       </w:pPr>
       <w:r>
         <w:rPr>
@@ -7705,6 +7999,7 @@
     <w:p>
       <w:pPr>
         <w:pStyle w:val="Heading3"/>
+        <w:keepNext/>
       </w:pPr>
       <w:r>
         <w:rPr>
@@ -7758,6 +8053,7 @@
     <w:p>
       <w:pPr>
         <w:pStyle w:val="Heading3"/>
+        <w:keepNext/>
       </w:pPr>
       <w:r>
         <w:rPr>
@@ -7825,6 +8121,7 @@
     <w:p>
       <w:pPr>
         <w:pStyle w:val="Heading4"/>
+        <w:keepNext/>
       </w:pPr>
       <w:r>
         <w:rPr>
@@ -7921,6 +8218,7 @@
     <w:p>
       <w:pPr>
         <w:pStyle w:val="Heading2"/>
+        <w:keepNext/>
       </w:pPr>
       <w:r>
         <w:rPr>
@@ -7932,6 +8230,7 @@
     <w:p>
       <w:pPr>
         <w:pStyle w:val="Heading3"/>
+        <w:keepNext/>
       </w:pPr>
       <w:r>
         <w:rPr>
@@ -7985,6 +8284,7 @@
     <w:p>
       <w:pPr>
         <w:pStyle w:val="Heading3"/>
+        <w:keepNext/>
       </w:pPr>
       <w:r>
         <w:rPr>
@@ -8029,6 +8329,7 @@
     <w:p>
       <w:pPr>
         <w:pStyle w:val="Heading3"/>
+        <w:keepNext/>
       </w:pPr>
       <w:r>
         <w:rPr>
@@ -8065,6 +8366,7 @@
     <w:p>
       <w:pPr>
         <w:pStyle w:val="Heading3"/>
+        <w:keepNext/>
       </w:pPr>
       <w:r>
         <w:rPr>
@@ -8104,6 +8406,7 @@
     <w:p>
       <w:pPr>
         <w:pStyle w:val="Heading2"/>
+        <w:keepNext/>
       </w:pPr>
       <w:r>
         <w:rPr>
@@ -8123,6 +8426,9 @@
         <w:gridCol w:w="4320"/>
       </w:tblGrid>
       <w:tr>
+        <w:trPr>
+          <w:cantSplit/>
+        </w:trPr>
         <w:tc>
           <w:tcPr>
             <w:tcW w:type="dxa" w:w="4320"/>
@@ -8151,6 +8457,9 @@
         </w:tc>
       </w:tr>
       <w:tr>
+        <w:trPr>
+          <w:cantSplit/>
+        </w:trPr>
         <w:tc>
           <w:tcPr>
             <w:tcW w:type="dxa" w:w="4320"/>
@@ -8167,12 +8476,15 @@
           </w:tcPr>
           <w:p>
             <w:r>
-              <w:t>蠟筆、廣告顏料 / 水彩、水彩筆、調色盤、圖畫紙 / 厚卡紙、書籤卡</w:t>
+              <w:t>蠟筆、壓克力顏料 / 水彩、水彩筆、調色盤、圖畫紙 / 厚卡紙、書籤卡</w:t>
             </w:r>
           </w:p>
         </w:tc>
       </w:tr>
       <w:tr>
+        <w:trPr>
+          <w:cantSplit/>
+        </w:trPr>
         <w:tc>
           <w:tcPr>
             <w:tcW w:type="dxa" w:w="4320"/>
@@ -8195,6 +8507,9 @@
         </w:tc>
       </w:tr>
       <w:tr>
+        <w:trPr>
+          <w:cantSplit/>
+        </w:trPr>
         <w:tc>
           <w:tcPr>
             <w:tcW w:type="dxa" w:w="4320"/>
@@ -8217,6 +8532,9 @@
         </w:tc>
       </w:tr>
       <w:tr>
+        <w:trPr>
+          <w:cantSplit/>
+        </w:trPr>
         <w:tc>
           <w:tcPr>
             <w:tcW w:type="dxa" w:w="4320"/>
@@ -8239,6 +8557,9 @@
         </w:tc>
       </w:tr>
       <w:tr>
+        <w:trPr>
+          <w:cantSplit/>
+        </w:trPr>
         <w:tc>
           <w:tcPr>
             <w:tcW w:type="dxa" w:w="4320"/>
@@ -8261,6 +8582,9 @@
         </w:tc>
       </w:tr>
       <w:tr>
+        <w:trPr>
+          <w:cantSplit/>
+        </w:trPr>
         <w:tc>
           <w:tcPr>
             <w:tcW w:type="dxa" w:w="4320"/>
@@ -8298,6 +8622,7 @@
     <w:p>
       <w:pPr>
         <w:pStyle w:val="Heading2"/>
+        <w:keepNext/>
       </w:pPr>
       <w:r>
         <w:rPr>
@@ -8335,6 +8660,9 @@
         <w:gridCol w:w="2880"/>
       </w:tblGrid>
       <w:tr>
+        <w:trPr>
+          <w:cantSplit/>
+        </w:trPr>
         <w:tc>
           <w:tcPr>
             <w:tcW w:type="dxa" w:w="2880"/>
@@ -8376,6 +8704,9 @@
         </w:tc>
       </w:tr>
       <w:tr>
+        <w:trPr>
+          <w:cantSplit/>
+        </w:trPr>
         <w:tc>
           <w:tcPr>
             <w:tcW w:type="dxa" w:w="2880"/>
@@ -8411,6 +8742,9 @@
         </w:tc>
       </w:tr>
       <w:tr>
+        <w:trPr>
+          <w:cantSplit/>
+        </w:trPr>
         <w:tc>
           <w:tcPr>
             <w:tcW w:type="dxa" w:w="2880"/>
@@ -8443,6 +8777,9 @@
         </w:tc>
       </w:tr>
       <w:tr>
+        <w:trPr>
+          <w:cantSplit/>
+        </w:trPr>
         <w:tc>
           <w:tcPr>
             <w:tcW w:type="dxa" w:w="2880"/>
@@ -8475,6 +8812,9 @@
         </w:tc>
       </w:tr>
       <w:tr>
+        <w:trPr>
+          <w:cantSplit/>
+        </w:trPr>
         <w:tc>
           <w:tcPr>
             <w:tcW w:type="dxa" w:w="2880"/>
@@ -8507,6 +8847,9 @@
         </w:tc>
       </w:tr>
       <w:tr>
+        <w:trPr>
+          <w:cantSplit/>
+        </w:trPr>
         <w:tc>
           <w:tcPr>
             <w:tcW w:type="dxa" w:w="2880"/>
@@ -8539,6 +8882,9 @@
         </w:tc>
       </w:tr>
       <w:tr>
+        <w:trPr>
+          <w:cantSplit/>
+        </w:trPr>
         <w:tc>
           <w:tcPr>
             <w:tcW w:type="dxa" w:w="2880"/>
@@ -8571,6 +8917,9 @@
         </w:tc>
       </w:tr>
       <w:tr>
+        <w:trPr>
+          <w:cantSplit/>
+        </w:trPr>
         <w:tc>
           <w:tcPr>
             <w:tcW w:type="dxa" w:w="2880"/>
@@ -8603,6 +8952,9 @@
         </w:tc>
       </w:tr>
       <w:tr>
+        <w:trPr>
+          <w:cantSplit/>
+        </w:trPr>
         <w:tc>
           <w:tcPr>
             <w:tcW w:type="dxa" w:w="2880"/>
@@ -8635,6 +8987,9 @@
         </w:tc>
       </w:tr>
       <w:tr>
+        <w:trPr>
+          <w:cantSplit/>
+        </w:trPr>
         <w:tc>
           <w:tcPr>
             <w:tcW w:type="dxa" w:w="2880"/>
@@ -8667,6 +9022,9 @@
         </w:tc>
       </w:tr>
       <w:tr>
+        <w:trPr>
+          <w:cantSplit/>
+        </w:trPr>
         <w:tc>
           <w:tcPr>
             <w:tcW w:type="dxa" w:w="2880"/>
@@ -8699,6 +9057,9 @@
         </w:tc>
       </w:tr>
       <w:tr>
+        <w:trPr>
+          <w:cantSplit/>
+        </w:trPr>
         <w:tc>
           <w:tcPr>
             <w:tcW w:type="dxa" w:w="2880"/>
@@ -8731,6 +9092,9 @@
         </w:tc>
       </w:tr>
       <w:tr>
+        <w:trPr>
+          <w:cantSplit/>
+        </w:trPr>
         <w:tc>
           <w:tcPr>
             <w:tcW w:type="dxa" w:w="2880"/>
@@ -8763,6 +9127,9 @@
         </w:tc>
       </w:tr>
       <w:tr>
+        <w:trPr>
+          <w:cantSplit/>
+        </w:trPr>
         <w:tc>
           <w:tcPr>
             <w:tcW w:type="dxa" w:w="2880"/>
@@ -8795,6 +9162,9 @@
         </w:tc>
       </w:tr>
       <w:tr>
+        <w:trPr>
+          <w:cantSplit/>
+        </w:trPr>
         <w:tc>
           <w:tcPr>
             <w:tcW w:type="dxa" w:w="2880"/>
@@ -8827,6 +9197,9 @@
         </w:tc>
       </w:tr>
       <w:tr>
+        <w:trPr>
+          <w:cantSplit/>
+        </w:trPr>
         <w:tc>
           <w:tcPr>
             <w:tcW w:type="dxa" w:w="2880"/>
@@ -8859,6 +9232,9 @@
         </w:tc>
       </w:tr>
       <w:tr>
+        <w:trPr>
+          <w:cantSplit/>
+        </w:trPr>
         <w:tc>
           <w:tcPr>
             <w:tcW w:type="dxa" w:w="2880"/>
@@ -8891,6 +9267,9 @@
         </w:tc>
       </w:tr>
       <w:tr>
+        <w:trPr>
+          <w:cantSplit/>
+        </w:trPr>
         <w:tc>
           <w:tcPr>
             <w:tcW w:type="dxa" w:w="2880"/>
@@ -8944,6 +9323,7 @@
     <w:p>
       <w:pPr>
         <w:pStyle w:val="Heading2"/>
+        <w:keepNext/>
       </w:pPr>
       <w:r>
         <w:rPr>
@@ -9078,6 +9458,7 @@
     <w:p>
       <w:pPr>
         <w:pStyle w:val="Heading2"/>
+        <w:keepNext/>
       </w:pPr>
       <w:r>
         <w:rPr>
@@ -9107,6 +9488,9 @@
         <w:gridCol w:w="2160"/>
       </w:tblGrid>
       <w:tr>
+        <w:trPr>
+          <w:cantSplit/>
+        </w:trPr>
         <w:tc>
           <w:tcPr>
             <w:tcW w:type="dxa" w:w="2160"/>
@@ -9161,6 +9545,9 @@
         </w:tc>
       </w:tr>
       <w:tr>
+        <w:trPr>
+          <w:cantSplit/>
+        </w:trPr>
         <w:tc>
           <w:tcPr>
             <w:tcW w:type="dxa" w:w="2160"/>
@@ -9206,6 +9593,9 @@
         </w:tc>
       </w:tr>
       <w:tr>
+        <w:trPr>
+          <w:cantSplit/>
+        </w:trPr>
         <w:tc>
           <w:tcPr>
             <w:tcW w:type="dxa" w:w="2160"/>
@@ -9251,6 +9641,9 @@
         </w:tc>
       </w:tr>
       <w:tr>
+        <w:trPr>
+          <w:cantSplit/>
+        </w:trPr>
         <w:tc>
           <w:tcPr>
             <w:tcW w:type="dxa" w:w="2160"/>
@@ -9296,6 +9689,9 @@
         </w:tc>
       </w:tr>
       <w:tr>
+        <w:trPr>
+          <w:cantSplit/>
+        </w:trPr>
         <w:tc>
           <w:tcPr>
             <w:tcW w:type="dxa" w:w="2160"/>
@@ -9363,6 +9759,9 @@
         <w:gridCol w:w="2160"/>
       </w:tblGrid>
       <w:tr>
+        <w:trPr>
+          <w:cantSplit/>
+        </w:trPr>
         <w:tc>
           <w:tcPr>
             <w:tcW w:type="dxa" w:w="2160"/>
@@ -9417,6 +9816,9 @@
         </w:tc>
       </w:tr>
       <w:tr>
+        <w:trPr>
+          <w:cantSplit/>
+        </w:trPr>
         <w:tc>
           <w:tcPr>
             <w:tcW w:type="dxa" w:w="2160"/>
@@ -9443,6 +9845,9 @@
         </w:tc>
       </w:tr>
       <w:tr>
+        <w:trPr>
+          <w:cantSplit/>
+        </w:trPr>
         <w:tc>
           <w:tcPr>
             <w:tcW w:type="dxa" w:w="2160"/>
@@ -9484,6 +9889,7 @@
     <w:p>
       <w:pPr>
         <w:pStyle w:val="Heading2"/>
+        <w:keepNext/>
       </w:pPr>
       <w:r>
         <w:rPr>
@@ -9512,6 +9918,9 @@
         <w:gridCol w:w="2880"/>
       </w:tblGrid>
       <w:tr>
+        <w:trPr>
+          <w:cantSplit/>
+        </w:trPr>
         <w:tc>
           <w:tcPr>
             <w:tcW w:type="dxa" w:w="2880"/>
@@ -9553,6 +9962,9 @@
         </w:tc>
       </w:tr>
       <w:tr>
+        <w:trPr>
+          <w:cantSplit/>
+        </w:trPr>
         <w:tc>
           <w:tcPr>
             <w:tcW w:type="dxa" w:w="2880"/>
@@ -9585,6 +9997,9 @@
         </w:tc>
       </w:tr>
       <w:tr>
+        <w:trPr>
+          <w:cantSplit/>
+        </w:trPr>
         <w:tc>
           <w:tcPr>
             <w:tcW w:type="dxa" w:w="2880"/>
@@ -9601,7 +10016,7 @@
           </w:tcPr>
           <w:p>
             <w:r>
-              <w:t>廣告顏料／水彩、蠟筆、水彩筆、調色盤、洗筆筒</w:t>
+              <w:t>壓克力顏料／水彩、蠟筆、水彩筆、調色盤、洗筆筒</w:t>
             </w:r>
           </w:p>
         </w:tc>
@@ -9617,6 +10032,9 @@
         </w:tc>
       </w:tr>
       <w:tr>
+        <w:trPr>
+          <w:cantSplit/>
+        </w:trPr>
         <w:tc>
           <w:tcPr>
             <w:tcW w:type="dxa" w:w="2880"/>
@@ -9649,6 +10067,9 @@
         </w:tc>
       </w:tr>
       <w:tr>
+        <w:trPr>
+          <w:cantSplit/>
+        </w:trPr>
         <w:tc>
           <w:tcPr>
             <w:tcW w:type="dxa" w:w="2880"/>
@@ -9681,6 +10102,9 @@
         </w:tc>
       </w:tr>
       <w:tr>
+        <w:trPr>
+          <w:cantSplit/>
+        </w:trPr>
         <w:tc>
           <w:tcPr>
             <w:tcW w:type="dxa" w:w="2880"/>
@@ -9713,6 +10137,9 @@
         </w:tc>
       </w:tr>
       <w:tr>
+        <w:trPr>
+          <w:cantSplit/>
+        </w:trPr>
         <w:tc>
           <w:tcPr>
             <w:tcW w:type="dxa" w:w="2880"/>
@@ -9745,6 +10172,9 @@
         </w:tc>
       </w:tr>
       <w:tr>
+        <w:trPr>
+          <w:cantSplit/>
+        </w:trPr>
         <w:tc>
           <w:tcPr>
             <w:tcW w:type="dxa" w:w="2880"/>
@@ -9777,6 +10207,9 @@
         </w:tc>
       </w:tr>
       <w:tr>
+        <w:trPr>
+          <w:cantSplit/>
+        </w:trPr>
         <w:tc>
           <w:tcPr>
             <w:tcW w:type="dxa" w:w="2880"/>
@@ -9843,6 +10276,7 @@
     <w:p>
       <w:pPr>
         <w:pStyle w:val="Heading2"/>
+        <w:keepNext/>
       </w:pPr>
       <w:r>
         <w:rPr>
@@ -9991,6 +10425,7 @@
     <w:p>
       <w:pPr>
         <w:pStyle w:val="Heading2"/>
+        <w:keepNext/>
       </w:pPr>
       <w:r>
         <w:rPr>

--- a/2026兒童才藝講師培訓講義.docx
+++ b/2026兒童才藝講師培訓講義.docx
@@ -4389,7 +4389,7 @@
           </w:tcPr>
           <w:p>
             <w:r>
-              <w:t>紙黏土＋多媒材</w:t>
+              <w:t>寶特瓶＋多媒材</w:t>
             </w:r>
           </w:p>
         </w:tc>
@@ -6250,7 +6250,7 @@
         <w:rPr>
           <w:rFonts w:eastAsia="微軟正黑體"/>
         </w:rPr>
-        <w:t>🏠 作品 4｜我的溫暖小屋（紙黏土＋多媒材）</w:t>
+        <w:t>🏠 作品 4｜我的溫暖小屋（寶特瓶再利用＋多媒材）</w:t>
       </w:r>
     </w:p>
     <w:p>
@@ -6258,7 +6258,7 @@
         <w:rPr>
           <w:b/>
         </w:rPr>
-        <w:t>週次 W7–W8｜媒材：紙黏土＋小布料 / 鈕扣 / 押花（混媒）｜生命主軸：人與他人</w:t>
+        <w:t>週次 W7–W8｜媒材：寶特瓶再利用＋紙黏土／色紙／鈕扣（多媒材）｜生命主軸：人與他人</w:t>
       </w:r>
     </w:p>
     <w:p>
@@ -6281,7 +6281,7 @@
         <w:t>小一範例</w:t>
       </w:r>
       <w:r>
-        <w:t>——紅屋頂小屋＋一棵樹與柵欄，門窗與愛心清楚，結構穩固好完成。</w:t>
+        <w:t>——利用寶特瓶做成小屋筆筒，造型大塊、簡單好做，門窗與愛心清楚可愛。</w:t>
       </w:r>
     </w:p>
     <w:p>
@@ -6292,7 +6292,7 @@
         <w:t>小二範例</w:t>
       </w:r>
       <w:r>
-        <w:t>——加上小花園與石頭小路、更多花草樹木，屋頂加上紋路，像一棟有故事的溫暖小屋。</w:t>
+        <w:t>——加上小花園與石頭小路、更多花草樹木與柵欄，畫面更豐富、有故事感與生活感。</w:t>
       </w:r>
     </w:p>
     <w:p>
@@ -6395,7 +6395,7 @@
         <w:t>② 技法魔法</w:t>
       </w:r>
       <w:r>
-        <w:t>：示範用紙黏土做牆、屋頂、門、窗（盒型結構加固）。</w:t>
+        <w:t>：示範把寶特瓶上半部剪開（老師代剪），邊緣包上色紙／紙黏土當屋頂，再做出牆面、門、窗。</w:t>
       </w:r>
     </w:p>
     <w:p>
@@ -6409,7 +6409,7 @@
         <w:t>③ 沉浸創作</w:t>
       </w:r>
       <w:r>
-        <w:t>：搭出自己的小屋外型。</w:t>
+        <w:t>：把寶特瓶裝飾成自己的小屋筆筒外型。</w:t>
       </w:r>
     </w:p>
     <w:p>
@@ -6423,7 +6423,7 @@
         <w:t>④ 收心分享</w:t>
       </w:r>
       <w:r>
-        <w:t>：「你的小屋門是開著還是關著？為什麼？」（陰乾一週）</w:t>
+        <w:t>：「你的小屋門是開著還是關著？為什麼？」（紙黏土裝飾陰乾一週）</w:t>
       </w:r>
     </w:p>
     <w:p>
@@ -6449,7 +6449,7 @@
         <w:rPr>
           <w:b/>
         </w:rPr>
-        <w:t>鈕扣、小布、押花</w:t>
+        <w:t>色紙、鈕扣、小花與小樹</w:t>
       </w:r>
       <w:r>
         <w:t>裝飾門窗與花園。</w:t>
@@ -6460,7 +6460,7 @@
         <w:pStyle w:val="ListBullet"/>
       </w:pPr>
       <w:r>
-        <w:t>在屋裡放一個代表「最愛的人 / 最珍貴的東西」的小物。</w:t>
+        <w:t>在筆筒裡放上鉛筆／彩色筆，或一個代表「最珍貴的東西」的小物。</w:t>
       </w:r>
     </w:p>
     <w:p>
@@ -6537,7 +6537,16 @@
         <w:t>安全</w:t>
       </w:r>
       <w:r>
-        <w:t>：鈕扣等小物注意誤食風險，全程桌面操作、用白膠固定。</w:t>
+        <w:t>：剪寶特瓶由</w:t>
+      </w:r>
+      <w:r>
+        <w:rPr>
+          <w:b/>
+        </w:rPr>
+        <w:t>老師代為操作</w:t>
+      </w:r>
+      <w:r>
+        <w:t>；鈕扣等小物注意誤食風險，全程桌面操作、用白膠固定。</w:t>
       </w:r>
     </w:p>
     <w:p>
@@ -6563,7 +6572,7 @@
         <w:t>材料（每人）</w:t>
       </w:r>
       <w:r>
-        <w:t>：紙黏土 約 150g、厚紙盒或底板（小屋結構）、鈕扣／小布／亮片、白膠或保麗龍膠、顏料、平筆、押花。</w:t>
+        <w:t>：乾淨寶特瓶 1 個（圓胖款佳）、輕質紙黏土 約 80g、色紙、鈕扣／小布／亮片、白膠或保麗龍膠、顏料、平筆、押花。</w:t>
       </w:r>
       <w:r>
         <w:rPr>
@@ -6586,7 +6595,7 @@
         <w:t>作品存放與跨週銜接</w:t>
       </w:r>
       <w:r>
-        <w:t>：⚠️ 第 1 堂結構體積較大，塑形後</w:t>
+        <w:t>：⚠️ 第 1 堂在瓶身包上紙黏土屋頂／牆面後</w:t>
       </w:r>
       <w:r>
         <w:rPr>
@@ -8971,7 +8980,7 @@
           </w:tcPr>
           <w:p>
             <w:r>
-              <w:t>作品 4-1 溫暖小屋（結構）→陰乾</w:t>
+              <w:t>作品 4-1 溫暖小屋（寶特瓶塑形）→陰乾</w:t>
             </w:r>
           </w:p>
         </w:tc>
@@ -8981,7 +8990,7 @@
           </w:tcPr>
           <w:p>
             <w:r>
-              <w:t>備紙盒底板；陰乾托盤要穩</w:t>
+              <w:t>備乾淨寶特瓶、剪刀；陰乾托盤要穩</w:t>
             </w:r>
           </w:p>
         </w:tc>

--- a/2026兒童才藝講師培訓講義.docx
+++ b/2026兒童才藝講師培訓講義.docx
@@ -8745,7 +8745,7 @@
           </w:tcPr>
           <w:p>
             <w:r>
-              <w:t>押花至少提前 2–3 週壓製；採買清單見附錄 D；佈置作品陰乾區</w:t>
+              <w:t>押花至少提前 2–3 週壓製；佈置作品陰乾區</w:t>
             </w:r>
           </w:p>
         </w:tc>
@@ -9327,1199 +9327,6 @@
           <w:color w:val="AAAAAA"/>
         </w:rPr>
         <w:t>──────────────────────────────</w:t>
-      </w:r>
-    </w:p>
-    <w:p>
-      <w:pPr>
-        <w:pStyle w:val="Heading2"/>
-        <w:keepNext/>
-      </w:pPr>
-      <w:r>
-        <w:rPr>
-          <w:rFonts w:eastAsia="微軟正黑體"/>
-        </w:rPr>
-        <w:t>附錄 B｜講師每堂行前準備清單（通用）</w:t>
-      </w:r>
-    </w:p>
-    <w:p>
-      <w:r>
-        <w:rPr>
-          <w:b/>
-        </w:rPr>
-        <w:t>前一天</w:t>
-      </w:r>
-    </w:p>
-    <w:p>
-      <w:pPr>
-        <w:pStyle w:val="ListBullet"/>
-      </w:pPr>
-      <w:r>
-        <w:t>[ ] 確認本堂材料數量（依出席人數＋2 份備用）</w:t>
-      </w:r>
-    </w:p>
-    <w:p>
-      <w:pPr>
-        <w:pStyle w:val="ListBullet"/>
-      </w:pPr>
-      <w:r>
-        <w:t>[ ] 確認上週需陰乾的作品已乾、可接續</w:t>
-      </w:r>
-    </w:p>
-    <w:p>
-      <w:pPr>
-        <w:pStyle w:val="ListBullet"/>
-      </w:pPr>
-      <w:r>
-        <w:t>[ ] 預讀本堂「生命連結」與對話引導語，準備暖身故事／影片</w:t>
-      </w:r>
-    </w:p>
-    <w:p>
-      <w:pPr>
-        <w:pStyle w:val="ListBullet"/>
-      </w:pPr>
-      <w:r>
-        <w:t>[ ] 預做一份「示範樣品」讓孩子有參考</w:t>
-      </w:r>
-    </w:p>
-    <w:p>
-      <w:r>
-        <w:rPr>
-          <w:b/>
-        </w:rPr>
-        <w:t>當天上課前</w:t>
-      </w:r>
-    </w:p>
-    <w:p>
-      <w:pPr>
-        <w:pStyle w:val="ListBullet"/>
-      </w:pPr>
-      <w:r>
-        <w:t>[ ] 鋪桌墊、分材料、備濕紙巾與洗手動線</w:t>
-      </w:r>
-    </w:p>
-    <w:p>
-      <w:pPr>
-        <w:pStyle w:val="ListBullet"/>
-      </w:pPr>
-      <w:r>
-        <w:t>[ ] 寫好今日流程於白板（孩子知道接下來會發生什麼）</w:t>
-      </w:r>
-    </w:p>
-    <w:p>
-      <w:pPr>
-        <w:pStyle w:val="ListBullet"/>
-      </w:pPr>
-      <w:r>
-        <w:t>[ ] 陰乾區、作品歸位區貼好班級／姓名標籤</w:t>
-      </w:r>
-    </w:p>
-    <w:p>
-      <w:r>
-        <w:rPr>
-          <w:b/>
-        </w:rPr>
-        <w:t>課後（含最後 20 分鐘整理）</w:t>
-      </w:r>
-    </w:p>
-    <w:p>
-      <w:pPr>
-        <w:pStyle w:val="ListBullet"/>
-      </w:pPr>
-      <w:r>
-        <w:t>[ ] 帶孩子一起收拾、清潔、作品歸位、洗手</w:t>
-      </w:r>
-    </w:p>
-    <w:p>
-      <w:pPr>
-        <w:pStyle w:val="ListBullet"/>
-      </w:pPr>
-      <w:r>
-        <w:t>[ ] 拍照存檔（歷程檔案）＋寫一句觀察</w:t>
-      </w:r>
-    </w:p>
-    <w:p>
-      <w:pPr>
-        <w:pStyle w:val="ListBullet"/>
-      </w:pPr>
-      <w:r>
-        <w:t>[ ] 需陰乾的作品放妥、標名字、置通風處</w:t>
-      </w:r>
-    </w:p>
-    <w:p>
-      <w:pPr>
-        <w:pStyle w:val="ListBullet"/>
-      </w:pPr>
-      <w:r>
-        <w:t>[ ] 補充／預訂下週缺漏材料</w:t>
-      </w:r>
-    </w:p>
-    <w:p>
-      <w:pPr>
-        <w:jc w:val="center"/>
-      </w:pPr>
-      <w:r>
-        <w:rPr>
-          <w:color w:val="AAAAAA"/>
-        </w:rPr>
-        <w:t>──────────────────────────────</w:t>
-      </w:r>
-    </w:p>
-    <w:p>
-      <w:pPr>
-        <w:pStyle w:val="Heading2"/>
-        <w:keepNext/>
-      </w:pPr>
-      <w:r>
-        <w:rPr>
-          <w:rFonts w:eastAsia="微軟正黑體"/>
-        </w:rPr>
-        <w:t>附錄 C｜學習觀察與評量紀錄表（範本・不打分數）</w:t>
-      </w:r>
-    </w:p>
-    <w:p>
-      <w:pPr>
-        <w:ind w:left="340"/>
-      </w:pPr>
-      <w:r>
-        <w:t>每堂針對需要關注的孩子重點記錄即可，不必每人每項都填。評量重歷程與生命態度。</w:t>
-      </w:r>
-    </w:p>
-    <w:tbl>
-      <w:tblPr>
-        <w:tblStyle w:val="TableGrid"/>
-        <w:tblW w:type="auto" w:w="0"/>
-        <w:tblLook w:firstColumn="1" w:firstRow="1" w:lastColumn="0" w:lastRow="0" w:noHBand="0" w:noVBand="1" w:val="04A0"/>
-      </w:tblPr>
-      <w:tblGrid>
-        <w:gridCol w:w="2160"/>
-        <w:gridCol w:w="2160"/>
-        <w:gridCol w:w="2160"/>
-        <w:gridCol w:w="2160"/>
-      </w:tblGrid>
-      <w:tr>
-        <w:trPr>
-          <w:cantSplit/>
-        </w:trPr>
-        <w:tc>
-          <w:tcPr>
-            <w:tcW w:type="dxa" w:w="2160"/>
-          </w:tcPr>
-          <w:p>
-            <w:r>
-              <w:rPr>
-                <w:b/>
-              </w:rPr>
-              <w:t>觀察向度</w:t>
-            </w:r>
-          </w:p>
-        </w:tc>
-        <w:tc>
-          <w:tcPr>
-            <w:tcW w:type="dxa" w:w="2160"/>
-          </w:tcPr>
-          <w:p>
-            <w:r>
-              <w:rPr>
-                <w:b/>
-              </w:rPr>
-              <w:t>🌱 萌芽</w:t>
-            </w:r>
-          </w:p>
-        </w:tc>
-        <w:tc>
-          <w:tcPr>
-            <w:tcW w:type="dxa" w:w="2160"/>
-          </w:tcPr>
-          <w:p>
-            <w:r>
-              <w:rPr>
-                <w:b/>
-              </w:rPr>
-              <w:t>🌿 成長</w:t>
-            </w:r>
-          </w:p>
-        </w:tc>
-        <w:tc>
-          <w:tcPr>
-            <w:tcW w:type="dxa" w:w="2160"/>
-          </w:tcPr>
-          <w:p>
-            <w:r>
-              <w:rPr>
-                <w:b/>
-              </w:rPr>
-              <w:t>🌳 茁壯</w:t>
-            </w:r>
-          </w:p>
-        </w:tc>
-      </w:tr>
-      <w:tr>
-        <w:trPr>
-          <w:cantSplit/>
-        </w:trPr>
-        <w:tc>
-          <w:tcPr>
-            <w:tcW w:type="dxa" w:w="2160"/>
-          </w:tcPr>
-          <w:p>
-            <w:r>
-              <w:rPr>
-                <w:b/>
-              </w:rPr>
-              <w:t>投入度</w:t>
-            </w:r>
-          </w:p>
-        </w:tc>
-        <w:tc>
-          <w:tcPr>
-            <w:tcW w:type="dxa" w:w="2160"/>
-          </w:tcPr>
-          <w:p>
-            <w:r>
-              <w:t>需較多陪伴才開始</w:t>
-            </w:r>
-          </w:p>
-        </w:tc>
-        <w:tc>
-          <w:tcPr>
-            <w:tcW w:type="dxa" w:w="2160"/>
-          </w:tcPr>
-          <w:p>
-            <w:r>
-              <w:t>能專注完成</w:t>
-            </w:r>
-          </w:p>
-        </w:tc>
-        <w:tc>
-          <w:tcPr>
-            <w:tcW w:type="dxa" w:w="2160"/>
-          </w:tcPr>
-          <w:p>
-            <w:r>
-              <w:t>主動延伸、樂在其中</w:t>
-            </w:r>
-          </w:p>
-        </w:tc>
-      </w:tr>
-      <w:tr>
-        <w:trPr>
-          <w:cantSplit/>
-        </w:trPr>
-        <w:tc>
-          <w:tcPr>
-            <w:tcW w:type="dxa" w:w="2160"/>
-          </w:tcPr>
-          <w:p>
-            <w:r>
-              <w:rPr>
-                <w:b/>
-              </w:rPr>
-              <w:t>情緒表達</w:t>
-            </w:r>
-          </w:p>
-        </w:tc>
-        <w:tc>
-          <w:tcPr>
-            <w:tcW w:type="dxa" w:w="2160"/>
-          </w:tcPr>
-          <w:p>
-            <w:r>
-              <w:t>較少表達</w:t>
-            </w:r>
-          </w:p>
-        </w:tc>
-        <w:tc>
-          <w:tcPr>
-            <w:tcW w:type="dxa" w:w="2160"/>
-          </w:tcPr>
-          <w:p>
-            <w:r>
-              <w:t>能說出感受</w:t>
-            </w:r>
-          </w:p>
-        </w:tc>
-        <w:tc>
-          <w:tcPr>
-            <w:tcW w:type="dxa" w:w="2160"/>
-          </w:tcPr>
-          <w:p>
-            <w:r>
-              <w:t>能連結生命主題分享</w:t>
-            </w:r>
-          </w:p>
-        </w:tc>
-      </w:tr>
-      <w:tr>
-        <w:trPr>
-          <w:cantSplit/>
-        </w:trPr>
-        <w:tc>
-          <w:tcPr>
-            <w:tcW w:type="dxa" w:w="2160"/>
-          </w:tcPr>
-          <w:p>
-            <w:r>
-              <w:rPr>
-                <w:b/>
-              </w:rPr>
-              <w:t>同儕互動</w:t>
-            </w:r>
-          </w:p>
-        </w:tc>
-        <w:tc>
-          <w:tcPr>
-            <w:tcW w:type="dxa" w:w="2160"/>
-          </w:tcPr>
-          <w:p>
-            <w:r>
-              <w:t>多獨自進行</w:t>
-            </w:r>
-          </w:p>
-        </w:tc>
-        <w:tc>
-          <w:tcPr>
-            <w:tcW w:type="dxa" w:w="2160"/>
-          </w:tcPr>
-          <w:p>
-            <w:r>
-              <w:t>願意分享材料</w:t>
-            </w:r>
-          </w:p>
-        </w:tc>
-        <w:tc>
-          <w:tcPr>
-            <w:tcW w:type="dxa" w:w="2160"/>
-          </w:tcPr>
-          <w:p>
-            <w:r>
-              <w:t>主動協助、鼓勵他人</w:t>
-            </w:r>
-          </w:p>
-        </w:tc>
-      </w:tr>
-      <w:tr>
-        <w:trPr>
-          <w:cantSplit/>
-        </w:trPr>
-        <w:tc>
-          <w:tcPr>
-            <w:tcW w:type="dxa" w:w="2160"/>
-          </w:tcPr>
-          <w:p>
-            <w:r>
-              <w:rPr>
-                <w:b/>
-              </w:rPr>
-              <w:t>面對不完美</w:t>
-            </w:r>
-          </w:p>
-        </w:tc>
-        <w:tc>
-          <w:tcPr>
-            <w:tcW w:type="dxa" w:w="2160"/>
-          </w:tcPr>
-          <w:p>
-            <w:r>
-              <w:t>容易挫折、想放棄</w:t>
-            </w:r>
-          </w:p>
-        </w:tc>
-        <w:tc>
-          <w:tcPr>
-            <w:tcW w:type="dxa" w:w="2160"/>
-          </w:tcPr>
-          <w:p>
-            <w:r>
-              <w:t>能接受並繼續</w:t>
-            </w:r>
-          </w:p>
-        </w:tc>
-        <w:tc>
-          <w:tcPr>
-            <w:tcW w:type="dxa" w:w="2160"/>
-          </w:tcPr>
-          <w:p>
-            <w:r>
-              <w:t>能把「失誤」轉成創意</w:t>
-            </w:r>
-          </w:p>
-        </w:tc>
-      </w:tr>
-    </w:tbl>
-    <w:p/>
-    <w:p>
-      <w:r>
-        <w:rPr>
-          <w:b/>
-        </w:rPr>
-        <w:t>個別紀錄欄</w:t>
-      </w:r>
-    </w:p>
-    <w:tbl>
-      <w:tblPr>
-        <w:tblStyle w:val="TableGrid"/>
-        <w:tblW w:type="auto" w:w="0"/>
-        <w:tblLook w:firstColumn="1" w:firstRow="1" w:lastColumn="0" w:lastRow="0" w:noHBand="0" w:noVBand="1" w:val="04A0"/>
-      </w:tblPr>
-      <w:tblGrid>
-        <w:gridCol w:w="2160"/>
-        <w:gridCol w:w="2160"/>
-        <w:gridCol w:w="2160"/>
-        <w:gridCol w:w="2160"/>
-      </w:tblGrid>
-      <w:tr>
-        <w:trPr>
-          <w:cantSplit/>
-        </w:trPr>
-        <w:tc>
-          <w:tcPr>
-            <w:tcW w:type="dxa" w:w="2160"/>
-          </w:tcPr>
-          <w:p>
-            <w:r>
-              <w:rPr>
-                <w:b/>
-              </w:rPr>
-              <w:t>姓名</w:t>
-            </w:r>
-          </w:p>
-        </w:tc>
-        <w:tc>
-          <w:tcPr>
-            <w:tcW w:type="dxa" w:w="2160"/>
-          </w:tcPr>
-          <w:p>
-            <w:r>
-              <w:rPr>
-                <w:b/>
-              </w:rPr>
-              <w:t>作品</w:t>
-            </w:r>
-          </w:p>
-        </w:tc>
-        <w:tc>
-          <w:tcPr>
-            <w:tcW w:type="dxa" w:w="2160"/>
-          </w:tcPr>
-          <w:p>
-            <w:r>
-              <w:rPr>
-                <w:b/>
-              </w:rPr>
-              <w:t>本堂亮點（一句話）</w:t>
-            </w:r>
-          </w:p>
-        </w:tc>
-        <w:tc>
-          <w:tcPr>
-            <w:tcW w:type="dxa" w:w="2160"/>
-          </w:tcPr>
-          <w:p>
-            <w:r>
-              <w:rPr>
-                <w:b/>
-              </w:rPr>
-              <w:t>需關注／後續</w:t>
-            </w:r>
-          </w:p>
-        </w:tc>
-      </w:tr>
-      <w:tr>
-        <w:trPr>
-          <w:cantSplit/>
-        </w:trPr>
-        <w:tc>
-          <w:tcPr>
-            <w:tcW w:type="dxa" w:w="2160"/>
-          </w:tcPr>
-          <w:p/>
-        </w:tc>
-        <w:tc>
-          <w:tcPr>
-            <w:tcW w:type="dxa" w:w="2160"/>
-          </w:tcPr>
-          <w:p/>
-        </w:tc>
-        <w:tc>
-          <w:tcPr>
-            <w:tcW w:type="dxa" w:w="2160"/>
-          </w:tcPr>
-          <w:p/>
-        </w:tc>
-        <w:tc>
-          <w:tcPr>
-            <w:tcW w:type="dxa" w:w="2160"/>
-          </w:tcPr>
-          <w:p/>
-        </w:tc>
-      </w:tr>
-      <w:tr>
-        <w:trPr>
-          <w:cantSplit/>
-        </w:trPr>
-        <w:tc>
-          <w:tcPr>
-            <w:tcW w:type="dxa" w:w="2160"/>
-          </w:tcPr>
-          <w:p/>
-        </w:tc>
-        <w:tc>
-          <w:tcPr>
-            <w:tcW w:type="dxa" w:w="2160"/>
-          </w:tcPr>
-          <w:p/>
-        </w:tc>
-        <w:tc>
-          <w:tcPr>
-            <w:tcW w:type="dxa" w:w="2160"/>
-          </w:tcPr>
-          <w:p/>
-        </w:tc>
-        <w:tc>
-          <w:tcPr>
-            <w:tcW w:type="dxa" w:w="2160"/>
-          </w:tcPr>
-          <w:p/>
-        </w:tc>
-      </w:tr>
-    </w:tbl>
-    <w:p/>
-    <w:p>
-      <w:pPr>
-        <w:jc w:val="center"/>
-      </w:pPr>
-      <w:r>
-        <w:rPr>
-          <w:color w:val="AAAAAA"/>
-        </w:rPr>
-        <w:t>──────────────────────────────</w:t>
-      </w:r>
-    </w:p>
-    <w:p>
-      <w:pPr>
-        <w:pStyle w:val="Heading2"/>
-        <w:keepNext/>
-      </w:pPr>
-      <w:r>
-        <w:rPr>
-          <w:rFonts w:eastAsia="微軟正黑體"/>
-        </w:rPr>
-        <w:t>附錄 D｜採購總表與預算估算（以 15 人班、單位新台幣概估）</w:t>
-      </w:r>
-    </w:p>
-    <w:p>
-      <w:pPr>
-        <w:ind w:left="340"/>
-      </w:pPr>
-      <w:r>
-        <w:t>實際金額依品牌與通路浮動，僅供編列預算參考。</w:t>
-      </w:r>
-    </w:p>
-    <w:tbl>
-      <w:tblPr>
-        <w:tblStyle w:val="TableGrid"/>
-        <w:tblW w:type="auto" w:w="0"/>
-        <w:tblLook w:firstColumn="1" w:firstRow="1" w:lastColumn="0" w:lastRow="0" w:noHBand="0" w:noVBand="1" w:val="04A0"/>
-      </w:tblPr>
-      <w:tblGrid>
-        <w:gridCol w:w="2880"/>
-        <w:gridCol w:w="2880"/>
-        <w:gridCol w:w="2880"/>
-      </w:tblGrid>
-      <w:tr>
-        <w:trPr>
-          <w:cantSplit/>
-        </w:trPr>
-        <w:tc>
-          <w:tcPr>
-            <w:tcW w:type="dxa" w:w="2880"/>
-          </w:tcPr>
-          <w:p>
-            <w:r>
-              <w:rPr>
-                <w:b/>
-              </w:rPr>
-              <w:t>類別</w:t>
-            </w:r>
-          </w:p>
-        </w:tc>
-        <w:tc>
-          <w:tcPr>
-            <w:tcW w:type="dxa" w:w="2880"/>
-          </w:tcPr>
-          <w:p>
-            <w:r>
-              <w:rPr>
-                <w:b/>
-              </w:rPr>
-              <w:t>主要品項</w:t>
-            </w:r>
-          </w:p>
-        </w:tc>
-        <w:tc>
-          <w:tcPr>
-            <w:tcW w:type="dxa" w:w="2880"/>
-          </w:tcPr>
-          <w:p>
-            <w:r>
-              <w:rPr>
-                <w:b/>
-              </w:rPr>
-              <w:t>估算總價</w:t>
-            </w:r>
-          </w:p>
-        </w:tc>
-      </w:tr>
-      <w:tr>
-        <w:trPr>
-          <w:cantSplit/>
-        </w:trPr>
-        <w:tc>
-          <w:tcPr>
-            <w:tcW w:type="dxa" w:w="2880"/>
-          </w:tcPr>
-          <w:p>
-            <w:r>
-              <w:t>紙黏土</w:t>
-            </w:r>
-          </w:p>
-        </w:tc>
-        <w:tc>
-          <w:tcPr>
-            <w:tcW w:type="dxa" w:w="2880"/>
-          </w:tcPr>
-          <w:p>
-            <w:r>
-              <w:t>無毒輕質紙黏土多色（作品 2、4、6、8 用）、工具組、白膠、牙籤</w:t>
-            </w:r>
-          </w:p>
-        </w:tc>
-        <w:tc>
-          <w:tcPr>
-            <w:tcW w:type="dxa" w:w="2880"/>
-          </w:tcPr>
-          <w:p>
-            <w:r>
-              <w:t>1,800–2,500</w:t>
-            </w:r>
-          </w:p>
-        </w:tc>
-      </w:tr>
-      <w:tr>
-        <w:trPr>
-          <w:cantSplit/>
-        </w:trPr>
-        <w:tc>
-          <w:tcPr>
-            <w:tcW w:type="dxa" w:w="2880"/>
-          </w:tcPr>
-          <w:p>
-            <w:r>
-              <w:t>繪畫顏料</w:t>
-            </w:r>
-          </w:p>
-        </w:tc>
-        <w:tc>
-          <w:tcPr>
-            <w:tcW w:type="dxa" w:w="2880"/>
-          </w:tcPr>
-          <w:p>
-            <w:r>
-              <w:t>壓克力顏料／水彩、蠟筆、水彩筆、調色盤、洗筆筒</w:t>
-            </w:r>
-          </w:p>
-        </w:tc>
-        <w:tc>
-          <w:tcPr>
-            <w:tcW w:type="dxa" w:w="2880"/>
-          </w:tcPr>
-          <w:p>
-            <w:r>
-              <w:t>1,500–2,200</w:t>
-            </w:r>
-          </w:p>
-        </w:tc>
-      </w:tr>
-      <w:tr>
-        <w:trPr>
-          <w:cantSplit/>
-        </w:trPr>
-        <w:tc>
-          <w:tcPr>
-            <w:tcW w:type="dxa" w:w="2880"/>
-          </w:tcPr>
-          <w:p>
-            <w:r>
-              <w:t>紙張卡材</w:t>
-            </w:r>
-          </w:p>
-        </w:tc>
-        <w:tc>
-          <w:tcPr>
-            <w:tcW w:type="dxa" w:w="2880"/>
-          </w:tcPr>
-          <w:p>
-            <w:r>
-              <w:t>圖畫紙、水彩紙、厚卡、書籤卡、色紙、壁報紙</w:t>
-            </w:r>
-          </w:p>
-        </w:tc>
-        <w:tc>
-          <w:tcPr>
-            <w:tcW w:type="dxa" w:w="2880"/>
-          </w:tcPr>
-          <w:p>
-            <w:r>
-              <w:t>1,000–1,500</w:t>
-            </w:r>
-          </w:p>
-        </w:tc>
-      </w:tr>
-      <w:tr>
-        <w:trPr>
-          <w:cantSplit/>
-        </w:trPr>
-        <w:tc>
-          <w:tcPr>
-            <w:tcW w:type="dxa" w:w="2880"/>
-          </w:tcPr>
-          <w:p>
-            <w:r>
-              <w:t>押花耗材</w:t>
-            </w:r>
-          </w:p>
-        </w:tc>
-        <w:tc>
-          <w:tcPr>
-            <w:tcW w:type="dxa" w:w="2880"/>
-          </w:tcPr>
-          <w:p>
-            <w:r>
-              <w:t>押花／押葉、鑷子、護貝（冷裱）膜、緞帶、壓花器</w:t>
-            </w:r>
-          </w:p>
-        </w:tc>
-        <w:tc>
-          <w:tcPr>
-            <w:tcW w:type="dxa" w:w="2880"/>
-          </w:tcPr>
-          <w:p>
-            <w:r>
-              <w:t>1,200–1,800</w:t>
-            </w:r>
-          </w:p>
-        </w:tc>
-      </w:tr>
-      <w:tr>
-        <w:trPr>
-          <w:cantSplit/>
-        </w:trPr>
-        <w:tc>
-          <w:tcPr>
-            <w:tcW w:type="dxa" w:w="2880"/>
-          </w:tcPr>
-          <w:p>
-            <w:r>
-              <w:t>裝飾小物</w:t>
-            </w:r>
-          </w:p>
-        </w:tc>
-        <w:tc>
-          <w:tcPr>
-            <w:tcW w:type="dxa" w:w="2880"/>
-          </w:tcPr>
-          <w:p>
-            <w:r>
-              <w:t>鈕扣、小布、亮片、棉花、麻繩、小木牌</w:t>
-            </w:r>
-          </w:p>
-        </w:tc>
-        <w:tc>
-          <w:tcPr>
-            <w:tcW w:type="dxa" w:w="2880"/>
-          </w:tcPr>
-          <w:p>
-            <w:r>
-              <w:t>600–1,000</w:t>
-            </w:r>
-          </w:p>
-        </w:tc>
-      </w:tr>
-      <w:tr>
-        <w:trPr>
-          <w:cantSplit/>
-        </w:trPr>
-        <w:tc>
-          <w:tcPr>
-            <w:tcW w:type="dxa" w:w="2880"/>
-          </w:tcPr>
-          <w:p>
-            <w:r>
-              <w:t>環境設備</w:t>
-            </w:r>
-          </w:p>
-        </w:tc>
-        <w:tc>
-          <w:tcPr>
-            <w:tcW w:type="dxa" w:w="2880"/>
-          </w:tcPr>
-          <w:p>
-            <w:r>
-              <w:t>桌墊、圍裙、濕紙巾、陰乾盤、熱熔槍／膠條、展板</w:t>
-            </w:r>
-          </w:p>
-        </w:tc>
-        <w:tc>
-          <w:tcPr>
-            <w:tcW w:type="dxa" w:w="2880"/>
-          </w:tcPr>
-          <w:p>
-            <w:r>
-              <w:t>1,500–2,500</w:t>
-            </w:r>
-          </w:p>
-        </w:tc>
-      </w:tr>
-      <w:tr>
-        <w:trPr>
-          <w:cantSplit/>
-        </w:trPr>
-        <w:tc>
-          <w:tcPr>
-            <w:tcW w:type="dxa" w:w="2880"/>
-          </w:tcPr>
-          <w:p>
-            <w:r>
-              <w:t>收尾</w:t>
-            </w:r>
-          </w:p>
-        </w:tc>
-        <w:tc>
-          <w:tcPr>
-            <w:tcW w:type="dxa" w:w="2880"/>
-          </w:tcPr>
-          <w:p>
-            <w:r>
-              <w:t>「小園丁」證書列印、成果展佈置、相框／展示夾</w:t>
-            </w:r>
-          </w:p>
-        </w:tc>
-        <w:tc>
-          <w:tcPr>
-            <w:tcW w:type="dxa" w:w="2880"/>
-          </w:tcPr>
-          <w:p>
-            <w:r>
-              <w:t>800–1,500</w:t>
-            </w:r>
-          </w:p>
-        </w:tc>
-      </w:tr>
-      <w:tr>
-        <w:trPr>
-          <w:cantSplit/>
-        </w:trPr>
-        <w:tc>
-          <w:tcPr>
-            <w:tcW w:type="dxa" w:w="2880"/>
-          </w:tcPr>
-          <w:p>
-            <w:r>
-              <w:rPr>
-                <w:b/>
-              </w:rPr>
-              <w:t>合計（估）</w:t>
-            </w:r>
-          </w:p>
-        </w:tc>
-        <w:tc>
-          <w:tcPr>
-            <w:tcW w:type="dxa" w:w="2880"/>
-          </w:tcPr>
-          <w:p/>
-        </w:tc>
-        <w:tc>
-          <w:tcPr>
-            <w:tcW w:type="dxa" w:w="2880"/>
-          </w:tcPr>
-          <w:p>
-            <w:r>
-              <w:rPr>
-                <w:b/>
-              </w:rPr>
-              <w:t>約 8,400–13,000</w:t>
-            </w:r>
-          </w:p>
-        </w:tc>
-      </w:tr>
-    </w:tbl>
-    <w:p/>
-    <w:p>
-      <w:pPr>
-        <w:ind w:left="340"/>
-      </w:pPr>
-      <w:r>
-        <w:t xml:space="preserve">每生平均材料成本約 </w:t>
-      </w:r>
-      <w:r>
-        <w:rPr>
-          <w:b/>
-        </w:rPr>
-        <w:t>NT$560–870</w:t>
-      </w:r>
-      <w:r>
-        <w:t>（含展覽），可依此訂定學費或申請經費。</w:t>
-      </w:r>
-    </w:p>
-    <w:p>
-      <w:pPr>
-        <w:jc w:val="center"/>
-      </w:pPr>
-      <w:r>
-        <w:rPr>
-          <w:color w:val="AAAAAA"/>
-        </w:rPr>
-        <w:t>──────────────────────────────</w:t>
-      </w:r>
-    </w:p>
-    <w:p>
-      <w:pPr>
-        <w:pStyle w:val="Heading2"/>
-        <w:keepNext/>
-      </w:pPr>
-      <w:r>
-        <w:rPr>
-          <w:rFonts w:eastAsia="微軟正黑體"/>
-        </w:rPr>
-        <w:t>附錄 E｜期末成果展「生命花園」策展規劃（W16）</w:t>
-      </w:r>
-    </w:p>
-    <w:p>
-      <w:pPr>
-        <w:pStyle w:val="ListBullet"/>
-      </w:pPr>
-      <w:r>
-        <w:rPr>
-          <w:b/>
-        </w:rPr>
-        <w:t>展覽主題</w:t>
-      </w:r>
-      <w:r>
-        <w:t>：把教室／走廊佈置成一座「生命花園」，依四階段分區呈現孩子的成長旅程。</w:t>
-      </w:r>
-    </w:p>
-    <w:p>
-      <w:pPr>
-        <w:pStyle w:val="ListBullet"/>
-      </w:pPr>
-      <w:r>
-        <w:rPr>
-          <w:b/>
-        </w:rPr>
-        <w:t>動線設計</w:t>
-      </w:r>
-      <w:r>
-        <w:t>：</w:t>
-      </w:r>
-    </w:p>
-    <w:p>
-      <w:pPr>
-        <w:pStyle w:val="ListNumber"/>
-      </w:pPr>
-      <w:r>
-        <w:rPr>
-          <w:b/>
-        </w:rPr>
-        <w:t>入口・人與自己</w:t>
-      </w:r>
-      <w:r>
-        <w:t>：魔法小宇宙＋種子寶寶的家（情緒與自我）</w:t>
-      </w:r>
-    </w:p>
-    <w:p>
-      <w:pPr>
-        <w:pStyle w:val="ListNumber"/>
-      </w:pPr>
-      <w:r>
-        <w:rPr>
-          <w:b/>
-        </w:rPr>
-        <w:t>第二區・人與他人</w:t>
-      </w:r>
-      <w:r>
-        <w:t>：友誼鏈牆＋溫暖小屋（愛與歸屬）</w:t>
-      </w:r>
-    </w:p>
-    <w:p>
-      <w:pPr>
-        <w:pStyle w:val="ListNumber"/>
-      </w:pPr>
-      <w:r>
-        <w:rPr>
-          <w:b/>
-        </w:rPr>
-        <w:t>第三區・人與自然</w:t>
-      </w:r>
-      <w:r>
-        <w:t>：書籤＋海底好朋友（感恩與責任）</w:t>
-      </w:r>
-    </w:p>
-    <w:p>
-      <w:pPr>
-        <w:pStyle w:val="ListNumber"/>
-      </w:pPr>
-      <w:r>
-        <w:rPr>
-          <w:b/>
-        </w:rPr>
-        <w:t>終點・人與生命</w:t>
-      </w:r>
-      <w:r>
-        <w:t>：毛毛蟲變蝴蝶＋生命樹（蛻變與圓滿）</w:t>
-      </w:r>
-    </w:p>
-    <w:p>
-      <w:pPr>
-        <w:pStyle w:val="ListBullet"/>
-      </w:pPr>
-      <w:r>
-        <w:rPr>
-          <w:b/>
-        </w:rPr>
-        <w:t>小小導覽員</w:t>
-      </w:r>
-      <w:r>
-        <w:t>：每個孩子向家長介紹自己最喜歡的一件作品與它的故事（口語表達＋自我肯定）。</w:t>
-      </w:r>
-    </w:p>
-    <w:p>
-      <w:pPr>
-        <w:pStyle w:val="ListBullet"/>
-      </w:pPr>
-      <w:r>
-        <w:rPr>
-          <w:b/>
-        </w:rPr>
-        <w:t>互動設計</w:t>
-      </w:r>
-      <w:r>
-        <w:t>：設「給孩子的一句話」便利貼牆，邀家長寫鼓勵；播放 16 週創作花絮照片。</w:t>
-      </w:r>
-    </w:p>
-    <w:p>
-      <w:pPr>
-        <w:pStyle w:val="ListBullet"/>
-      </w:pPr>
-      <w:r>
-        <w:rPr>
-          <w:b/>
-        </w:rPr>
-        <w:t>帶回家</w:t>
-      </w:r>
-      <w:r>
-        <w:t>：頒「生命花園小園丁」證書；作品裝袋，附「回家對話小卡」總集。</w:t>
-      </w:r>
-    </w:p>
-    <w:p>
-      <w:pPr>
-        <w:jc w:val="center"/>
-      </w:pPr>
-      <w:r>
-        <w:rPr>
-          <w:color w:val="AAAAAA"/>
-        </w:rPr>
-        <w:t>──────────────────────────────</w:t>
-      </w:r>
-    </w:p>
-    <w:p>
-      <w:pPr>
-        <w:pStyle w:val="Heading2"/>
-        <w:keepNext/>
-      </w:pPr>
-      <w:r>
-        <w:rPr>
-          <w:rFonts w:eastAsia="微軟正黑體"/>
-        </w:rPr>
-        <w:t>附錄 F｜給協同／代課老師的快速上手指南</w:t>
-      </w:r>
-    </w:p>
-    <w:p>
-      <w:pPr>
-        <w:pStyle w:val="ListBullet"/>
-      </w:pPr>
-      <w:r>
-        <w:rPr>
-          <w:b/>
-        </w:rPr>
-        <w:t>三個核心原則</w:t>
-      </w:r>
-      <w:r>
-        <w:t>：① 手作優先、語言其次　② 沒有失敗的作品　③ 每件都能帶回家。</w:t>
-      </w:r>
-    </w:p>
-    <w:p>
-      <w:pPr>
-        <w:pStyle w:val="ListBullet"/>
-      </w:pPr>
-      <w:r>
-        <w:rPr>
-          <w:b/>
-        </w:rPr>
-        <w:t>黃金回應句</w:t>
-      </w:r>
-      <w:r>
-        <w:t>：不評「美／醜、像／不像」，改問「</w:t>
-      </w:r>
-      <w:r>
-        <w:rPr>
-          <w:b/>
-        </w:rPr>
-        <w:t>這裡是什麼感覺？你想說什麼故事？</w:t>
-      </w:r>
-      <w:r>
-        <w:t>」</w:t>
-      </w:r>
-    </w:p>
-    <w:p>
-      <w:pPr>
-        <w:pStyle w:val="ListBullet"/>
-      </w:pPr>
-      <w:r>
-        <w:rPr>
-          <w:b/>
-        </w:rPr>
-        <w:t>固定節奏</w:t>
-      </w:r>
-      <w:r>
-        <w:t>：登陸 12′→示範 15′→創作 58′→分享 15′→整理 20′（共 120′）。</w:t>
-      </w:r>
-    </w:p>
-    <w:p>
-      <w:pPr>
-        <w:pStyle w:val="ListBullet"/>
-      </w:pPr>
-      <w:r>
-        <w:rPr>
-          <w:b/>
-        </w:rPr>
-        <w:t>三個雷區</w:t>
-      </w:r>
-      <w:r>
-        <w:t>：① 不催「快一點」　② 不幫孩子「改漂亮」　③ 不公開比較孩子的作品。</w:t>
-      </w:r>
-    </w:p>
-    <w:p>
-      <w:pPr>
-        <w:pStyle w:val="ListBullet"/>
-      </w:pPr>
-      <w:r>
-        <w:rPr>
-          <w:b/>
-        </w:rPr>
-        <w:t>遇到狀況</w:t>
-      </w:r>
-      <w:r>
-        <w:t>：孩子說「我不會／好醜／壞掉了」→ 先接住情緒，再把「失誤」轉成「獨一無二的痕跡」。</w:t>
       </w:r>
     </w:p>
     <w:p>

--- a/2026兒童才藝講師培訓講義.docx
+++ b/2026兒童才藝講師培訓講義.docx
@@ -5096,7 +5096,6 @@
       <w:pPr>
         <w:pStyle w:val="Heading2"/>
         <w:keepNext/>
-        <w:pageBreakBefore/>
       </w:pPr>
       <w:r>
         <w:rPr>
@@ -6465,92 +6464,6 @@
     </w:p>
     <w:p>
       <w:pPr>
-        <w:pStyle w:val="Heading3"/>
-        <w:keepNext/>
-      </w:pPr>
-      <w:r>
-        <w:rPr>
-          <w:rFonts w:eastAsia="微軟正黑體"/>
-        </w:rPr>
-        <w:t>💡 講師深度備忘錄</w:t>
-      </w:r>
-    </w:p>
-    <w:p>
-      <w:pPr>
-        <w:pStyle w:val="ListBullet"/>
-      </w:pPr>
-      <w:r>
-        <w:rPr>
-          <w:b/>
-        </w:rPr>
-        <w:t>觀察重點</w:t>
-      </w:r>
-      <w:r>
-        <w:t>：門窗是開放還是緊閉？屋內放具象（家人）還是抽象（顏色）？</w:t>
-      </w:r>
-    </w:p>
-    <w:p>
-      <w:pPr>
-        <w:pStyle w:val="ListBullet"/>
-      </w:pPr>
-      <w:r>
-        <w:rPr>
-          <w:b/>
-        </w:rPr>
-        <w:t>對話引導</w:t>
-      </w:r>
-      <w:r>
-        <w:t>：「如果小屋會說話，它會怎麼安慰難過的你？」</w:t>
-      </w:r>
-    </w:p>
-    <w:p>
-      <w:pPr>
-        <w:pStyle w:val="ListBullet"/>
-      </w:pPr>
-      <w:r>
-        <w:rPr>
-          <w:b/>
-        </w:rPr>
-        <w:t>生命提醒</w:t>
-      </w:r>
-      <w:r>
-        <w:t>：</w:t>
-      </w:r>
-      <w:r>
-        <w:rPr>
-          <w:b/>
-        </w:rPr>
-        <w:t>尊重隱私</w:t>
-      </w:r>
-      <w:r>
-        <w:t>。若孩子不願說屋裡放了什麼，稱讚他：「你很會保護自己的寶物，很勇敢。」</w:t>
-      </w:r>
-    </w:p>
-    <w:p>
-      <w:pPr>
-        <w:pStyle w:val="ListBullet"/>
-      </w:pPr>
-      <w:r>
-        <w:rPr>
-          <w:b/>
-        </w:rPr>
-        <w:t>安全</w:t>
-      </w:r>
-      <w:r>
-        <w:t>：剪寶特瓶由</w:t>
-      </w:r>
-      <w:r>
-        <w:rPr>
-          <w:b/>
-        </w:rPr>
-        <w:t>老師代為操作</w:t>
-      </w:r>
-      <w:r>
-        <w:t>；鈕扣等小物注意誤食風險，全程桌面操作、用白膠固定。</w:t>
-      </w:r>
-    </w:p>
-    <w:p>
-      <w:pPr>
         <w:pStyle w:val="Heading4"/>
         <w:keepNext/>
       </w:pPr>
@@ -6558,133 +6471,7 @@
         <w:rPr>
           <w:rFonts w:eastAsia="微軟正黑體"/>
         </w:rPr>
-        <w:t>📦 教學包補充</w:t>
-      </w:r>
-    </w:p>
-    <w:p>
-      <w:pPr>
-        <w:pStyle w:val="ListBullet"/>
-      </w:pPr>
-      <w:r>
-        <w:rPr>
-          <w:b/>
-        </w:rPr>
-        <w:t>材料（每人）</w:t>
-      </w:r>
-      <w:r>
-        <w:t>：乾淨寶特瓶 1 個（圓胖款佳）、輕質紙黏土 約 80g、色紙、鈕扣／小布／亮片、白膠或保麗龍膠、顏料、平筆、押花。</w:t>
-      </w:r>
-      <w:r>
-        <w:rPr>
-          <w:b/>
-        </w:rPr>
-        <w:t>共用</w:t>
-      </w:r>
-      <w:r>
-        <w:t>：剪刀、熱熔槍（⚠️ 僅老師操作）。</w:t>
-      </w:r>
-    </w:p>
-    <w:p>
-      <w:pPr>
-        <w:pStyle w:val="ListBullet"/>
-      </w:pPr>
-      <w:r>
-        <w:rPr>
-          <w:b/>
-        </w:rPr>
-        <w:t>作品存放與跨週銜接</w:t>
-      </w:r>
-      <w:r>
-        <w:t>：⚠️ 第 1 堂在瓶身包上紙黏土屋頂／牆面後</w:t>
-      </w:r>
-      <w:r>
-        <w:rPr>
-          <w:b/>
-        </w:rPr>
-        <w:t>陰乾一週</w:t>
-      </w:r>
-      <w:r>
-        <w:t>，放穩固托盤、貼名字、勿堆疊；第 2 堂乾後上色與佈置。</w:t>
-      </w:r>
-    </w:p>
-    <w:p>
-      <w:pPr>
-        <w:pStyle w:val="ListBullet"/>
-      </w:pPr>
-      <w:r>
-        <w:rPr>
-          <w:b/>
-        </w:rPr>
-        <w:t>回家對話小卡</w:t>
-      </w:r>
-      <w:r>
-        <w:t>：「家裡哪一個角落讓你最安心？你的小屋裡放了誰／什麼最珍貴的東西？」</w:t>
-      </w:r>
-    </w:p>
-    <w:p>
-      <w:pPr>
-        <w:jc w:val="center"/>
-      </w:pPr>
-      <w:r>
-        <w:rPr>
-          <w:color w:val="AAAAAA"/>
-        </w:rPr>
-        <w:t>──────────────────────────────</w:t>
-      </w:r>
-    </w:p>
-    <w:p>
-      <w:pPr>
-        <w:pStyle w:val="Heading2"/>
-        <w:keepNext/>
-        <w:pageBreakBefore/>
-      </w:pPr>
-      <w:r>
-        <w:rPr>
-          <w:rFonts w:eastAsia="微軟正黑體"/>
-        </w:rPr>
-        <w:t>🍂 作品 5｜大自然的禮物書籤（押花＋繪畫）</w:t>
-      </w:r>
-    </w:p>
-    <w:p>
-      <w:r>
-        <w:rPr>
-          <w:b/>
-        </w:rPr>
-        <w:t>週次 W9–W10｜媒材：押花為主，兒童繪畫襯底｜生命主軸：人與自然</w:t>
-      </w:r>
-    </w:p>
-    <w:p>
-      <w:pPr>
-        <w:pStyle w:val="Heading4"/>
-        <w:keepNext/>
-      </w:pPr>
-      <w:r>
-        <w:rPr>
-          <w:rFonts w:eastAsia="微軟正黑體"/>
-        </w:rPr>
-        <w:t>🎒 學生作品範例（小一 ／ 小二）</w:t>
-      </w:r>
-    </w:p>
-    <w:p>
-      <w:r>
-        <w:rPr>
-          <w:b/>
-        </w:rPr>
-        <w:t>小一範例</w:t>
-      </w:r>
-      <w:r>
-        <w:t>——水彩漸層底色＋幾朵押花直式排列，搭配緞帶，簡單就很美。</w:t>
-      </w:r>
-    </w:p>
-    <w:p>
-      <w:r>
-        <w:rPr>
-          <w:b/>
-        </w:rPr>
-        <w:t>小二範例</w:t>
-      </w:r>
-      <w:r>
-        <w:t>——花葉層次更豐富、加入流蘇與裝飾，構圖更講究，像一個季節的故事。</w:t>
+        <w:t>🔧 製作分解步驟（圖解）</w:t>
       </w:r>
     </w:p>
     <w:p>
@@ -6694,7 +6481,7 @@
       <w:r>
         <w:drawing>
           <wp:inline xmlns:a="http://schemas.openxmlformats.org/drawingml/2006/main" xmlns:pic="http://schemas.openxmlformats.org/drawingml/2006/picture">
-            <wp:extent cx="5760000" cy="3840000"/>
+            <wp:extent cx="5760000" cy="2107317"/>
             <wp:docPr id="5" name="Picture 5"/>
             <wp:cNvGraphicFramePr>
               <a:graphicFrameLocks noChangeAspect="1"/>
@@ -6703,7 +6490,7 @@
               <a:graphicData uri="http://schemas.openxmlformats.org/drawingml/2006/picture">
                 <pic:pic>
                   <pic:nvPicPr>
-                    <pic:cNvPr id="0" name="work-05-compare.jpg"/>
+                    <pic:cNvPr id="0" name="work-04-steps.png"/>
                     <pic:cNvPicPr/>
                   </pic:nvPicPr>
                   <pic:blipFill>
@@ -6715,7 +6502,7 @@
                   <pic:spPr>
                     <a:xfrm>
                       <a:off x="0" y="0"/>
-                      <a:ext cx="5760000" cy="3840000"/>
+                      <a:ext cx="5760000" cy="2107317"/>
                     </a:xfrm>
                     <a:prstGeom prst="rect"/>
                   </pic:spPr>
@@ -6736,30 +6523,21 @@
         <w:rPr>
           <w:rFonts w:eastAsia="微軟正黑體"/>
         </w:rPr>
-        <w:t>生命連結</w:t>
-      </w:r>
-    </w:p>
-    <w:p>
+        <w:t>💡 講師深度備忘錄</w:t>
+      </w:r>
+    </w:p>
+    <w:p>
+      <w:pPr>
+        <w:pStyle w:val="ListBullet"/>
+      </w:pPr>
       <w:r>
         <w:rPr>
           <w:b/>
         </w:rPr>
-        <w:t>【感恩・珍惜當下・四季】</w:t>
-      </w:r>
-      <w:r>
-        <w:t xml:space="preserve"> 一朵花被壓乾，把最美的樣子留下來。提升孩子「珍惜眼前、對大自然心懷感謝」的情感。</w:t>
-      </w:r>
-    </w:p>
-    <w:p>
-      <w:pPr>
-        <w:pStyle w:val="Heading3"/>
-        <w:keepNext/>
-      </w:pPr>
-      <w:r>
-        <w:rPr>
-          <w:rFonts w:eastAsia="微軟正黑體"/>
-        </w:rPr>
-        <w:t>第 1 堂（上課 100 分＋整理 20 分）｜尋寶與壓花</w:t>
+        <w:t>觀察重點</w:t>
+      </w:r>
+      <w:r>
+        <w:t>：門窗是開放還是緊閉？屋內放具象（家人）還是抽象（顏色）？</w:t>
       </w:r>
     </w:p>
     <w:p>
@@ -6770,10 +6548,10 @@
         <w:rPr>
           <w:b/>
         </w:rPr>
-        <w:t>① 心靈登陸</w:t>
-      </w:r>
-      <w:r>
-        <w:t>：戶外 / 校園「大自然尋寶」（撿落葉、小花），或用事先壓好的押花。</w:t>
+        <w:t>對話引導</w:t>
+      </w:r>
+      <w:r>
+        <w:t>：「如果小屋會說話，它會怎麼安慰難過的你？」</w:t>
       </w:r>
     </w:p>
     <w:p>
@@ -6784,10 +6562,19 @@
         <w:rPr>
           <w:b/>
         </w:rPr>
-        <w:t>② 技法魔法</w:t>
-      </w:r>
-      <w:r>
-        <w:t>：認識押花、講解「為什麼花會變平變乾」。</w:t>
+        <w:t>生命提醒</w:t>
+      </w:r>
+      <w:r>
+        <w:t>：</w:t>
+      </w:r>
+      <w:r>
+        <w:rPr>
+          <w:b/>
+        </w:rPr>
+        <w:t>尊重隱私</w:t>
+      </w:r>
+      <w:r>
+        <w:t>。若孩子不願說屋裡放了什麼，稱讚他：「你很會保護自己的寶物，很勇敢。」</w:t>
       </w:r>
     </w:p>
     <w:p>
@@ -6798,129 +6585,19 @@
         <w:rPr>
           <w:b/>
         </w:rPr>
-        <w:t>③ 沉浸創作</w:t>
-      </w:r>
-      <w:r>
-        <w:t>：在書籤卡上用水彩 / 蠟筆畫出「我最喜歡的季節」底色。</w:t>
-      </w:r>
-    </w:p>
-    <w:p>
-      <w:pPr>
-        <w:pStyle w:val="ListBullet"/>
-      </w:pPr>
+        <w:t>安全</w:t>
+      </w:r>
+      <w:r>
+        <w:t>：剪寶特瓶由</w:t>
+      </w:r>
       <w:r>
         <w:rPr>
           <w:b/>
         </w:rPr>
-        <w:t>④ 收心分享</w:t>
-      </w:r>
-      <w:r>
-        <w:t>：「你今天最感謝大自然的什麼？」</w:t>
-      </w:r>
-    </w:p>
-    <w:p>
-      <w:pPr>
-        <w:pStyle w:val="Heading3"/>
-        <w:keepNext/>
-      </w:pPr>
-      <w:r>
-        <w:rPr>
-          <w:rFonts w:eastAsia="微軟正黑體"/>
-        </w:rPr>
-        <w:t>第 2 堂（上課 100 分＋整理 20 分）｜拼貼與護貝</w:t>
-      </w:r>
-    </w:p>
-    <w:p>
-      <w:pPr>
-        <w:pStyle w:val="ListBullet"/>
-      </w:pPr>
-      <w:r>
-        <w:t>在底色上排列、黏貼押花，構成一幅小風景。</w:t>
-      </w:r>
-    </w:p>
-    <w:p>
-      <w:pPr>
-        <w:pStyle w:val="ListBullet"/>
-      </w:pPr>
-      <w:r>
-        <w:t>護貝 / 貼透明膜完成書籤，穿上緞帶。</w:t>
-      </w:r>
-    </w:p>
-    <w:p>
-      <w:pPr>
-        <w:pStyle w:val="Heading3"/>
-        <w:keepNext/>
-      </w:pPr>
-      <w:r>
-        <w:rPr>
-          <w:rFonts w:eastAsia="微軟正黑體"/>
-        </w:rPr>
-        <w:t>💡 講師深度備忘錄</w:t>
-      </w:r>
-    </w:p>
-    <w:p>
-      <w:pPr>
-        <w:pStyle w:val="ListBullet"/>
-      </w:pPr>
-      <w:r>
-        <w:rPr>
-          <w:b/>
-        </w:rPr>
-        <w:t>觀察重點</w:t>
-      </w:r>
-      <w:r>
-        <w:t>：孩子排花時是「滿滿塞」還是「留白」？反映內在的節奏感。</w:t>
-      </w:r>
-    </w:p>
-    <w:p>
-      <w:pPr>
-        <w:pStyle w:val="ListBullet"/>
-      </w:pPr>
-      <w:r>
-        <w:rPr>
-          <w:b/>
-        </w:rPr>
-        <w:t>對話引導</w:t>
-      </w:r>
-      <w:r>
-        <w:t>：「這朵花以前是活的，現在它換一種方式陪著你，你想對它說什麼？」</w:t>
-      </w:r>
-    </w:p>
-    <w:p>
-      <w:pPr>
-        <w:pStyle w:val="ListBullet"/>
-      </w:pPr>
-      <w:r>
-        <w:rPr>
-          <w:b/>
-        </w:rPr>
-        <w:t>生命提醒</w:t>
-      </w:r>
-      <w:r>
-        <w:t>：用溫柔的方式談「無常」——花謝了不是消失，而是變成另一種美。</w:t>
-      </w:r>
-      <w:r>
-        <w:rPr>
-          <w:b/>
-        </w:rPr>
-        <w:t>不必強調死亡，重點是珍惜與感謝</w:t>
-      </w:r>
-      <w:r>
-        <w:t>。</w:t>
-      </w:r>
-    </w:p>
-    <w:p>
-      <w:pPr>
-        <w:pStyle w:val="ListBullet"/>
-      </w:pPr>
-      <w:r>
-        <w:rPr>
-          <w:b/>
-        </w:rPr>
-        <w:t>適齡技巧</w:t>
-      </w:r>
-      <w:r>
-        <w:t>：押花易碎，提供鑷子或棉花棒沾膠，減少手指直接接觸。</w:t>
+        <w:t>老師代為操作</w:t>
+      </w:r>
+      <w:r>
+        <w:t>；鈕扣等小物注意誤食風險，全程桌面操作、用白膠固定。</w:t>
       </w:r>
     </w:p>
     <w:p>
@@ -6946,7 +6623,7 @@
         <w:t>材料（每人）</w:t>
       </w:r>
       <w:r>
-        <w:t>：書籤厚卡、水彩或蠟筆、押花／押葉數片、鑷子、白膠或點膠、冷裱膜／護貝膜或寬透明膠帶、緞帶。</w:t>
+        <w:t>：乾淨寶特瓶 1 個（圓胖款佳）、輕質紙黏土 約 80g、色紙、鈕扣／小布／亮片、白膠或保麗龍膠、顏料、平筆、押花。</w:t>
       </w:r>
       <w:r>
         <w:rPr>
@@ -6955,7 +6632,7 @@
         <w:t>共用</w:t>
       </w:r>
       <w:r>
-        <w:t>：打孔器（老師）、戶外尋寶小袋。</w:t>
+        <w:t>：剪刀、熱熔槍（⚠️ 僅老師操作）。</w:t>
       </w:r>
     </w:p>
     <w:p>
@@ -6969,53 +6646,30 @@
         <w:t>作品存放與跨週銜接</w:t>
       </w:r>
       <w:r>
-        <w:t xml:space="preserve">：⚠️ </w:t>
+        <w:t>：⚠️ 第 1 堂在瓶身包上紙黏土屋頂／牆面後</w:t>
       </w:r>
       <w:r>
         <w:rPr>
           <w:b/>
         </w:rPr>
-        <w:t>押花需於開課前 2–3 週先壓製</w:t>
-      </w:r>
-      <w:r>
-        <w:t>（或採購現成）。第 1 堂底色畫完陰乾；第 2 堂排花、護貝、穿緞帶，</w:t>
-      </w:r>
+        <w:t>陰乾一週</w:t>
+      </w:r>
+      <w:r>
+        <w:t>，放穩固托盤、貼名字、勿堆疊；第 2 堂乾後上色與佈置。</w:t>
+      </w:r>
+    </w:p>
+    <w:p>
+      <w:pPr>
+        <w:pStyle w:val="ListBullet"/>
+      </w:pPr>
       <w:r>
         <w:rPr>
           <w:b/>
         </w:rPr>
-        <w:t>當堂完成可帶回</w:t>
-      </w:r>
-      <w:r>
-        <w:t>。</w:t>
-      </w:r>
-    </w:p>
-    <w:p>
-      <w:pPr>
-        <w:pStyle w:val="ListBullet"/>
-      </w:pPr>
-      <w:r>
-        <w:rPr>
-          <w:b/>
-        </w:rPr>
         <w:t>回家對話小卡</w:t>
       </w:r>
       <w:r>
-        <w:t>：「今天最感謝大自然的什麼？把這張書籤送給一個你想感謝的人吧。」</w:t>
-      </w:r>
-    </w:p>
-    <w:p>
-      <w:pPr>
-        <w:pStyle w:val="ListBullet"/>
-      </w:pPr>
-      <w:r>
-        <w:rPr>
-          <w:b/>
-        </w:rPr>
-        <w:t>行前提醒</w:t>
-      </w:r>
-      <w:r>
-        <w:t>：戶外尋寶需先勘查場地與安全，並備雨天室內替代方案（改用現成押花）。</w:t>
+        <w:t>：「家裡哪一個角落讓你最安心？你的小屋裡放了誰／什麼最珍貴的東西？」</w:t>
       </w:r>
     </w:p>
     <w:p>
@@ -7039,7 +6693,7 @@
         <w:rPr>
           <w:rFonts w:eastAsia="微軟正黑體"/>
         </w:rPr>
-        <w:t>🐠 作品 6｜海底好朋友（紙黏土＋繪畫｜混媒）</w:t>
+        <w:t>🍂 作品 5｜大自然的禮物書籤（押花＋繪畫）</w:t>
       </w:r>
     </w:p>
     <w:p>
@@ -7047,7 +6701,7 @@
         <w:rPr>
           <w:b/>
         </w:rPr>
-        <w:t>週次 W11–W12｜媒材：紙黏土立體＋繪畫背景（混媒）｜生命主軸：人與自然</w:t>
+        <w:t>週次 W9–W10｜媒材：押花為主，兒童繪畫襯底｜生命主軸：人與自然</w:t>
       </w:r>
     </w:p>
     <w:p>
@@ -7070,7 +6724,7 @@
         <w:t>小一範例</w:t>
       </w:r>
       <w:r>
-        <w:t>——藍色背景＋一隻小丑魚與海草、海星，造型大塊、單一主角清楚。</w:t>
+        <w:t>——水彩漸層底色＋幾朵押花直式排列，搭配緞帶，簡單就很美。</w:t>
       </w:r>
     </w:p>
     <w:p>
@@ -7081,7 +6735,7 @@
         <w:t>小二範例</w:t>
       </w:r>
       <w:r>
-        <w:t>——海龜、魚兒與章魚同場，泡泡與珊瑚細節豐富，像一座小小海洋世界。</w:t>
+        <w:t>——花葉層次更豐富、加入流蘇與裝飾，構圖更講究，像一個季節的故事。</w:t>
       </w:r>
     </w:p>
     <w:p>
@@ -7100,7 +6754,7 @@
               <a:graphicData uri="http://schemas.openxmlformats.org/drawingml/2006/picture">
                 <pic:pic>
                   <pic:nvPicPr>
-                    <pic:cNvPr id="0" name="work-06-compare.jpg"/>
+                    <pic:cNvPr id="0" name="work-05-compare.jpg"/>
                     <pic:cNvPicPr/>
                   </pic:nvPicPr>
                   <pic:blipFill>
@@ -7141,10 +6795,10 @@
         <w:rPr>
           <w:b/>
         </w:rPr>
-        <w:t>【愛護環境・保護生命・責任】</w:t>
-      </w:r>
-      <w:r>
-        <w:t xml:space="preserve"> 海洋裡住著好多生命，牠們需要乾淨的家。提升孩子「我可以保護比我更小的生命」的責任感。</w:t>
+        <w:t>【感恩・珍惜當下・四季】</w:t>
+      </w:r>
+      <w:r>
+        <w:t xml:space="preserve"> 一朵花被壓乾，把最美的樣子留下來。提升孩子「珍惜眼前、對大自然心懷感謝」的情感。</w:t>
       </w:r>
     </w:p>
     <w:p>
@@ -7156,7 +6810,7 @@
         <w:rPr>
           <w:rFonts w:eastAsia="微軟正黑體"/>
         </w:rPr>
-        <w:t>第 1 堂（上課 100 分＋整理 20 分）｜畫出海洋的家</w:t>
+        <w:t>第 1 堂（上課 100 分＋整理 20 分）｜尋寶與壓花</w:t>
       </w:r>
     </w:p>
     <w:p>
@@ -7170,7 +6824,7 @@
         <w:t>① 心靈登陸</w:t>
       </w:r>
       <w:r>
-        <w:t>：聊聊「如果海裡都是垃圾，魚會怎樣？」</w:t>
+        <w:t>：戶外 / 校園「大自然尋寶」（撿落葉、小花），或用事先壓好的押花。</w:t>
       </w:r>
     </w:p>
     <w:p>
@@ -7184,7 +6838,7 @@
         <w:t>② 技法魔法</w:t>
       </w:r>
       <w:r>
-        <w:t>：示範水藍漸層背景（濕畫法）＋紙黏土搓出魚、海龜、珊瑚。</w:t>
+        <w:t>：認識押花、講解「為什麼花會變平變乾」。</w:t>
       </w:r>
     </w:p>
     <w:p>
@@ -7198,7 +6852,7 @@
         <w:t>③ 沉浸創作</w:t>
       </w:r>
       <w:r>
-        <w:t>：畫海洋背景（第 1 堂主畫背景，黏土小物陰乾）。</w:t>
+        <w:t>：在書籤卡上用水彩 / 蠟筆畫出「我最喜歡的季節」底色。</w:t>
       </w:r>
     </w:p>
     <w:p>
@@ -7212,7 +6866,7 @@
         <w:t>④ 收心分享</w:t>
       </w:r>
       <w:r>
-        <w:t>：「你想保護海裡的哪一個朋友？」</w:t>
+        <w:t>：「你今天最感謝大自然的什麼？」</w:t>
       </w:r>
     </w:p>
     <w:p>
@@ -7224,7 +6878,7 @@
         <w:rPr>
           <w:rFonts w:eastAsia="微軟正黑體"/>
         </w:rPr>
-        <w:t>第 2 堂（上課 100 分＋整理 20 分）｜組合與守護宣言</w:t>
+        <w:t>第 2 堂（上課 100 分＋整理 20 分）｜拼貼與護貝</w:t>
       </w:r>
     </w:p>
     <w:p>
@@ -7232,7 +6886,7 @@
         <w:pStyle w:val="ListBullet"/>
       </w:pPr>
       <w:r>
-        <w:t>為黏土海洋生物上色，黏貼到背景上，加泡泡、海草。</w:t>
+        <w:t>在底色上排列、黏貼押花，構成一幅小風景。</w:t>
       </w:r>
     </w:p>
     <w:p>
@@ -7240,7 +6894,7 @@
         <w:pStyle w:val="ListBullet"/>
       </w:pPr>
       <w:r>
-        <w:t>一起說一句「我會做到的環保小事」（不亂丟、自帶水壺…）。</w:t>
+        <w:t>護貝 / 貼透明膜完成書籤，穿上緞帶。</w:t>
       </w:r>
     </w:p>
     <w:p>
@@ -7266,7 +6920,7 @@
         <w:t>觀察重點</w:t>
       </w:r>
       <w:r>
-        <w:t>：孩子是否願意在畫面留「乾淨的空間」給生物？</w:t>
+        <w:t>：孩子排花時是「滿滿塞」還是「留白」？反映內在的節奏感。</w:t>
       </w:r>
     </w:p>
     <w:p>
@@ -7280,7 +6934,7 @@
         <w:t>對話引導</w:t>
       </w:r>
       <w:r>
-        <w:t>：「這隻小魚迷路了，你的畫裡哪裡可以當牠安全的家？」</w:t>
+        <w:t>：「這朵花以前是活的，現在它換一種方式陪著你，你想對它說什麼？」</w:t>
       </w:r>
     </w:p>
     <w:p>
@@ -7294,7 +6948,16 @@
         <w:t>生命提醒</w:t>
       </w:r>
       <w:r>
-        <w:t>：把「環保」連結到「保護一個具體的小生命」，比抽象口號更打動小小孩。</w:t>
+        <w:t>：用溫柔的方式談「無常」——花謝了不是消失，而是變成另一種美。</w:t>
+      </w:r>
+      <w:r>
+        <w:rPr>
+          <w:b/>
+        </w:rPr>
+        <w:t>不必強調死亡，重點是珍惜與感謝</w:t>
+      </w:r>
+      <w:r>
+        <w:t>。</w:t>
       </w:r>
     </w:p>
     <w:p>
@@ -7305,10 +6968,10 @@
         <w:rPr>
           <w:b/>
         </w:rPr>
-        <w:t>混媒技巧</w:t>
-      </w:r>
-      <w:r>
-        <w:t>：背景紙先裱在厚卡上避免黏土把紙壓皺；黏土用白膠＋牙籤固定。</w:t>
+        <w:t>適齡技巧</w:t>
+      </w:r>
+      <w:r>
+        <w:t>：押花易碎，提供鑷子或棉花棒沾膠，減少手指直接接觸。</w:t>
       </w:r>
     </w:p>
     <w:p>
@@ -7334,7 +6997,7 @@
         <w:t>材料（每人）</w:t>
       </w:r>
       <w:r>
-        <w:t>：4 開水彩紙（裱厚卡）、藍綠系水彩、紙黏土（各色）、白膠、牙籤、泡棉膠、顏料、平筆。</w:t>
+        <w:t>：書籤厚卡、水彩或蠟筆、押花／押葉數片、鑷子、白膠或點膠、冷裱膜／護貝膜或寬透明膠帶、緞帶。</w:t>
       </w:r>
       <w:r>
         <w:rPr>
@@ -7343,7 +7006,7 @@
         <w:t>共用</w:t>
       </w:r>
       <w:r>
-        <w:t>：吹風機（老師加速陰乾）、桌墊。</w:t>
+        <w:t>：打孔器（老師）、戶外尋寶小袋。</w:t>
       </w:r>
     </w:p>
     <w:p>
@@ -7357,16 +7020,25 @@
         <w:t>作品存放與跨週銜接</w:t>
       </w:r>
       <w:r>
-        <w:t>：⚠️ 第 1 堂背景畫與黏土小生物</w:t>
+        <w:t xml:space="preserve">：⚠️ </w:t>
       </w:r>
       <w:r>
         <w:rPr>
           <w:b/>
         </w:rPr>
-        <w:t>分開陰乾約一週</w:t>
-      </w:r>
-      <w:r>
-        <w:t>（黏土另放貼名字的盤）；第 2 堂上色、組合、加泡泡海草。</w:t>
+        <w:t>押花需於開課前 2–3 週先壓製</w:t>
+      </w:r>
+      <w:r>
+        <w:t>（或採購現成）。第 1 堂底色畫完陰乾；第 2 堂排花、護貝、穿緞帶，</w:t>
+      </w:r>
+      <w:r>
+        <w:rPr>
+          <w:b/>
+        </w:rPr>
+        <w:t>當堂完成可帶回</w:t>
+      </w:r>
+      <w:r>
+        <w:t>。</w:t>
       </w:r>
     </w:p>
     <w:p>
@@ -7380,7 +7052,7 @@
         <w:t>回家對話小卡</w:t>
       </w:r>
       <w:r>
-        <w:t>：「你最想保護海裡的哪一個朋友？這一週和家人一起做一件環保小事（自帶水壺、不用吸管）。」</w:t>
+        <w:t>：「今天最感謝大自然的什麼？把這張書籤送給一個你想感謝的人吧。」</w:t>
       </w:r>
     </w:p>
     <w:p>
@@ -7391,10 +7063,10 @@
         <w:rPr>
           <w:b/>
         </w:rPr>
-        <w:t>延伸</w:t>
-      </w:r>
-      <w:r>
-        <w:t>：可結合班級「減塑週」行動，把藝術連到真實生活的責任。</w:t>
+        <w:t>行前提醒</w:t>
+      </w:r>
+      <w:r>
+        <w:t>：戶外尋寶需先勘查場地與安全，並備雨天室內替代方案（改用現成押花）。</w:t>
       </w:r>
     </w:p>
     <w:p>
@@ -7418,7 +7090,7 @@
         <w:rPr>
           <w:rFonts w:eastAsia="微軟正黑體"/>
         </w:rPr>
-        <w:t>🦋 作品 7｜毛毛蟲變蝴蝶（拼貼＋押花翅膀｜混媒）</w:t>
+        <w:t>🐠 作品 6｜海底好朋友（紙黏土＋繪畫｜混媒）</w:t>
       </w:r>
     </w:p>
     <w:p>
@@ -7426,7 +7098,7 @@
         <w:rPr>
           <w:b/>
         </w:rPr>
-        <w:t>週次 W13–W14｜媒材：拼貼＋押花（混媒）｜生命主軸：人與生命</w:t>
+        <w:t>週次 W11–W12｜媒材：紙黏土立體＋繪畫背景（混媒）｜生命主軸：人與自然</w:t>
       </w:r>
     </w:p>
     <w:p>
@@ -7449,7 +7121,7 @@
         <w:t>小一範例</w:t>
       </w:r>
       <w:r>
-        <w:t>——毛毛蟲、繭、蝴蝶三階段清楚呈現，蝴蝶翅膀用押花對稱拼貼。</w:t>
+        <w:t>——藍色背景＋一隻小丑魚與海草、海星，造型大塊、單一主角清楚。</w:t>
       </w:r>
     </w:p>
     <w:p>
@@ -7460,7 +7132,7 @@
         <w:t>小二範例</w:t>
       </w:r>
       <w:r>
-        <w:t>——花園裡的蛻變故事，加入更多花草，畫面更豐富、層次更美麗。</w:t>
+        <w:t>——海龜、魚兒與章魚同場，泡泡與珊瑚細節豐富，像一座小小海洋世界。</w:t>
       </w:r>
     </w:p>
     <w:p>
@@ -7479,7 +7151,7 @@
               <a:graphicData uri="http://schemas.openxmlformats.org/drawingml/2006/picture">
                 <pic:pic>
                   <pic:nvPicPr>
-                    <pic:cNvPr id="0" name="work-07-compare.jpg"/>
+                    <pic:cNvPr id="0" name="work-06-compare.jpg"/>
                     <pic:cNvPicPr/>
                   </pic:nvPicPr>
                   <pic:blipFill>
@@ -7520,10 +7192,10 @@
         <w:rPr>
           <w:b/>
         </w:rPr>
-        <w:t>【成長蛻變・勇氣・希望】</w:t>
-      </w:r>
-      <w:r>
-        <w:t xml:space="preserve"> 毛毛蟲要在黑黑的繭裡等待，才能長出翅膀。提升孩子面對「改變、等待、長大」的勇氣與盼望。</w:t>
+        <w:t>【愛護環境・保護生命・責任】</w:t>
+      </w:r>
+      <w:r>
+        <w:t xml:space="preserve"> 海洋裡住著好多生命，牠們需要乾淨的家。提升孩子「我可以保護比我更小的生命」的責任感。</w:t>
       </w:r>
     </w:p>
     <w:p>
@@ -7535,7 +7207,7 @@
         <w:rPr>
           <w:rFonts w:eastAsia="微軟正黑體"/>
         </w:rPr>
-        <w:t>第 1 堂（上課 100 分＋整理 20 分）｜毛毛蟲與繭</w:t>
+        <w:t>第 1 堂（上課 100 分＋整理 20 分）｜畫出海洋的家</w:t>
       </w:r>
     </w:p>
     <w:p>
@@ -7549,7 +7221,7 @@
         <w:t>① 心靈登陸</w:t>
       </w:r>
       <w:r>
-        <w:t>：毛毛蟲變蝴蝶的短片（或老師口述毛毛蟲長大的故事）。</w:t>
+        <w:t>：聊聊「如果海裡都是垃圾，魚會怎樣？」</w:t>
       </w:r>
     </w:p>
     <w:p>
@@ -7563,7 +7235,7 @@
         <w:t>② 技法魔法</w:t>
       </w:r>
       <w:r>
-        <w:t>：示範拼貼毛毛蟲（圓形色紙串接）＋用紙做一個「繭」。</w:t>
+        <w:t>：示範水藍漸層背景（濕畫法）＋紙黏土搓出魚、海龜、珊瑚。</w:t>
       </w:r>
     </w:p>
     <w:p>
@@ -7577,7 +7249,7 @@
         <w:t>③ 沉浸創作</w:t>
       </w:r>
       <w:r>
-        <w:t>：做出「毛毛蟲」與「繭」，貼在畫面左半邊。</w:t>
+        <w:t>：畫海洋背景（第 1 堂主畫背景，黏土小物陰乾）。</w:t>
       </w:r>
     </w:p>
     <w:p>
@@ -7591,7 +7263,7 @@
         <w:t>④ 收心分享</w:t>
       </w:r>
       <w:r>
-        <w:t>：「你最近有沒有在等待、或在努力長大的事？」</w:t>
+        <w:t>：「你想保護海裡的哪一個朋友？」</w:t>
       </w:r>
     </w:p>
     <w:p>
@@ -7603,7 +7275,7 @@
         <w:rPr>
           <w:rFonts w:eastAsia="微軟正黑體"/>
         </w:rPr>
-        <w:t>第 2 堂（上課 100 分＋整理 20 分）｜破繭成蝶</w:t>
+        <w:t>第 2 堂（上課 100 分＋整理 20 分）｜組合與守護宣言</w:t>
       </w:r>
     </w:p>
     <w:p>
@@ -7611,16 +7283,7 @@
         <w:pStyle w:val="ListBullet"/>
       </w:pPr>
       <w:r>
-        <w:t>在畫面右半邊做一隻蝴蝶，</w:t>
-      </w:r>
-      <w:r>
-        <w:rPr>
-          <w:b/>
-        </w:rPr>
-        <w:t>翅膀用押花拼貼</w:t>
-      </w:r>
-      <w:r>
-        <w:t>（左右對稱，呼應曼陀羅的平衡）。</w:t>
+        <w:t>為黏土海洋生物上色，黏貼到背景上，加泡泡、海草。</w:t>
       </w:r>
     </w:p>
     <w:p>
@@ -7628,7 +7291,7 @@
         <w:pStyle w:val="ListBullet"/>
       </w:pPr>
       <w:r>
-        <w:t>完成「毛毛蟲 → 繭 → 蝴蝶」的成長三格故事。</w:t>
+        <w:t>一起說一句「我會做到的環保小事」（不亂丟、自帶水壺…）。</w:t>
       </w:r>
     </w:p>
     <w:p>
@@ -7654,7 +7317,7 @@
         <w:t>觀察重點</w:t>
       </w:r>
       <w:r>
-        <w:t>：孩子做「繭（黑暗、等待）」這段時的情緒，是否急著跳過？</w:t>
+        <w:t>：孩子是否願意在畫面留「乾淨的空間」給生物？</w:t>
       </w:r>
     </w:p>
     <w:p>
@@ -7668,7 +7331,7 @@
         <w:t>對話引導</w:t>
       </w:r>
       <w:r>
-        <w:t>：「蝴蝶在繭裡看不到外面，只能相信自己會長出翅膀。你也有需要這種勇氣的事嗎？」</w:t>
+        <w:t>：「這隻小魚迷路了，你的畫裡哪裡可以當牠安全的家？」</w:t>
       </w:r>
     </w:p>
     <w:p>
@@ -7682,7 +7345,7 @@
         <w:t>生命提醒</w:t>
       </w:r>
       <w:r>
-        <w:t>：蛻變伴隨孤獨與等待，但終會換來翅膀——給孩子「改變是好事」的信心。</w:t>
+        <w:t>：把「環保」連結到「保護一個具體的小生命」，比抽象口號更打動小小孩。</w:t>
       </w:r>
     </w:p>
     <w:p>
@@ -7696,7 +7359,7 @@
         <w:t>混媒技巧</w:t>
       </w:r>
       <w:r>
-        <w:t>：押花做翅膀時，左右各放相似的花，練習「對稱」也是練習「平衡」。</w:t>
+        <w:t>：背景紙先裱在厚卡上避免黏土把紙壓皺；黏土用白膠＋牙籤固定。</w:t>
       </w:r>
     </w:p>
     <w:p>
@@ -7722,7 +7385,7 @@
         <w:t>材料（每人）</w:t>
       </w:r>
       <w:r>
-        <w:t>：長條或三格底紙、圓形色紙（毛毛蟲身體）、棉花或皺紋紙（繭）、押花（蝴蝶翅膀）、白膠、簽字筆。</w:t>
+        <w:t>：4 開水彩紙（裱厚卡）、藍綠系水彩、紙黏土（各色）、白膠、牙籤、泡棉膠、顏料、平筆。</w:t>
       </w:r>
       <w:r>
         <w:rPr>
@@ -7731,7 +7394,7 @@
         <w:t>共用</w:t>
       </w:r>
       <w:r>
-        <w:t>：墊板、冷裱膜（保護翅膀，選用）。</w:t>
+        <w:t>：吹風機（老師加速陰乾）、桌墊。</w:t>
       </w:r>
     </w:p>
     <w:p>
@@ -7745,16 +7408,16 @@
         <w:t>作品存放與跨週銜接</w:t>
       </w:r>
       <w:r>
-        <w:t>：押花翅膀脆弱，第 1 堂完成毛毛蟲與繭後平放收存；第 2 堂貼蝴蝶翅膀，完成後</w:t>
+        <w:t>：⚠️ 第 1 堂背景畫與黏土小生物</w:t>
       </w:r>
       <w:r>
         <w:rPr>
           <w:b/>
         </w:rPr>
-        <w:t>平放或護貝</w:t>
-      </w:r>
-      <w:r>
-        <w:t>避免翹翅。</w:t>
+        <w:t>分開陰乾約一週</w:t>
+      </w:r>
+      <w:r>
+        <w:t>（黏土另放貼名字的盤）；第 2 堂上色、組合、加泡泡海草。</w:t>
       </w:r>
     </w:p>
     <w:p>
@@ -7768,7 +7431,21 @@
         <w:t>回家對話小卡</w:t>
       </w:r>
       <w:r>
-        <w:t>：「最近有沒有一件事，你正在努力長大、或在耐心等待？做這件事需要什麼樣的勇氣？」</w:t>
+        <w:t>：「你最想保護海裡的哪一個朋友？這一週和家人一起做一件環保小事（自帶水壺、不用吸管）。」</w:t>
+      </w:r>
+    </w:p>
+    <w:p>
+      <w:pPr>
+        <w:pStyle w:val="ListBullet"/>
+      </w:pPr>
+      <w:r>
+        <w:rPr>
+          <w:b/>
+        </w:rPr>
+        <w:t>延伸</w:t>
+      </w:r>
+      <w:r>
+        <w:t>：可結合班級「減塑週」行動，把藝術連到真實生活的責任。</w:t>
       </w:r>
     </w:p>
     <w:p>
@@ -7792,7 +7469,7 @@
         <w:rPr>
           <w:rFonts w:eastAsia="微軟正黑體"/>
         </w:rPr>
-        <w:t>🌳 作品 8｜我的生命樹（全混合媒材．總結）</w:t>
+        <w:t>🦋 作品 7｜毛毛蟲變蝴蝶（拼貼＋押花翅膀｜混媒）</w:t>
       </w:r>
     </w:p>
     <w:p>
@@ -7800,7 +7477,7 @@
         <w:rPr>
           <w:b/>
         </w:rPr>
-        <w:t>週次 W15–W16｜媒材：繪畫＋紙黏土＋押花＋拼貼（四媒材整合）｜生命主軸：人與生命</w:t>
+        <w:t>週次 W13–W14｜媒材：拼貼＋押花（混媒）｜生命主軸：人與生命</w:t>
       </w:r>
     </w:p>
     <w:p>
@@ -7823,7 +7500,7 @@
         <w:t>小一範例</w:t>
       </w:r>
       <w:r>
-        <w:t>——以一棵有「根、幹、花、果」的大樹為主，根部清楚伸展，象徵被支撐著長大。</w:t>
+        <w:t>——毛毛蟲、繭、蝴蝶三階段清楚呈現，蝴蝶翅膀用押花對稱拼貼。</w:t>
       </w:r>
     </w:p>
     <w:p>
@@ -7834,7 +7511,7 @@
         <w:t>小二範例</w:t>
       </w:r>
       <w:r>
-        <w:t>——在生命樹下加上家人與朋友的陪伴人物，畫面更完整地說出「我是被很多愛圍繞著長大」。</w:t>
+        <w:t>——花園裡的蛻變故事，加入更多花草，畫面更豐富、層次更美麗。</w:t>
       </w:r>
     </w:p>
     <w:p>
@@ -7853,11 +7530,385 @@
               <a:graphicData uri="http://schemas.openxmlformats.org/drawingml/2006/picture">
                 <pic:pic>
                   <pic:nvPicPr>
+                    <pic:cNvPr id="0" name="work-07-compare.jpg"/>
+                    <pic:cNvPicPr/>
+                  </pic:nvPicPr>
+                  <pic:blipFill>
+                    <a:blip r:embed="rId16"/>
+                    <a:stretch>
+                      <a:fillRect/>
+                    </a:stretch>
+                  </pic:blipFill>
+                  <pic:spPr>
+                    <a:xfrm>
+                      <a:off x="0" y="0"/>
+                      <a:ext cx="5760000" cy="3840000"/>
+                    </a:xfrm>
+                    <a:prstGeom prst="rect"/>
+                  </pic:spPr>
+                </pic:pic>
+              </a:graphicData>
+            </a:graphic>
+          </wp:inline>
+        </w:drawing>
+      </w:r>
+    </w:p>
+    <w:p/>
+    <w:p>
+      <w:pPr>
+        <w:pStyle w:val="Heading3"/>
+        <w:keepNext/>
+      </w:pPr>
+      <w:r>
+        <w:rPr>
+          <w:rFonts w:eastAsia="微軟正黑體"/>
+        </w:rPr>
+        <w:t>生命連結</w:t>
+      </w:r>
+    </w:p>
+    <w:p>
+      <w:r>
+        <w:rPr>
+          <w:b/>
+        </w:rPr>
+        <w:t>【成長蛻變・勇氣・希望】</w:t>
+      </w:r>
+      <w:r>
+        <w:t xml:space="preserve"> 毛毛蟲要在黑黑的繭裡等待，才能長出翅膀。提升孩子面對「改變、等待、長大」的勇氣與盼望。</w:t>
+      </w:r>
+    </w:p>
+    <w:p>
+      <w:pPr>
+        <w:pStyle w:val="Heading3"/>
+        <w:keepNext/>
+      </w:pPr>
+      <w:r>
+        <w:rPr>
+          <w:rFonts w:eastAsia="微軟正黑體"/>
+        </w:rPr>
+        <w:t>第 1 堂（上課 100 分＋整理 20 分）｜毛毛蟲與繭</w:t>
+      </w:r>
+    </w:p>
+    <w:p>
+      <w:pPr>
+        <w:pStyle w:val="ListBullet"/>
+      </w:pPr>
+      <w:r>
+        <w:rPr>
+          <w:b/>
+        </w:rPr>
+        <w:t>① 心靈登陸</w:t>
+      </w:r>
+      <w:r>
+        <w:t>：毛毛蟲變蝴蝶的短片（或老師口述毛毛蟲長大的故事）。</w:t>
+      </w:r>
+    </w:p>
+    <w:p>
+      <w:pPr>
+        <w:pStyle w:val="ListBullet"/>
+      </w:pPr>
+      <w:r>
+        <w:rPr>
+          <w:b/>
+        </w:rPr>
+        <w:t>② 技法魔法</w:t>
+      </w:r>
+      <w:r>
+        <w:t>：示範拼貼毛毛蟲（圓形色紙串接）＋用紙做一個「繭」。</w:t>
+      </w:r>
+    </w:p>
+    <w:p>
+      <w:pPr>
+        <w:pStyle w:val="ListBullet"/>
+      </w:pPr>
+      <w:r>
+        <w:rPr>
+          <w:b/>
+        </w:rPr>
+        <w:t>③ 沉浸創作</w:t>
+      </w:r>
+      <w:r>
+        <w:t>：做出「毛毛蟲」與「繭」，貼在畫面左半邊。</w:t>
+      </w:r>
+    </w:p>
+    <w:p>
+      <w:pPr>
+        <w:pStyle w:val="ListBullet"/>
+      </w:pPr>
+      <w:r>
+        <w:rPr>
+          <w:b/>
+        </w:rPr>
+        <w:t>④ 收心分享</w:t>
+      </w:r>
+      <w:r>
+        <w:t>：「你最近有沒有在等待、或在努力長大的事？」</w:t>
+      </w:r>
+    </w:p>
+    <w:p>
+      <w:pPr>
+        <w:pStyle w:val="Heading3"/>
+        <w:keepNext/>
+      </w:pPr>
+      <w:r>
+        <w:rPr>
+          <w:rFonts w:eastAsia="微軟正黑體"/>
+        </w:rPr>
+        <w:t>第 2 堂（上課 100 分＋整理 20 分）｜破繭成蝶</w:t>
+      </w:r>
+    </w:p>
+    <w:p>
+      <w:pPr>
+        <w:pStyle w:val="ListBullet"/>
+      </w:pPr>
+      <w:r>
+        <w:t>在畫面右半邊做一隻蝴蝶，</w:t>
+      </w:r>
+      <w:r>
+        <w:rPr>
+          <w:b/>
+        </w:rPr>
+        <w:t>翅膀用押花拼貼</w:t>
+      </w:r>
+      <w:r>
+        <w:t>（左右對稱，呼應曼陀羅的平衡）。</w:t>
+      </w:r>
+    </w:p>
+    <w:p>
+      <w:pPr>
+        <w:pStyle w:val="ListBullet"/>
+      </w:pPr>
+      <w:r>
+        <w:t>完成「毛毛蟲 → 繭 → 蝴蝶」的成長三格故事。</w:t>
+      </w:r>
+    </w:p>
+    <w:p>
+      <w:pPr>
+        <w:pStyle w:val="Heading3"/>
+        <w:keepNext/>
+      </w:pPr>
+      <w:r>
+        <w:rPr>
+          <w:rFonts w:eastAsia="微軟正黑體"/>
+        </w:rPr>
+        <w:t>💡 講師深度備忘錄</w:t>
+      </w:r>
+    </w:p>
+    <w:p>
+      <w:pPr>
+        <w:pStyle w:val="ListBullet"/>
+      </w:pPr>
+      <w:r>
+        <w:rPr>
+          <w:b/>
+        </w:rPr>
+        <w:t>觀察重點</w:t>
+      </w:r>
+      <w:r>
+        <w:t>：孩子做「繭（黑暗、等待）」這段時的情緒，是否急著跳過？</w:t>
+      </w:r>
+    </w:p>
+    <w:p>
+      <w:pPr>
+        <w:pStyle w:val="ListBullet"/>
+      </w:pPr>
+      <w:r>
+        <w:rPr>
+          <w:b/>
+        </w:rPr>
+        <w:t>對話引導</w:t>
+      </w:r>
+      <w:r>
+        <w:t>：「蝴蝶在繭裡看不到外面，只能相信自己會長出翅膀。你也有需要這種勇氣的事嗎？」</w:t>
+      </w:r>
+    </w:p>
+    <w:p>
+      <w:pPr>
+        <w:pStyle w:val="ListBullet"/>
+      </w:pPr>
+      <w:r>
+        <w:rPr>
+          <w:b/>
+        </w:rPr>
+        <w:t>生命提醒</w:t>
+      </w:r>
+      <w:r>
+        <w:t>：蛻變伴隨孤獨與等待，但終會換來翅膀——給孩子「改變是好事」的信心。</w:t>
+      </w:r>
+    </w:p>
+    <w:p>
+      <w:pPr>
+        <w:pStyle w:val="ListBullet"/>
+      </w:pPr>
+      <w:r>
+        <w:rPr>
+          <w:b/>
+        </w:rPr>
+        <w:t>混媒技巧</w:t>
+      </w:r>
+      <w:r>
+        <w:t>：押花做翅膀時，左右各放相似的花，練習「對稱」也是練習「平衡」。</w:t>
+      </w:r>
+    </w:p>
+    <w:p>
+      <w:pPr>
+        <w:pStyle w:val="Heading4"/>
+        <w:keepNext/>
+      </w:pPr>
+      <w:r>
+        <w:rPr>
+          <w:rFonts w:eastAsia="微軟正黑體"/>
+        </w:rPr>
+        <w:t>📦 教學包補充</w:t>
+      </w:r>
+    </w:p>
+    <w:p>
+      <w:pPr>
+        <w:pStyle w:val="ListBullet"/>
+      </w:pPr>
+      <w:r>
+        <w:rPr>
+          <w:b/>
+        </w:rPr>
+        <w:t>材料（每人）</w:t>
+      </w:r>
+      <w:r>
+        <w:t>：長條或三格底紙、圓形色紙（毛毛蟲身體）、棉花或皺紋紙（繭）、押花（蝴蝶翅膀）、白膠、簽字筆。</w:t>
+      </w:r>
+      <w:r>
+        <w:rPr>
+          <w:b/>
+        </w:rPr>
+        <w:t>共用</w:t>
+      </w:r>
+      <w:r>
+        <w:t>：墊板、冷裱膜（保護翅膀，選用）。</w:t>
+      </w:r>
+    </w:p>
+    <w:p>
+      <w:pPr>
+        <w:pStyle w:val="ListBullet"/>
+      </w:pPr>
+      <w:r>
+        <w:rPr>
+          <w:b/>
+        </w:rPr>
+        <w:t>作品存放與跨週銜接</w:t>
+      </w:r>
+      <w:r>
+        <w:t>：押花翅膀脆弱，第 1 堂完成毛毛蟲與繭後平放收存；第 2 堂貼蝴蝶翅膀，完成後</w:t>
+      </w:r>
+      <w:r>
+        <w:rPr>
+          <w:b/>
+        </w:rPr>
+        <w:t>平放或護貝</w:t>
+      </w:r>
+      <w:r>
+        <w:t>避免翹翅。</w:t>
+      </w:r>
+    </w:p>
+    <w:p>
+      <w:pPr>
+        <w:pStyle w:val="ListBullet"/>
+      </w:pPr>
+      <w:r>
+        <w:rPr>
+          <w:b/>
+        </w:rPr>
+        <w:t>回家對話小卡</w:t>
+      </w:r>
+      <w:r>
+        <w:t>：「最近有沒有一件事，你正在努力長大、或在耐心等待？做這件事需要什麼樣的勇氣？」</w:t>
+      </w:r>
+    </w:p>
+    <w:p>
+      <w:pPr>
+        <w:jc w:val="center"/>
+      </w:pPr>
+      <w:r>
+        <w:rPr>
+          <w:color w:val="AAAAAA"/>
+        </w:rPr>
+        <w:t>──────────────────────────────</w:t>
+      </w:r>
+    </w:p>
+    <w:p>
+      <w:pPr>
+        <w:pStyle w:val="Heading2"/>
+        <w:keepNext/>
+        <w:pageBreakBefore/>
+      </w:pPr>
+      <w:r>
+        <w:rPr>
+          <w:rFonts w:eastAsia="微軟正黑體"/>
+        </w:rPr>
+        <w:t>🌳 作品 8｜我的生命樹（全混合媒材．總結）</w:t>
+      </w:r>
+    </w:p>
+    <w:p>
+      <w:r>
+        <w:rPr>
+          <w:b/>
+        </w:rPr>
+        <w:t>週次 W15–W16｜媒材：繪畫＋紙黏土＋押花＋拼貼（四媒材整合）｜生命主軸：人與生命</w:t>
+      </w:r>
+    </w:p>
+    <w:p>
+      <w:pPr>
+        <w:pStyle w:val="Heading4"/>
+        <w:keepNext/>
+      </w:pPr>
+      <w:r>
+        <w:rPr>
+          <w:rFonts w:eastAsia="微軟正黑體"/>
+        </w:rPr>
+        <w:t>🎒 學生作品範例（小一 ／ 小二）</w:t>
+      </w:r>
+    </w:p>
+    <w:p>
+      <w:r>
+        <w:rPr>
+          <w:b/>
+        </w:rPr>
+        <w:t>小一範例</w:t>
+      </w:r>
+      <w:r>
+        <w:t>——以一棵有「根、幹、花、果」的大樹為主，根部清楚伸展，象徵被支撐著長大。</w:t>
+      </w:r>
+    </w:p>
+    <w:p>
+      <w:r>
+        <w:rPr>
+          <w:b/>
+        </w:rPr>
+        <w:t>小二範例</w:t>
+      </w:r>
+      <w:r>
+        <w:t>——在生命樹下加上家人與朋友的陪伴人物，畫面更完整地說出「我是被很多愛圍繞著長大」。</w:t>
+      </w:r>
+    </w:p>
+    <w:p>
+      <w:pPr>
+        <w:jc w:val="center"/>
+      </w:pPr>
+      <w:r>
+        <w:drawing>
+          <wp:inline xmlns:a="http://schemas.openxmlformats.org/drawingml/2006/main" xmlns:pic="http://schemas.openxmlformats.org/drawingml/2006/picture">
+            <wp:extent cx="5760000" cy="3840000"/>
+            <wp:docPr id="9" name="Picture 9"/>
+            <wp:cNvGraphicFramePr>
+              <a:graphicFrameLocks noChangeAspect="1"/>
+            </wp:cNvGraphicFramePr>
+            <a:graphic>
+              <a:graphicData uri="http://schemas.openxmlformats.org/drawingml/2006/picture">
+                <pic:pic>
+                  <pic:nvPicPr>
                     <pic:cNvPr id="0" name="work-08-compare.jpg"/>
                     <pic:cNvPicPr/>
                   </pic:nvPicPr>
                   <pic:blipFill>
-                    <a:blip r:embed="rId16"/>
+                    <a:blip r:embed="rId17"/>
                     <a:stretch>
                       <a:fillRect/>
                     </a:stretch>

--- a/2026兒童才藝講師培訓講義.docx
+++ b/2026兒童才藝講師培訓講義.docx
@@ -5316,83 +5316,6 @@
     </w:p>
     <w:p>
       <w:pPr>
-        <w:pStyle w:val="Heading3"/>
-        <w:keepNext/>
-      </w:pPr>
-      <w:r>
-        <w:rPr>
-          <w:rFonts w:eastAsia="微軟正黑體"/>
-        </w:rPr>
-        <w:t>💡 講師深度備忘錄</w:t>
-      </w:r>
-    </w:p>
-    <w:p>
-      <w:pPr>
-        <w:pStyle w:val="ListBullet"/>
-      </w:pPr>
-      <w:r>
-        <w:rPr>
-          <w:b/>
-        </w:rPr>
-        <w:t>觀察重點</w:t>
-      </w:r>
-      <w:r>
-        <w:t>：注意「把星球畫得很小、孤零零」或「整片塗黑不留一點光」的孩子，可能反映自信或情緒低落。</w:t>
-      </w:r>
-    </w:p>
-    <w:p>
-      <w:pPr>
-        <w:pStyle w:val="ListBullet"/>
-      </w:pPr>
-      <w:r>
-        <w:rPr>
-          <w:b/>
-        </w:rPr>
-        <w:t>對話引導</w:t>
-      </w:r>
-      <w:r>
-        <w:t>：不要只稱讚「畫得好漂亮」，要問：「住在你的星球上，是什麼感覺？」</w:t>
-      </w:r>
-    </w:p>
-    <w:p>
-      <w:pPr>
-        <w:pStyle w:val="ListBullet"/>
-      </w:pPr>
-      <w:r>
-        <w:rPr>
-          <w:b/>
-        </w:rPr>
-        <w:t>生命提醒</w:t>
-      </w:r>
-      <w:r>
-        <w:t>：若孩子畫出黑暗、沒有星星的宇宙，溫柔地問：「你的宇宙現在是夜晚嗎？要不要放一顆只屬於你的小光點？」</w:t>
-      </w:r>
-      <w:r>
-        <w:rPr>
-          <w:b/>
-        </w:rPr>
-        <w:t>接受所有樣子的宇宙</w:t>
-      </w:r>
-      <w:r>
-        <w:t>。</w:t>
-      </w:r>
-    </w:p>
-    <w:p>
-      <w:pPr>
-        <w:pStyle w:val="ListBullet"/>
-      </w:pPr>
-      <w:r>
-        <w:rPr>
-          <w:b/>
-        </w:rPr>
-        <w:t>適齡技巧</w:t>
-      </w:r>
-      <w:r>
-        <w:t>：星球的圓可先用圓形板／杯口描出輪廓，幫助手部尚不穩定的孩子；濕畫法先鋪水再點色，享受顏色暈開的驚喜。</w:t>
-      </w:r>
-    </w:p>
-    <w:p>
-      <w:pPr>
         <w:pStyle w:val="Heading4"/>
         <w:keepNext/>
       </w:pPr>
@@ -5400,133 +5323,7 @@
         <w:rPr>
           <w:rFonts w:eastAsia="微軟正黑體"/>
         </w:rPr>
-        <w:t>📦 教學包補充</w:t>
-      </w:r>
-    </w:p>
-    <w:p>
-      <w:pPr>
-        <w:pStyle w:val="ListBullet"/>
-      </w:pPr>
-      <w:r>
-        <w:rPr>
-          <w:b/>
-        </w:rPr>
-        <w:t>材料（每人）</w:t>
-      </w:r>
-      <w:r>
-        <w:t>：8 開水彩／圖畫紙 1、蠟筆 1 盒、壓克力顏料（藍／紫／白為主）、水彩筆中小各 1、調色盤、洗筆筒、白色點點筆或牙刷（噴點星星）。</w:t>
-      </w:r>
-      <w:r>
-        <w:rPr>
-          <w:b/>
-        </w:rPr>
-        <w:t>共用</w:t>
-      </w:r>
-      <w:r>
-        <w:t>：圓形描板／瓶蓋、抹布、報紙墊、吹風機（老師）。</w:t>
-      </w:r>
-    </w:p>
-    <w:p>
-      <w:pPr>
-        <w:pStyle w:val="ListBullet"/>
-      </w:pPr>
-      <w:r>
-        <w:rPr>
-          <w:b/>
-        </w:rPr>
-        <w:t>作品存放與跨週銜接</w:t>
-      </w:r>
-      <w:r>
-        <w:t>：第 1 堂濕畫須</w:t>
-      </w:r>
-      <w:r>
-        <w:rPr>
-          <w:b/>
-        </w:rPr>
-        <w:t>平放陰乾</w:t>
-      </w:r>
-      <w:r>
-        <w:t>，夾入個人資料夾並貼名字，避免顏料未乾互相疊壓；第 2 堂取回續畫點星。</w:t>
-      </w:r>
-    </w:p>
-    <w:p>
-      <w:pPr>
-        <w:pStyle w:val="ListBullet"/>
-      </w:pPr>
-      <w:r>
-        <w:rPr>
-          <w:b/>
-        </w:rPr>
-        <w:t>回家對話小卡</w:t>
-      </w:r>
-      <w:r>
-        <w:t>：「請孩子介紹他的星球叫什麼名字、上面住著誰，哪裡讓他最安心？」</w:t>
-      </w:r>
-    </w:p>
-    <w:p>
-      <w:pPr>
-        <w:jc w:val="center"/>
-      </w:pPr>
-      <w:r>
-        <w:rPr>
-          <w:color w:val="AAAAAA"/>
-        </w:rPr>
-        <w:t>──────────────────────────────</w:t>
-      </w:r>
-    </w:p>
-    <w:p>
-      <w:pPr>
-        <w:pStyle w:val="Heading2"/>
-        <w:keepNext/>
-        <w:pageBreakBefore/>
-      </w:pPr>
-      <w:r>
-        <w:rPr>
-          <w:rFonts w:eastAsia="微軟正黑體"/>
-        </w:rPr>
-        <w:t>🌱 作品 2｜種子寶寶的家（紙黏土＋押花）</w:t>
-      </w:r>
-    </w:p>
-    <w:p>
-      <w:r>
-        <w:rPr>
-          <w:b/>
-        </w:rPr>
-        <w:t>週次 W3–W4｜媒材：紙黏土為主，押花點綴｜生命主軸：人與自己</w:t>
-      </w:r>
-    </w:p>
-    <w:p>
-      <w:pPr>
-        <w:pStyle w:val="Heading4"/>
-        <w:keepNext/>
-      </w:pPr>
-      <w:r>
-        <w:rPr>
-          <w:rFonts w:eastAsia="微軟正黑體"/>
-        </w:rPr>
-        <w:t>🎒 學生作品範例（小一 ／ 小二）</w:t>
-      </w:r>
-    </w:p>
-    <w:p>
-      <w:r>
-        <w:rPr>
-          <w:b/>
-        </w:rPr>
-        <w:t>小一範例</w:t>
-      </w:r>
-      <w:r>
-        <w:t>——盆身造型單純，幾朵小花＋一扇小門，種子寶寶有可愛表情即可。</w:t>
-      </w:r>
-    </w:p>
-    <w:p>
-      <w:r>
-        <w:rPr>
-          <w:b/>
-        </w:rPr>
-        <w:t>小二範例</w:t>
-      </w:r>
-      <w:r>
-        <w:t>——加上藤蔓、石頭門框、小蘑菇與更多花葉，細節豐富、更有「家」的故事感。</w:t>
+        <w:t>🔧 製作分解步驟（圖解）</w:t>
       </w:r>
     </w:p>
     <w:p>
@@ -5536,7 +5333,7 @@
       <w:r>
         <w:drawing>
           <wp:inline xmlns:a="http://schemas.openxmlformats.org/drawingml/2006/main" xmlns:pic="http://schemas.openxmlformats.org/drawingml/2006/picture">
-            <wp:extent cx="5760000" cy="3840000"/>
+            <wp:extent cx="5760000" cy="2107317"/>
             <wp:docPr id="2" name="Picture 2"/>
             <wp:cNvGraphicFramePr>
               <a:graphicFrameLocks noChangeAspect="1"/>
@@ -5545,7 +5342,7 @@
               <a:graphicData uri="http://schemas.openxmlformats.org/drawingml/2006/picture">
                 <pic:pic>
                   <pic:nvPicPr>
-                    <pic:cNvPr id="0" name="work-02-compare.jpg"/>
+                    <pic:cNvPr id="0" name="work-01-steps.png"/>
                     <pic:cNvPicPr/>
                   </pic:nvPicPr>
                   <pic:blipFill>
@@ -5557,7 +5354,7 @@
                   <pic:spPr>
                     <a:xfrm>
                       <a:off x="0" y="0"/>
-                      <a:ext cx="5760000" cy="3840000"/>
+                      <a:ext cx="5760000" cy="2107317"/>
                     </a:xfrm>
                     <a:prstGeom prst="rect"/>
                   </pic:spPr>
@@ -5578,30 +5375,21 @@
         <w:rPr>
           <w:rFonts w:eastAsia="微軟正黑體"/>
         </w:rPr>
-        <w:t>生命連結</w:t>
-      </w:r>
-    </w:p>
-    <w:p>
+        <w:t>💡 講師深度備忘錄</w:t>
+      </w:r>
+    </w:p>
+    <w:p>
+      <w:pPr>
+        <w:pStyle w:val="ListBullet"/>
+      </w:pPr>
       <w:r>
         <w:rPr>
           <w:b/>
         </w:rPr>
-        <w:t>【生命的起點・等待與成長】</w:t>
-      </w:r>
-      <w:r>
-        <w:t xml:space="preserve"> 每一顆種子裡都藏著一棵大樹的夢想。提升孩子「我現在雖然小，但我正在長大」的自我接納與耐心。</w:t>
-      </w:r>
-    </w:p>
-    <w:p>
-      <w:pPr>
-        <w:pStyle w:val="Heading3"/>
-        <w:keepNext/>
-      </w:pPr>
-      <w:r>
-        <w:rPr>
-          <w:rFonts w:eastAsia="微軟正黑體"/>
-        </w:rPr>
-        <w:t>第 1 堂（上課 100 分＋整理 20 分）｜捏一個家</w:t>
+        <w:t>觀察重點</w:t>
+      </w:r>
+      <w:r>
+        <w:t>：注意「把星球畫得很小、孤零零」或「整片塗黑不留一點光」的孩子，可能反映自信或情緒低落。</w:t>
       </w:r>
     </w:p>
     <w:p>
@@ -5612,10 +5400,10 @@
         <w:rPr>
           <w:b/>
         </w:rPr>
-        <w:t>① 心靈登陸</w:t>
-      </w:r>
-      <w:r>
-        <w:t>：故事——「一顆種子的旅行」（老師口述）。</w:t>
+        <w:t>對話引導</w:t>
+      </w:r>
+      <w:r>
+        <w:t>：不要只稱讚「畫得好漂亮」，要問：「住在你的星球上，是什麼感覺？」</w:t>
       </w:r>
     </w:p>
     <w:p>
@@ -5626,10 +5414,19 @@
         <w:rPr>
           <w:b/>
         </w:rPr>
-        <w:t>② 技法魔法</w:t>
-      </w:r>
-      <w:r>
-        <w:t>：示範搓圓、壓扁、捏出小巢 / 小盆的造型。</w:t>
+        <w:t>生命提醒</w:t>
+      </w:r>
+      <w:r>
+        <w:t>：若孩子畫出黑暗、沒有星星的宇宙，溫柔地問：「你的宇宙現在是夜晚嗎？要不要放一顆只屬於你的小光點？」</w:t>
+      </w:r>
+      <w:r>
+        <w:rPr>
+          <w:b/>
+        </w:rPr>
+        <w:t>接受所有樣子的宇宙</w:t>
+      </w:r>
+      <w:r>
+        <w:t>。</w:t>
       </w:r>
     </w:p>
     <w:p>
@@ -5640,146 +5437,10 @@
         <w:rPr>
           <w:b/>
         </w:rPr>
-        <w:t>③ 沉浸創作</w:t>
-      </w:r>
-      <w:r>
-        <w:t>：捏一個「種子寶寶的家」（巢、盆或蛋殼狀），並捏一顆有表情的種子寶寶放進去。</w:t>
-      </w:r>
-    </w:p>
-    <w:p>
-      <w:pPr>
-        <w:pStyle w:val="ListBullet"/>
-      </w:pPr>
-      <w:r>
-        <w:rPr>
-          <w:b/>
-        </w:rPr>
-        <w:t>④ 收心分享</w:t>
-      </w:r>
-      <w:r>
-        <w:t>：「你的種子寶寶在想什麼？」（陰乾一週）</w:t>
-      </w:r>
-    </w:p>
-    <w:p>
-      <w:pPr>
-        <w:pStyle w:val="Heading3"/>
-        <w:keepNext/>
-      </w:pPr>
-      <w:r>
-        <w:rPr>
-          <w:rFonts w:eastAsia="微軟正黑體"/>
-        </w:rPr>
-        <w:t>第 2 堂（上課 100 分＋整理 20 分）｜裝飾與守護</w:t>
-      </w:r>
-    </w:p>
-    <w:p>
-      <w:pPr>
-        <w:pStyle w:val="ListBullet"/>
-      </w:pPr>
-      <w:r>
-        <w:t>乾刷上色，呈現泥土、自然的質感。</w:t>
-      </w:r>
-    </w:p>
-    <w:p>
-      <w:pPr>
-        <w:pStyle w:val="ListBullet"/>
-      </w:pPr>
-      <w:r>
-        <w:t>用</w:t>
-      </w:r>
-      <w:r>
-        <w:rPr>
-          <w:b/>
-        </w:rPr>
-        <w:t>押花的小葉片、小花</w:t>
-      </w:r>
-      <w:r>
-        <w:t>裝飾家的邊緣，象徵「被自然守護」。</w:t>
-      </w:r>
-    </w:p>
-    <w:p>
-      <w:pPr>
-        <w:pStyle w:val="ListBullet"/>
-      </w:pPr>
-      <w:r>
-        <w:t>為種子寶寶取一個名字，寫在小牌子上。</w:t>
-      </w:r>
-    </w:p>
-    <w:p>
-      <w:pPr>
-        <w:pStyle w:val="Heading3"/>
-        <w:keepNext/>
-      </w:pPr>
-      <w:r>
-        <w:rPr>
-          <w:rFonts w:eastAsia="微軟正黑體"/>
-        </w:rPr>
-        <w:t>💡 講師深度備忘錄</w:t>
-      </w:r>
-    </w:p>
-    <w:p>
-      <w:pPr>
-        <w:pStyle w:val="ListBullet"/>
-      </w:pPr>
-      <w:r>
-        <w:rPr>
-          <w:b/>
-        </w:rPr>
-        <w:t>觀察重點</w:t>
-      </w:r>
-      <w:r>
-        <w:t>：孩子對「壓痕、捏歪」的反應；有些孩子求好心切會很焦慮。</w:t>
-      </w:r>
-    </w:p>
-    <w:p>
-      <w:pPr>
-        <w:pStyle w:val="ListBullet"/>
-      </w:pPr>
-      <w:r>
-        <w:rPr>
-          <w:b/>
-        </w:rPr>
-        <w:t>對話引導</w:t>
-      </w:r>
-      <w:r>
-        <w:t>：當孩子覺得捏壞了，說：「這個痕跡就像種子的胎記，讓它和別人都不一樣。」</w:t>
-      </w:r>
-    </w:p>
-    <w:p>
-      <w:pPr>
-        <w:pStyle w:val="ListBullet"/>
-      </w:pPr>
-      <w:r>
-        <w:rPr>
-          <w:b/>
-        </w:rPr>
-        <w:t>生命提醒</w:t>
-      </w:r>
-      <w:r>
-        <w:t>：強調「現在小小的，是因為還在長大」，呼應孩子自己的成長。</w:t>
-      </w:r>
-    </w:p>
-    <w:p>
-      <w:pPr>
-        <w:pStyle w:val="ListBullet"/>
-      </w:pPr>
-      <w:r>
-        <w:rPr>
-          <w:b/>
-        </w:rPr>
-        <w:t>安全 &amp; 適齡</w:t>
-      </w:r>
-      <w:r>
-        <w:t>：押花很脆，示範「白膠點一點、輕輕放」；紙黏土選</w:t>
-      </w:r>
-      <w:r>
-        <w:rPr>
-          <w:b/>
-        </w:rPr>
-        <w:t>無毒、好搓</w:t>
-      </w:r>
-      <w:r>
-        <w:t>的款式。</w:t>
+        <w:t>適齡技巧</w:t>
+      </w:r>
+      <w:r>
+        <w:t>：星球的圓可先用圓形板／杯口描出輪廓，幫助手部尚不穩定的孩子；濕畫法先鋪水再點色，享受顏色暈開的驚喜。</w:t>
       </w:r>
     </w:p>
     <w:p>
@@ -5805,7 +5466,7 @@
         <w:t>材料（每人）</w:t>
       </w:r>
       <w:r>
-        <w:t>：輕質紙黏土 約 100g（米／咖／綠）、黏土工具組、牙籤、白膠、廣告／壓克力顏料（乾刷用）、平筆、押花數片、小木牌或標籤。</w:t>
+        <w:t>：8 開水彩／圖畫紙 1、蠟筆 1 盒、壓克力顏料（藍／紫／白為主）、水彩筆中小各 1、調色盤、洗筆筒、白色點點筆或牙刷（噴點星星）。</w:t>
       </w:r>
       <w:r>
         <w:rPr>
@@ -5814,7 +5475,7 @@
         <w:t>共用</w:t>
       </w:r>
       <w:r>
-        <w:t>：濕紙巾、陰乾盤、桌墊。</w:t>
+        <w:t>：圓形描板／瓶蓋、抹布、報紙墊、吹風機（老師）。</w:t>
       </w:r>
     </w:p>
     <w:p>
@@ -5828,16 +5489,16 @@
         <w:t>作品存放與跨週銜接</w:t>
       </w:r>
       <w:r>
-        <w:t>：⚠️ 第 1 堂塑形後</w:t>
+        <w:t>：第 1 堂濕畫須</w:t>
       </w:r>
       <w:r>
         <w:rPr>
           <w:b/>
         </w:rPr>
-        <w:t>需陰乾約 7 天</w:t>
-      </w:r>
-      <w:r>
-        <w:t>——置於貼名字的陰乾盤、放通風處、勿日曬（以免龜裂）；第 2 堂乾後再乾刷上色與裝飾。</w:t>
+        <w:t>平放陰乾</w:t>
+      </w:r>
+      <w:r>
+        <w:t>，夾入個人資料夾並貼名字，避免顏料未乾互相疊壓；第 2 堂取回續畫點星。</w:t>
       </w:r>
     </w:p>
     <w:p>
@@ -5851,7 +5512,7 @@
         <w:t>回家對話小卡</w:t>
       </w:r>
       <w:r>
-        <w:t>：「種子寶寶叫什麼名字？它正在等待長成什麼？可以和孩子一起種一顆真的種子觀察。」</w:t>
+        <w:t>：「請孩子介紹他的星球叫什麼名字、上面住著誰，哪裡讓他最安心？」</w:t>
       </w:r>
     </w:p>
     <w:p>
@@ -5875,7 +5536,7 @@
         <w:rPr>
           <w:rFonts w:eastAsia="微軟正黑體"/>
         </w:rPr>
-        <w:t>🤝 作品 3｜手牽手好朋友（拼貼）</w:t>
+        <w:t>🌱 作品 2｜種子寶寶的家（紙黏土＋押花）</w:t>
       </w:r>
     </w:p>
     <w:p>
@@ -5883,7 +5544,7 @@
         <w:rPr>
           <w:b/>
         </w:rPr>
-        <w:t>週次 W5–W6｜媒材：拼貼（手撕色紙＋雜誌紙）｜生命主軸：人與他人</w:t>
+        <w:t>週次 W3–W4｜媒材：紙黏土為主，押花點綴｜生命主軸：人與自己</w:t>
       </w:r>
     </w:p>
     <w:p>
@@ -5906,7 +5567,7 @@
         <w:t>小一範例</w:t>
       </w:r>
       <w:r>
-        <w:t>——兩個小人手牽手、加上太陽愛心與小花，撕貼大塊面、構圖單純清楚。</w:t>
+        <w:t>——盆身造型單純，幾朵小花＋一扇小門，種子寶寶有可愛表情即可。</w:t>
       </w:r>
     </w:p>
     <w:p>
@@ -5917,7 +5578,7 @@
         <w:t>小二範例</w:t>
       </w:r>
       <w:r>
-        <w:t>——兩個好朋友手牽手，加上更多花草、衣領與表情細節，畫面更豐富漂亮。</w:t>
+        <w:t>——加上藤蔓、石頭門框、小蘑菇與更多花葉，細節豐富、更有「家」的故事感。</w:t>
       </w:r>
     </w:p>
     <w:p>
@@ -5936,7 +5597,7 @@
               <a:graphicData uri="http://schemas.openxmlformats.org/drawingml/2006/picture">
                 <pic:pic>
                   <pic:nvPicPr>
-                    <pic:cNvPr id="0" name="work-03-compare.jpg"/>
+                    <pic:cNvPr id="0" name="work-02-compare.jpg"/>
                     <pic:cNvPicPr/>
                   </pic:nvPicPr>
                   <pic:blipFill>
@@ -5977,10 +5638,10 @@
         <w:rPr>
           <w:b/>
         </w:rPr>
-        <w:t>【友誼・合作・接納不同】</w:t>
-      </w:r>
-      <w:r>
-        <w:t xml:space="preserve"> 不同顏色、不同形狀的紙，拼在一起更漂亮。提升孩子「每個人都不一樣，但我們可以是好朋友」的包容心。</w:t>
+        <w:t>【生命的起點・等待與成長】</w:t>
+      </w:r>
+      <w:r>
+        <w:t xml:space="preserve"> 每一顆種子裡都藏著一棵大樹的夢想。提升孩子「我現在雖然小，但我正在長大」的自我接納與耐心。</w:t>
       </w:r>
     </w:p>
     <w:p>
@@ -5992,7 +5653,7 @@
         <w:rPr>
           <w:rFonts w:eastAsia="微軟正黑體"/>
         </w:rPr>
-        <w:t>第 1 堂（上課 100 分＋整理 20 分）｜撕出我的朋友</w:t>
+        <w:t>第 1 堂（上課 100 分＋整理 20 分）｜捏一個家</w:t>
       </w:r>
     </w:p>
     <w:p>
@@ -6006,7 +5667,7 @@
         <w:t>① 心靈登陸</w:t>
       </w:r>
       <w:r>
-        <w:t>：「你的好朋友長什麼樣子？哪裡和你不一樣？」</w:t>
+        <w:t>：故事——「一顆種子的旅行」（老師口述）。</w:t>
       </w:r>
     </w:p>
     <w:p>
@@ -6020,7 +5681,7 @@
         <w:t>② 技法魔法</w:t>
       </w:r>
       <w:r>
-        <w:t>：示範「手指撕紙」——撕出有機毛邊的人形、頭髮、衣服。</w:t>
+        <w:t>：示範搓圓、壓扁、捏出小巢 / 小盆的造型。</w:t>
       </w:r>
     </w:p>
     <w:p>
@@ -6034,7 +5695,7 @@
         <w:t>③ 沉浸創作</w:t>
       </w:r>
       <w:r>
-        <w:t>：每人撕貼出「我」和「一個好朋友」手牽手。</w:t>
+        <w:t>：捏一個「種子寶寶的家」（巢、盆或蛋殼狀），並捏一顆有表情的種子寶寶放進去。</w:t>
       </w:r>
     </w:p>
     <w:p>
@@ -6048,7 +5709,7 @@
         <w:t>④ 收心分享</w:t>
       </w:r>
       <w:r>
-        <w:t>：分享「我朋友最棒的一個地方」。</w:t>
+        <w:t>：「你的種子寶寶在想什麼？」（陰乾一週）</w:t>
       </w:r>
     </w:p>
     <w:p>
@@ -6060,7 +5721,7 @@
         <w:rPr>
           <w:rFonts w:eastAsia="微軟正黑體"/>
         </w:rPr>
-        <w:t>第 2 堂（上課 100 分＋整理 20 分）｜拼成一條友誼鏈（合作）</w:t>
+        <w:t>第 2 堂（上課 100 分＋整理 20 分）｜裝飾與守護</w:t>
       </w:r>
     </w:p>
     <w:p>
@@ -6068,16 +5729,24 @@
         <w:pStyle w:val="ListBullet"/>
       </w:pPr>
       <w:r>
-        <w:t>把每個人的小人</w:t>
+        <w:t>乾刷上色，呈現泥土、自然的質感。</w:t>
+      </w:r>
+    </w:p>
+    <w:p>
+      <w:pPr>
+        <w:pStyle w:val="ListBullet"/>
+      </w:pPr>
+      <w:r>
+        <w:t>用</w:t>
       </w:r>
       <w:r>
         <w:rPr>
           <w:b/>
         </w:rPr>
-        <w:t>接起來</w:t>
-      </w:r>
-      <w:r>
-        <w:t>，貼成一條橫跨整面牆的「手牽手好朋友鏈」。</w:t>
+        <w:t>押花的小葉片、小花</w:t>
+      </w:r>
+      <w:r>
+        <w:t>裝飾家的邊緣，象徵「被自然守護」。</w:t>
       </w:r>
     </w:p>
     <w:p>
@@ -6085,75 +5754,7 @@
         <w:pStyle w:val="ListBullet"/>
       </w:pPr>
       <w:r>
-        <w:t>在人與人之間貼上愛心、花朵連結。</w:t>
-      </w:r>
-    </w:p>
-    <w:p>
-      <w:pPr>
-        <w:pStyle w:val="Heading3"/>
-        <w:keepNext/>
-      </w:pPr>
-      <w:r>
-        <w:rPr>
-          <w:rFonts w:eastAsia="微軟正黑體"/>
-        </w:rPr>
-        <w:t>💡 講師深度備忘錄</w:t>
-      </w:r>
-    </w:p>
-    <w:p>
-      <w:pPr>
-        <w:pStyle w:val="ListBullet"/>
-      </w:pPr>
-      <w:r>
-        <w:rPr>
-          <w:b/>
-        </w:rPr>
-        <w:t>觀察重點</w:t>
-      </w:r>
-      <w:r>
-        <w:t>：習慣用剪刀的孩子可能對「撕破」焦慮；觀察孩子願不願意把作品「接給別人」。</w:t>
-      </w:r>
-    </w:p>
-    <w:p>
-      <w:pPr>
-        <w:pStyle w:val="ListBullet"/>
-      </w:pPr>
-      <w:r>
-        <w:rPr>
-          <w:b/>
-        </w:rPr>
-        <w:t>對話引導</w:t>
-      </w:r>
-      <w:r>
-        <w:t>：當孩子說「撕壞了」，回應：「太好了，這個形狀剛好可以當帽子！」</w:t>
-      </w:r>
-    </w:p>
-    <w:p>
-      <w:pPr>
-        <w:pStyle w:val="ListBullet"/>
-      </w:pPr>
-      <w:r>
-        <w:rPr>
-          <w:b/>
-        </w:rPr>
-        <w:t>生命提醒</w:t>
-      </w:r>
-      <w:r>
-        <w:t>：強調「我們每個人不一樣，接在一起才變成一條完整的鏈子」——差異是力量。</w:t>
-      </w:r>
-    </w:p>
-    <w:p>
-      <w:pPr>
-        <w:pStyle w:val="ListBullet"/>
-      </w:pPr>
-      <w:r>
-        <w:rPr>
-          <w:b/>
-        </w:rPr>
-        <w:t>班級經營</w:t>
-      </w:r>
-      <w:r>
-        <w:t>：合作環節先講好「不能批評別人撕得醜」的約定。</w:t>
+        <w:t>為種子寶寶取一個名字，寫在小牌子上。</w:t>
       </w:r>
     </w:p>
     <w:p>
@@ -6165,133 +5766,7 @@
         <w:rPr>
           <w:rFonts w:eastAsia="微軟正黑體"/>
         </w:rPr>
-        <w:t>📦 教學包補充</w:t>
-      </w:r>
-    </w:p>
-    <w:p>
-      <w:pPr>
-        <w:pStyle w:val="ListBullet"/>
-      </w:pPr>
-      <w:r>
-        <w:rPr>
-          <w:b/>
-        </w:rPr>
-        <w:t>材料（每人）</w:t>
-      </w:r>
-      <w:r>
-        <w:t>：多色色紙、舊雜誌／廣告紙、口紅膠、白膠、8 開底紙、簽字筆。</w:t>
-      </w:r>
-      <w:r>
-        <w:rPr>
-          <w:b/>
-        </w:rPr>
-        <w:t>共用</w:t>
-      </w:r>
-      <w:r>
-        <w:t>：大張壁報紙或長條牛皮紙（合作友誼鏈用）、雙面膠。</w:t>
-      </w:r>
-    </w:p>
-    <w:p>
-      <w:pPr>
-        <w:pStyle w:val="ListBullet"/>
-      </w:pPr>
-      <w:r>
-        <w:rPr>
-          <w:b/>
-        </w:rPr>
-        <w:t>作品存放與跨週銜接</w:t>
-      </w:r>
-      <w:r>
-        <w:t>：第 1 堂個人小人作品平放收存；第 2 堂接成「友誼鏈」後可</w:t>
-      </w:r>
-      <w:r>
-        <w:rPr>
-          <w:b/>
-        </w:rPr>
-        <w:t>捲收或貼牆保留至期末成果展</w:t>
-      </w:r>
-      <w:r>
-        <w:t>當主題牆。</w:t>
-      </w:r>
-    </w:p>
-    <w:p>
-      <w:pPr>
-        <w:pStyle w:val="ListBullet"/>
-      </w:pPr>
-      <w:r>
-        <w:rPr>
-          <w:b/>
-        </w:rPr>
-        <w:t>回家對話小卡</w:t>
-      </w:r>
-      <w:r>
-        <w:t>：「請孩子說一個好朋友和他『不一樣』的地方，為什麼還是喜歡這個朋友？」</w:t>
-      </w:r>
-    </w:p>
-    <w:p>
-      <w:pPr>
-        <w:jc w:val="center"/>
-      </w:pPr>
-      <w:r>
-        <w:rPr>
-          <w:color w:val="AAAAAA"/>
-        </w:rPr>
-        <w:t>──────────────────────────────</w:t>
-      </w:r>
-    </w:p>
-    <w:p>
-      <w:pPr>
-        <w:pStyle w:val="Heading2"/>
-        <w:keepNext/>
-        <w:pageBreakBefore/>
-      </w:pPr>
-      <w:r>
-        <w:rPr>
-          <w:rFonts w:eastAsia="微軟正黑體"/>
-        </w:rPr>
-        <w:t>🏠 作品 4｜我的溫暖小屋（寶特瓶再利用＋多媒材）</w:t>
-      </w:r>
-    </w:p>
-    <w:p>
-      <w:r>
-        <w:rPr>
-          <w:b/>
-        </w:rPr>
-        <w:t>週次 W7–W8｜媒材：寶特瓶再利用＋紙黏土／色紙／鈕扣（多媒材）｜生命主軸：人與他人</w:t>
-      </w:r>
-    </w:p>
-    <w:p>
-      <w:pPr>
-        <w:pStyle w:val="Heading4"/>
-        <w:keepNext/>
-      </w:pPr>
-      <w:r>
-        <w:rPr>
-          <w:rFonts w:eastAsia="微軟正黑體"/>
-        </w:rPr>
-        <w:t>🎒 學生作品範例（小一 ／ 小二）</w:t>
-      </w:r>
-    </w:p>
-    <w:p>
-      <w:r>
-        <w:rPr>
-          <w:b/>
-        </w:rPr>
-        <w:t>小一範例</w:t>
-      </w:r>
-      <w:r>
-        <w:t>——利用寶特瓶做成小屋筆筒，造型大塊、簡單好做，門窗與愛心清楚可愛。</w:t>
-      </w:r>
-    </w:p>
-    <w:p>
-      <w:r>
-        <w:rPr>
-          <w:b/>
-        </w:rPr>
-        <w:t>小二範例</w:t>
-      </w:r>
-      <w:r>
-        <w:t>——加上小花園與石頭小路、更多花草樹木與柵欄，畫面更豐富、有故事感與生活感。</w:t>
+        <w:t>🔧 製作分解步驟（圖解）</w:t>
       </w:r>
     </w:p>
     <w:p>
@@ -6301,7 +5776,7 @@
       <w:r>
         <w:drawing>
           <wp:inline xmlns:a="http://schemas.openxmlformats.org/drawingml/2006/main" xmlns:pic="http://schemas.openxmlformats.org/drawingml/2006/picture">
-            <wp:extent cx="5760000" cy="3840000"/>
+            <wp:extent cx="5760000" cy="2107317"/>
             <wp:docPr id="4" name="Picture 4"/>
             <wp:cNvGraphicFramePr>
               <a:graphicFrameLocks noChangeAspect="1"/>
@@ -6310,11 +5785,266 @@
               <a:graphicData uri="http://schemas.openxmlformats.org/drawingml/2006/picture">
                 <pic:pic>
                   <pic:nvPicPr>
-                    <pic:cNvPr id="0" name="work-04-compare.jpg"/>
+                    <pic:cNvPr id="0" name="work-02-steps.png"/>
                     <pic:cNvPicPr/>
                   </pic:nvPicPr>
                   <pic:blipFill>
                     <a:blip r:embed="rId12"/>
+                    <a:stretch>
+                      <a:fillRect/>
+                    </a:stretch>
+                  </pic:blipFill>
+                  <pic:spPr>
+                    <a:xfrm>
+                      <a:off x="0" y="0"/>
+                      <a:ext cx="5760000" cy="2107317"/>
+                    </a:xfrm>
+                    <a:prstGeom prst="rect"/>
+                  </pic:spPr>
+                </pic:pic>
+              </a:graphicData>
+            </a:graphic>
+          </wp:inline>
+        </w:drawing>
+      </w:r>
+    </w:p>
+    <w:p/>
+    <w:p>
+      <w:pPr>
+        <w:pStyle w:val="Heading3"/>
+        <w:keepNext/>
+      </w:pPr>
+      <w:r>
+        <w:rPr>
+          <w:rFonts w:eastAsia="微軟正黑體"/>
+        </w:rPr>
+        <w:t>💡 講師深度備忘錄</w:t>
+      </w:r>
+    </w:p>
+    <w:p>
+      <w:pPr>
+        <w:pStyle w:val="ListBullet"/>
+      </w:pPr>
+      <w:r>
+        <w:rPr>
+          <w:b/>
+        </w:rPr>
+        <w:t>觀察重點</w:t>
+      </w:r>
+      <w:r>
+        <w:t>：孩子對「壓痕、捏歪」的反應；有些孩子求好心切會很焦慮。</w:t>
+      </w:r>
+    </w:p>
+    <w:p>
+      <w:pPr>
+        <w:pStyle w:val="ListBullet"/>
+      </w:pPr>
+      <w:r>
+        <w:rPr>
+          <w:b/>
+        </w:rPr>
+        <w:t>對話引導</w:t>
+      </w:r>
+      <w:r>
+        <w:t>：當孩子覺得捏壞了，說：「這個痕跡就像種子的胎記，讓它和別人都不一樣。」</w:t>
+      </w:r>
+    </w:p>
+    <w:p>
+      <w:pPr>
+        <w:pStyle w:val="ListBullet"/>
+      </w:pPr>
+      <w:r>
+        <w:rPr>
+          <w:b/>
+        </w:rPr>
+        <w:t>生命提醒</w:t>
+      </w:r>
+      <w:r>
+        <w:t>：強調「現在小小的，是因為還在長大」，呼應孩子自己的成長。</w:t>
+      </w:r>
+    </w:p>
+    <w:p>
+      <w:pPr>
+        <w:pStyle w:val="ListBullet"/>
+      </w:pPr>
+      <w:r>
+        <w:rPr>
+          <w:b/>
+        </w:rPr>
+        <w:t>安全 &amp; 適齡</w:t>
+      </w:r>
+      <w:r>
+        <w:t>：押花很脆，示範「白膠點一點、輕輕放」；紙黏土選</w:t>
+      </w:r>
+      <w:r>
+        <w:rPr>
+          <w:b/>
+        </w:rPr>
+        <w:t>無毒、好搓</w:t>
+      </w:r>
+      <w:r>
+        <w:t>的款式。</w:t>
+      </w:r>
+    </w:p>
+    <w:p>
+      <w:pPr>
+        <w:pStyle w:val="Heading4"/>
+        <w:keepNext/>
+      </w:pPr>
+      <w:r>
+        <w:rPr>
+          <w:rFonts w:eastAsia="微軟正黑體"/>
+        </w:rPr>
+        <w:t>📦 教學包補充</w:t>
+      </w:r>
+    </w:p>
+    <w:p>
+      <w:pPr>
+        <w:pStyle w:val="ListBullet"/>
+      </w:pPr>
+      <w:r>
+        <w:rPr>
+          <w:b/>
+        </w:rPr>
+        <w:t>材料（每人）</w:t>
+      </w:r>
+      <w:r>
+        <w:t>：輕質紙黏土 約 100g（米／咖／綠）、黏土工具組、牙籤、白膠、廣告／壓克力顏料（乾刷用）、平筆、押花數片、小木牌或標籤。</w:t>
+      </w:r>
+      <w:r>
+        <w:rPr>
+          <w:b/>
+        </w:rPr>
+        <w:t>共用</w:t>
+      </w:r>
+      <w:r>
+        <w:t>：濕紙巾、陰乾盤、桌墊。</w:t>
+      </w:r>
+    </w:p>
+    <w:p>
+      <w:pPr>
+        <w:pStyle w:val="ListBullet"/>
+      </w:pPr>
+      <w:r>
+        <w:rPr>
+          <w:b/>
+        </w:rPr>
+        <w:t>作品存放與跨週銜接</w:t>
+      </w:r>
+      <w:r>
+        <w:t>：⚠️ 第 1 堂塑形後</w:t>
+      </w:r>
+      <w:r>
+        <w:rPr>
+          <w:b/>
+        </w:rPr>
+        <w:t>需陰乾約 7 天</w:t>
+      </w:r>
+      <w:r>
+        <w:t>——置於貼名字的陰乾盤、放通風處、勿日曬（以免龜裂）；第 2 堂乾後再乾刷上色與裝飾。</w:t>
+      </w:r>
+    </w:p>
+    <w:p>
+      <w:pPr>
+        <w:pStyle w:val="ListBullet"/>
+      </w:pPr>
+      <w:r>
+        <w:rPr>
+          <w:b/>
+        </w:rPr>
+        <w:t>回家對話小卡</w:t>
+      </w:r>
+      <w:r>
+        <w:t>：「種子寶寶叫什麼名字？它正在等待長成什麼？可以和孩子一起種一顆真的種子觀察。」</w:t>
+      </w:r>
+    </w:p>
+    <w:p>
+      <w:pPr>
+        <w:jc w:val="center"/>
+      </w:pPr>
+      <w:r>
+        <w:rPr>
+          <w:color w:val="AAAAAA"/>
+        </w:rPr>
+        <w:t>──────────────────────────────</w:t>
+      </w:r>
+    </w:p>
+    <w:p>
+      <w:pPr>
+        <w:pStyle w:val="Heading2"/>
+        <w:keepNext/>
+        <w:pageBreakBefore/>
+      </w:pPr>
+      <w:r>
+        <w:rPr>
+          <w:rFonts w:eastAsia="微軟正黑體"/>
+        </w:rPr>
+        <w:t>🤝 作品 3｜手牽手好朋友（拼貼）</w:t>
+      </w:r>
+    </w:p>
+    <w:p>
+      <w:r>
+        <w:rPr>
+          <w:b/>
+        </w:rPr>
+        <w:t>週次 W5–W6｜媒材：拼貼（手撕色紙＋雜誌紙）｜生命主軸：人與他人</w:t>
+      </w:r>
+    </w:p>
+    <w:p>
+      <w:pPr>
+        <w:pStyle w:val="Heading4"/>
+        <w:keepNext/>
+      </w:pPr>
+      <w:r>
+        <w:rPr>
+          <w:rFonts w:eastAsia="微軟正黑體"/>
+        </w:rPr>
+        <w:t>🎒 學生作品範例（小一 ／ 小二）</w:t>
+      </w:r>
+    </w:p>
+    <w:p>
+      <w:r>
+        <w:rPr>
+          <w:b/>
+        </w:rPr>
+        <w:t>小一範例</w:t>
+      </w:r>
+      <w:r>
+        <w:t>——兩個小人手牽手、加上太陽愛心與小花，撕貼大塊面、構圖單純清楚。</w:t>
+      </w:r>
+    </w:p>
+    <w:p>
+      <w:r>
+        <w:rPr>
+          <w:b/>
+        </w:rPr>
+        <w:t>小二範例</w:t>
+      </w:r>
+      <w:r>
+        <w:t>——兩個好朋友手牽手，加上更多花草、衣領與表情細節，畫面更豐富漂亮。</w:t>
+      </w:r>
+    </w:p>
+    <w:p>
+      <w:pPr>
+        <w:jc w:val="center"/>
+      </w:pPr>
+      <w:r>
+        <w:drawing>
+          <wp:inline xmlns:a="http://schemas.openxmlformats.org/drawingml/2006/main" xmlns:pic="http://schemas.openxmlformats.org/drawingml/2006/picture">
+            <wp:extent cx="5760000" cy="3840000"/>
+            <wp:docPr id="5" name="Picture 5"/>
+            <wp:cNvGraphicFramePr>
+              <a:graphicFrameLocks noChangeAspect="1"/>
+            </wp:cNvGraphicFramePr>
+            <a:graphic>
+              <a:graphicData uri="http://schemas.openxmlformats.org/drawingml/2006/picture">
+                <pic:pic>
+                  <pic:nvPicPr>
+                    <pic:cNvPr id="0" name="work-03-compare.jpg"/>
+                    <pic:cNvPicPr/>
+                  </pic:nvPicPr>
+                  <pic:blipFill>
+                    <a:blip r:embed="rId13"/>
                     <a:stretch>
                       <a:fillRect/>
                     </a:stretch>
@@ -6351,10 +6081,10 @@
         <w:rPr>
           <w:b/>
         </w:rPr>
-        <w:t>【家・愛與歸屬・安全感】</w:t>
-      </w:r>
-      <w:r>
-        <w:t xml:space="preserve"> 房子是「心理的避風港」。提升孩子安放珍貴回憶、感受「我有一個被愛的地方」的安全感。</w:t>
+        <w:t>【友誼・合作・接納不同】</w:t>
+      </w:r>
+      <w:r>
+        <w:t xml:space="preserve"> 不同顏色、不同形狀的紙，拼在一起更漂亮。提升孩子「每個人都不一樣，但我們可以是好朋友」的包容心。</w:t>
       </w:r>
     </w:p>
     <w:p>
@@ -6366,7 +6096,7 @@
         <w:rPr>
           <w:rFonts w:eastAsia="微軟正黑體"/>
         </w:rPr>
-        <w:t>第 1 堂（上課 100 分＋整理 20 分）｜蓋一間小屋</w:t>
+        <w:t>第 1 堂（上課 100 分＋整理 20 分）｜撕出我的朋友</w:t>
       </w:r>
     </w:p>
     <w:p>
@@ -6380,7 +6110,7 @@
         <w:t>① 心靈登陸</w:t>
       </w:r>
       <w:r>
-        <w:t>：「家裡，哪一個角落讓你最安心？」</w:t>
+        <w:t>：「你的好朋友長什麼樣子？哪裡和你不一樣？」</w:t>
       </w:r>
     </w:p>
     <w:p>
@@ -6394,7 +6124,7 @@
         <w:t>② 技法魔法</w:t>
       </w:r>
       <w:r>
-        <w:t>：示範把寶特瓶上半部剪開（老師代剪），邊緣包上色紙／紙黏土當屋頂，再做出牆面、門、窗。</w:t>
+        <w:t>：示範「手指撕紙」——撕出有機毛邊的人形、頭髮、衣服。</w:t>
       </w:r>
     </w:p>
     <w:p>
@@ -6408,7 +6138,7 @@
         <w:t>③ 沉浸創作</w:t>
       </w:r>
       <w:r>
-        <w:t>：把寶特瓶裝飾成自己的小屋筆筒外型。</w:t>
+        <w:t>：每人撕貼出「我」和「一個好朋友」手牽手。</w:t>
       </w:r>
     </w:p>
     <w:p>
@@ -6422,7 +6152,7 @@
         <w:t>④ 收心分享</w:t>
       </w:r>
       <w:r>
-        <w:t>：「你的小屋門是開著還是關著？為什麼？」（紙黏土裝飾陰乾一週）</w:t>
+        <w:t>：分享「我朋友最棒的一個地方」。</w:t>
       </w:r>
     </w:p>
     <w:p>
@@ -6434,7 +6164,7 @@
         <w:rPr>
           <w:rFonts w:eastAsia="微軟正黑體"/>
         </w:rPr>
-        <w:t>第 2 堂（上課 100 分＋整理 20 分）｜佈置溫暖</w:t>
+        <w:t>第 2 堂（上課 100 分＋整理 20 分）｜拼成一條友誼鏈（合作）</w:t>
       </w:r>
     </w:p>
     <w:p>
@@ -6442,16 +6172,16 @@
         <w:pStyle w:val="ListBullet"/>
       </w:pPr>
       <w:r>
-        <w:t>上色，並用</w:t>
+        <w:t>把每個人的小人</w:t>
       </w:r>
       <w:r>
         <w:rPr>
           <w:b/>
         </w:rPr>
-        <w:t>色紙、鈕扣、小花與小樹</w:t>
-      </w:r>
-      <w:r>
-        <w:t>裝飾門窗與花園。</w:t>
+        <w:t>接起來</w:t>
+      </w:r>
+      <w:r>
+        <w:t>，貼成一條橫跨整面牆的「手牽手好朋友鏈」。</w:t>
       </w:r>
     </w:p>
     <w:p>
@@ -6459,7 +6189,7 @@
         <w:pStyle w:val="ListBullet"/>
       </w:pPr>
       <w:r>
-        <w:t>在筆筒裡放上鉛筆／彩色筆，或一個代表「最珍貴的東西」的小物。</w:t>
+        <w:t>在人與人之間貼上愛心、花朵連結。</w:t>
       </w:r>
     </w:p>
     <w:p>
@@ -6482,7 +6212,7 @@
         <w:drawing>
           <wp:inline xmlns:a="http://schemas.openxmlformats.org/drawingml/2006/main" xmlns:pic="http://schemas.openxmlformats.org/drawingml/2006/picture">
             <wp:extent cx="5760000" cy="2107317"/>
-            <wp:docPr id="5" name="Picture 5"/>
+            <wp:docPr id="6" name="Picture 6"/>
             <wp:cNvGraphicFramePr>
               <a:graphicFrameLocks noChangeAspect="1"/>
             </wp:cNvGraphicFramePr>
@@ -6490,11 +6220,11 @@
               <a:graphicData uri="http://schemas.openxmlformats.org/drawingml/2006/picture">
                 <pic:pic>
                   <pic:nvPicPr>
-                    <pic:cNvPr id="0" name="work-04-steps.png"/>
+                    <pic:cNvPr id="0" name="work-03-steps.png"/>
                     <pic:cNvPicPr/>
                   </pic:nvPicPr>
                   <pic:blipFill>
-                    <a:blip r:embed="rId13"/>
+                    <a:blip r:embed="rId14"/>
                     <a:stretch>
                       <a:fillRect/>
                     </a:stretch>
@@ -6537,7 +6267,7 @@
         <w:t>觀察重點</w:t>
       </w:r>
       <w:r>
-        <w:t>：門窗是開放還是緊閉？屋內放具象（家人）還是抽象（顏色）？</w:t>
+        <w:t>：習慣用剪刀的孩子可能對「撕破」焦慮；觀察孩子願不願意把作品「接給別人」。</w:t>
       </w:r>
     </w:p>
     <w:p>
@@ -6551,7 +6281,7 @@
         <w:t>對話引導</w:t>
       </w:r>
       <w:r>
-        <w:t>：「如果小屋會說話，它會怎麼安慰難過的你？」</w:t>
+        <w:t>：當孩子說「撕壞了」，回應：「太好了，這個形狀剛好可以當帽子！」</w:t>
       </w:r>
     </w:p>
     <w:p>
@@ -6565,39 +6295,21 @@
         <w:t>生命提醒</w:t>
       </w:r>
       <w:r>
-        <w:t>：</w:t>
-      </w:r>
+        <w:t>：強調「我們每個人不一樣，接在一起才變成一條完整的鏈子」——差異是力量。</w:t>
+      </w:r>
+    </w:p>
+    <w:p>
+      <w:pPr>
+        <w:pStyle w:val="ListBullet"/>
+      </w:pPr>
       <w:r>
         <w:rPr>
           <w:b/>
         </w:rPr>
-        <w:t>尊重隱私</w:t>
-      </w:r>
-      <w:r>
-        <w:t>。若孩子不願說屋裡放了什麼，稱讚他：「你很會保護自己的寶物，很勇敢。」</w:t>
-      </w:r>
-    </w:p>
-    <w:p>
-      <w:pPr>
-        <w:pStyle w:val="ListBullet"/>
-      </w:pPr>
-      <w:r>
-        <w:rPr>
-          <w:b/>
-        </w:rPr>
-        <w:t>安全</w:t>
-      </w:r>
-      <w:r>
-        <w:t>：剪寶特瓶由</w:t>
-      </w:r>
-      <w:r>
-        <w:rPr>
-          <w:b/>
-        </w:rPr>
-        <w:t>老師代為操作</w:t>
-      </w:r>
-      <w:r>
-        <w:t>；鈕扣等小物注意誤食風險，全程桌面操作、用白膠固定。</w:t>
+        <w:t>班級經營</w:t>
+      </w:r>
+      <w:r>
+        <w:t>：合作環節先講好「不能批評別人撕得醜」的約定。</w:t>
       </w:r>
     </w:p>
     <w:p>
@@ -6623,7 +6335,7 @@
         <w:t>材料（每人）</w:t>
       </w:r>
       <w:r>
-        <w:t>：乾淨寶特瓶 1 個（圓胖款佳）、輕質紙黏土 約 80g、色紙、鈕扣／小布／亮片、白膠或保麗龍膠、顏料、平筆、押花。</w:t>
+        <w:t>：多色色紙、舊雜誌／廣告紙、口紅膠、白膠、8 開底紙、簽字筆。</w:t>
       </w:r>
       <w:r>
         <w:rPr>
@@ -6632,7 +6344,7 @@
         <w:t>共用</w:t>
       </w:r>
       <w:r>
-        <w:t>：剪刀、熱熔槍（⚠️ 僅老師操作）。</w:t>
+        <w:t>：大張壁報紙或長條牛皮紙（合作友誼鏈用）、雙面膠。</w:t>
       </w:r>
     </w:p>
     <w:p>
@@ -6646,16 +6358,16 @@
         <w:t>作品存放與跨週銜接</w:t>
       </w:r>
       <w:r>
-        <w:t>：⚠️ 第 1 堂在瓶身包上紙黏土屋頂／牆面後</w:t>
+        <w:t>：第 1 堂個人小人作品平放收存；第 2 堂接成「友誼鏈」後可</w:t>
       </w:r>
       <w:r>
         <w:rPr>
           <w:b/>
         </w:rPr>
-        <w:t>陰乾一週</w:t>
-      </w:r>
-      <w:r>
-        <w:t>，放穩固托盤、貼名字、勿堆疊；第 2 堂乾後上色與佈置。</w:t>
+        <w:t>捲收或貼牆保留至期末成果展</w:t>
+      </w:r>
+      <w:r>
+        <w:t>當主題牆。</w:t>
       </w:r>
     </w:p>
     <w:p>
@@ -6669,7 +6381,7 @@
         <w:t>回家對話小卡</w:t>
       </w:r>
       <w:r>
-        <w:t>：「家裡哪一個角落讓你最安心？你的小屋裡放了誰／什麼最珍貴的東西？」</w:t>
+        <w:t>：「請孩子說一個好朋友和他『不一樣』的地方，為什麼還是喜歡這個朋友？」</w:t>
       </w:r>
     </w:p>
     <w:p>
@@ -6693,7 +6405,7 @@
         <w:rPr>
           <w:rFonts w:eastAsia="微軟正黑體"/>
         </w:rPr>
-        <w:t>🍂 作品 5｜大自然的禮物書籤（押花＋繪畫）</w:t>
+        <w:t>🏠 作品 4｜我的溫暖小屋（寶特瓶再利用＋多媒材）</w:t>
       </w:r>
     </w:p>
     <w:p>
@@ -6701,7 +6413,7 @@
         <w:rPr>
           <w:b/>
         </w:rPr>
-        <w:t>週次 W9–W10｜媒材：押花為主，兒童繪畫襯底｜生命主軸：人與自然</w:t>
+        <w:t>週次 W7–W8｜媒材：寶特瓶再利用＋紙黏土／色紙／鈕扣（多媒材）｜生命主軸：人與他人</w:t>
       </w:r>
     </w:p>
     <w:p>
@@ -6724,7 +6436,7 @@
         <w:t>小一範例</w:t>
       </w:r>
       <w:r>
-        <w:t>——水彩漸層底色＋幾朵押花直式排列，搭配緞帶，簡單就很美。</w:t>
+        <w:t>——利用寶特瓶做成小屋筆筒，造型大塊、簡單好做，門窗與愛心清楚可愛。</w:t>
       </w:r>
     </w:p>
     <w:p>
@@ -6735,404 +6447,7 @@
         <w:t>小二範例</w:t>
       </w:r>
       <w:r>
-        <w:t>——花葉層次更豐富、加入流蘇與裝飾，構圖更講究，像一個季節的故事。</w:t>
-      </w:r>
-    </w:p>
-    <w:p>
-      <w:pPr>
-        <w:jc w:val="center"/>
-      </w:pPr>
-      <w:r>
-        <w:drawing>
-          <wp:inline xmlns:a="http://schemas.openxmlformats.org/drawingml/2006/main" xmlns:pic="http://schemas.openxmlformats.org/drawingml/2006/picture">
-            <wp:extent cx="5760000" cy="3840000"/>
-            <wp:docPr id="6" name="Picture 6"/>
-            <wp:cNvGraphicFramePr>
-              <a:graphicFrameLocks noChangeAspect="1"/>
-            </wp:cNvGraphicFramePr>
-            <a:graphic>
-              <a:graphicData uri="http://schemas.openxmlformats.org/drawingml/2006/picture">
-                <pic:pic>
-                  <pic:nvPicPr>
-                    <pic:cNvPr id="0" name="work-05-compare.jpg"/>
-                    <pic:cNvPicPr/>
-                  </pic:nvPicPr>
-                  <pic:blipFill>
-                    <a:blip r:embed="rId14"/>
-                    <a:stretch>
-                      <a:fillRect/>
-                    </a:stretch>
-                  </pic:blipFill>
-                  <pic:spPr>
-                    <a:xfrm>
-                      <a:off x="0" y="0"/>
-                      <a:ext cx="5760000" cy="3840000"/>
-                    </a:xfrm>
-                    <a:prstGeom prst="rect"/>
-                  </pic:spPr>
-                </pic:pic>
-              </a:graphicData>
-            </a:graphic>
-          </wp:inline>
-        </w:drawing>
-      </w:r>
-    </w:p>
-    <w:p/>
-    <w:p>
-      <w:pPr>
-        <w:pStyle w:val="Heading3"/>
-        <w:keepNext/>
-      </w:pPr>
-      <w:r>
-        <w:rPr>
-          <w:rFonts w:eastAsia="微軟正黑體"/>
-        </w:rPr>
-        <w:t>生命連結</w:t>
-      </w:r>
-    </w:p>
-    <w:p>
-      <w:r>
-        <w:rPr>
-          <w:b/>
-        </w:rPr>
-        <w:t>【感恩・珍惜當下・四季】</w:t>
-      </w:r>
-      <w:r>
-        <w:t xml:space="preserve"> 一朵花被壓乾，把最美的樣子留下來。提升孩子「珍惜眼前、對大自然心懷感謝」的情感。</w:t>
-      </w:r>
-    </w:p>
-    <w:p>
-      <w:pPr>
-        <w:pStyle w:val="Heading3"/>
-        <w:keepNext/>
-      </w:pPr>
-      <w:r>
-        <w:rPr>
-          <w:rFonts w:eastAsia="微軟正黑體"/>
-        </w:rPr>
-        <w:t>第 1 堂（上課 100 分＋整理 20 分）｜尋寶與壓花</w:t>
-      </w:r>
-    </w:p>
-    <w:p>
-      <w:pPr>
-        <w:pStyle w:val="ListBullet"/>
-      </w:pPr>
-      <w:r>
-        <w:rPr>
-          <w:b/>
-        </w:rPr>
-        <w:t>① 心靈登陸</w:t>
-      </w:r>
-      <w:r>
-        <w:t>：戶外 / 校園「大自然尋寶」（撿落葉、小花），或用事先壓好的押花。</w:t>
-      </w:r>
-    </w:p>
-    <w:p>
-      <w:pPr>
-        <w:pStyle w:val="ListBullet"/>
-      </w:pPr>
-      <w:r>
-        <w:rPr>
-          <w:b/>
-        </w:rPr>
-        <w:t>② 技法魔法</w:t>
-      </w:r>
-      <w:r>
-        <w:t>：認識押花、講解「為什麼花會變平變乾」。</w:t>
-      </w:r>
-    </w:p>
-    <w:p>
-      <w:pPr>
-        <w:pStyle w:val="ListBullet"/>
-      </w:pPr>
-      <w:r>
-        <w:rPr>
-          <w:b/>
-        </w:rPr>
-        <w:t>③ 沉浸創作</w:t>
-      </w:r>
-      <w:r>
-        <w:t>：在書籤卡上用水彩 / 蠟筆畫出「我最喜歡的季節」底色。</w:t>
-      </w:r>
-    </w:p>
-    <w:p>
-      <w:pPr>
-        <w:pStyle w:val="ListBullet"/>
-      </w:pPr>
-      <w:r>
-        <w:rPr>
-          <w:b/>
-        </w:rPr>
-        <w:t>④ 收心分享</w:t>
-      </w:r>
-      <w:r>
-        <w:t>：「你今天最感謝大自然的什麼？」</w:t>
-      </w:r>
-    </w:p>
-    <w:p>
-      <w:pPr>
-        <w:pStyle w:val="Heading3"/>
-        <w:keepNext/>
-      </w:pPr>
-      <w:r>
-        <w:rPr>
-          <w:rFonts w:eastAsia="微軟正黑體"/>
-        </w:rPr>
-        <w:t>第 2 堂（上課 100 分＋整理 20 分）｜拼貼與護貝</w:t>
-      </w:r>
-    </w:p>
-    <w:p>
-      <w:pPr>
-        <w:pStyle w:val="ListBullet"/>
-      </w:pPr>
-      <w:r>
-        <w:t>在底色上排列、黏貼押花，構成一幅小風景。</w:t>
-      </w:r>
-    </w:p>
-    <w:p>
-      <w:pPr>
-        <w:pStyle w:val="ListBullet"/>
-      </w:pPr>
-      <w:r>
-        <w:t>護貝 / 貼透明膜完成書籤，穿上緞帶。</w:t>
-      </w:r>
-    </w:p>
-    <w:p>
-      <w:pPr>
-        <w:pStyle w:val="Heading3"/>
-        <w:keepNext/>
-      </w:pPr>
-      <w:r>
-        <w:rPr>
-          <w:rFonts w:eastAsia="微軟正黑體"/>
-        </w:rPr>
-        <w:t>💡 講師深度備忘錄</w:t>
-      </w:r>
-    </w:p>
-    <w:p>
-      <w:pPr>
-        <w:pStyle w:val="ListBullet"/>
-      </w:pPr>
-      <w:r>
-        <w:rPr>
-          <w:b/>
-        </w:rPr>
-        <w:t>觀察重點</w:t>
-      </w:r>
-      <w:r>
-        <w:t>：孩子排花時是「滿滿塞」還是「留白」？反映內在的節奏感。</w:t>
-      </w:r>
-    </w:p>
-    <w:p>
-      <w:pPr>
-        <w:pStyle w:val="ListBullet"/>
-      </w:pPr>
-      <w:r>
-        <w:rPr>
-          <w:b/>
-        </w:rPr>
-        <w:t>對話引導</w:t>
-      </w:r>
-      <w:r>
-        <w:t>：「這朵花以前是活的，現在它換一種方式陪著你，你想對它說什麼？」</w:t>
-      </w:r>
-    </w:p>
-    <w:p>
-      <w:pPr>
-        <w:pStyle w:val="ListBullet"/>
-      </w:pPr>
-      <w:r>
-        <w:rPr>
-          <w:b/>
-        </w:rPr>
-        <w:t>生命提醒</w:t>
-      </w:r>
-      <w:r>
-        <w:t>：用溫柔的方式談「無常」——花謝了不是消失，而是變成另一種美。</w:t>
-      </w:r>
-      <w:r>
-        <w:rPr>
-          <w:b/>
-        </w:rPr>
-        <w:t>不必強調死亡，重點是珍惜與感謝</w:t>
-      </w:r>
-      <w:r>
-        <w:t>。</w:t>
-      </w:r>
-    </w:p>
-    <w:p>
-      <w:pPr>
-        <w:pStyle w:val="ListBullet"/>
-      </w:pPr>
-      <w:r>
-        <w:rPr>
-          <w:b/>
-        </w:rPr>
-        <w:t>適齡技巧</w:t>
-      </w:r>
-      <w:r>
-        <w:t>：押花易碎，提供鑷子或棉花棒沾膠，減少手指直接接觸。</w:t>
-      </w:r>
-    </w:p>
-    <w:p>
-      <w:pPr>
-        <w:pStyle w:val="Heading4"/>
-        <w:keepNext/>
-      </w:pPr>
-      <w:r>
-        <w:rPr>
-          <w:rFonts w:eastAsia="微軟正黑體"/>
-        </w:rPr>
-        <w:t>📦 教學包補充</w:t>
-      </w:r>
-    </w:p>
-    <w:p>
-      <w:pPr>
-        <w:pStyle w:val="ListBullet"/>
-      </w:pPr>
-      <w:r>
-        <w:rPr>
-          <w:b/>
-        </w:rPr>
-        <w:t>材料（每人）</w:t>
-      </w:r>
-      <w:r>
-        <w:t>：書籤厚卡、水彩或蠟筆、押花／押葉數片、鑷子、白膠或點膠、冷裱膜／護貝膜或寬透明膠帶、緞帶。</w:t>
-      </w:r>
-      <w:r>
-        <w:rPr>
-          <w:b/>
-        </w:rPr>
-        <w:t>共用</w:t>
-      </w:r>
-      <w:r>
-        <w:t>：打孔器（老師）、戶外尋寶小袋。</w:t>
-      </w:r>
-    </w:p>
-    <w:p>
-      <w:pPr>
-        <w:pStyle w:val="ListBullet"/>
-      </w:pPr>
-      <w:r>
-        <w:rPr>
-          <w:b/>
-        </w:rPr>
-        <w:t>作品存放與跨週銜接</w:t>
-      </w:r>
-      <w:r>
-        <w:t xml:space="preserve">：⚠️ </w:t>
-      </w:r>
-      <w:r>
-        <w:rPr>
-          <w:b/>
-        </w:rPr>
-        <w:t>押花需於開課前 2–3 週先壓製</w:t>
-      </w:r>
-      <w:r>
-        <w:t>（或採購現成）。第 1 堂底色畫完陰乾；第 2 堂排花、護貝、穿緞帶，</w:t>
-      </w:r>
-      <w:r>
-        <w:rPr>
-          <w:b/>
-        </w:rPr>
-        <w:t>當堂完成可帶回</w:t>
-      </w:r>
-      <w:r>
-        <w:t>。</w:t>
-      </w:r>
-    </w:p>
-    <w:p>
-      <w:pPr>
-        <w:pStyle w:val="ListBullet"/>
-      </w:pPr>
-      <w:r>
-        <w:rPr>
-          <w:b/>
-        </w:rPr>
-        <w:t>回家對話小卡</w:t>
-      </w:r>
-      <w:r>
-        <w:t>：「今天最感謝大自然的什麼？把這張書籤送給一個你想感謝的人吧。」</w:t>
-      </w:r>
-    </w:p>
-    <w:p>
-      <w:pPr>
-        <w:pStyle w:val="ListBullet"/>
-      </w:pPr>
-      <w:r>
-        <w:rPr>
-          <w:b/>
-        </w:rPr>
-        <w:t>行前提醒</w:t>
-      </w:r>
-      <w:r>
-        <w:t>：戶外尋寶需先勘查場地與安全，並備雨天室內替代方案（改用現成押花）。</w:t>
-      </w:r>
-    </w:p>
-    <w:p>
-      <w:pPr>
-        <w:jc w:val="center"/>
-      </w:pPr>
-      <w:r>
-        <w:rPr>
-          <w:color w:val="AAAAAA"/>
-        </w:rPr>
-        <w:t>──────────────────────────────</w:t>
-      </w:r>
-    </w:p>
-    <w:p>
-      <w:pPr>
-        <w:pStyle w:val="Heading2"/>
-        <w:keepNext/>
-        <w:pageBreakBefore/>
-      </w:pPr>
-      <w:r>
-        <w:rPr>
-          <w:rFonts w:eastAsia="微軟正黑體"/>
-        </w:rPr>
-        <w:t>🐠 作品 6｜海底好朋友（紙黏土＋繪畫｜混媒）</w:t>
-      </w:r>
-    </w:p>
-    <w:p>
-      <w:r>
-        <w:rPr>
-          <w:b/>
-        </w:rPr>
-        <w:t>週次 W11–W12｜媒材：紙黏土立體＋繪畫背景（混媒）｜生命主軸：人與自然</w:t>
-      </w:r>
-    </w:p>
-    <w:p>
-      <w:pPr>
-        <w:pStyle w:val="Heading4"/>
-        <w:keepNext/>
-      </w:pPr>
-      <w:r>
-        <w:rPr>
-          <w:rFonts w:eastAsia="微軟正黑體"/>
-        </w:rPr>
-        <w:t>🎒 學生作品範例（小一 ／ 小二）</w:t>
-      </w:r>
-    </w:p>
-    <w:p>
-      <w:r>
-        <w:rPr>
-          <w:b/>
-        </w:rPr>
-        <w:t>小一範例</w:t>
-      </w:r>
-      <w:r>
-        <w:t>——藍色背景＋一隻小丑魚與海草、海星，造型大塊、單一主角清楚。</w:t>
-      </w:r>
-    </w:p>
-    <w:p>
-      <w:r>
-        <w:rPr>
-          <w:b/>
-        </w:rPr>
-        <w:t>小二範例</w:t>
-      </w:r>
-      <w:r>
-        <w:t>——海龜、魚兒與章魚同場，泡泡與珊瑚細節豐富，像一座小小海洋世界。</w:t>
+        <w:t>——加上小花園與石頭小路、更多花草樹木與柵欄，畫面更豐富、有故事感與生活感。</w:t>
       </w:r>
     </w:p>
     <w:p>
@@ -7151,7 +6466,7 @@
               <a:graphicData uri="http://schemas.openxmlformats.org/drawingml/2006/picture">
                 <pic:pic>
                   <pic:nvPicPr>
-                    <pic:cNvPr id="0" name="work-06-compare.jpg"/>
+                    <pic:cNvPr id="0" name="work-04-compare.jpg"/>
                     <pic:cNvPicPr/>
                   </pic:nvPicPr>
                   <pic:blipFill>
@@ -7192,10 +6507,10 @@
         <w:rPr>
           <w:b/>
         </w:rPr>
-        <w:t>【愛護環境・保護生命・責任】</w:t>
-      </w:r>
-      <w:r>
-        <w:t xml:space="preserve"> 海洋裡住著好多生命，牠們需要乾淨的家。提升孩子「我可以保護比我更小的生命」的責任感。</w:t>
+        <w:t>【家・愛與歸屬・安全感】</w:t>
+      </w:r>
+      <w:r>
+        <w:t xml:space="preserve"> 房子是「心理的避風港」。提升孩子安放珍貴回憶、感受「我有一個被愛的地方」的安全感。</w:t>
       </w:r>
     </w:p>
     <w:p>
@@ -7207,7 +6522,7 @@
         <w:rPr>
           <w:rFonts w:eastAsia="微軟正黑體"/>
         </w:rPr>
-        <w:t>第 1 堂（上課 100 分＋整理 20 分）｜畫出海洋的家</w:t>
+        <w:t>第 1 堂（上課 100 分＋整理 20 分）｜蓋一間小屋</w:t>
       </w:r>
     </w:p>
     <w:p>
@@ -7221,7 +6536,7 @@
         <w:t>① 心靈登陸</w:t>
       </w:r>
       <w:r>
-        <w:t>：聊聊「如果海裡都是垃圾，魚會怎樣？」</w:t>
+        <w:t>：「家裡，哪一個角落讓你最安心？」</w:t>
       </w:r>
     </w:p>
     <w:p>
@@ -7235,7 +6550,7 @@
         <w:t>② 技法魔法</w:t>
       </w:r>
       <w:r>
-        <w:t>：示範水藍漸層背景（濕畫法）＋紙黏土搓出魚、海龜、珊瑚。</w:t>
+        <w:t>：示範把寶特瓶上半部剪開（老師代剪），邊緣包上色紙／紙黏土當屋頂，再做出牆面、門、窗。</w:t>
       </w:r>
     </w:p>
     <w:p>
@@ -7249,7 +6564,7 @@
         <w:t>③ 沉浸創作</w:t>
       </w:r>
       <w:r>
-        <w:t>：畫海洋背景（第 1 堂主畫背景，黏土小物陰乾）。</w:t>
+        <w:t>：把寶特瓶裝飾成自己的小屋筆筒外型。</w:t>
       </w:r>
     </w:p>
     <w:p>
@@ -7263,7 +6578,7 @@
         <w:t>④ 收心分享</w:t>
       </w:r>
       <w:r>
-        <w:t>：「你想保護海裡的哪一個朋友？」</w:t>
+        <w:t>：「你的小屋門是開著還是關著？為什麼？」（紙黏土裝飾陰乾一週）</w:t>
       </w:r>
     </w:p>
     <w:p>
@@ -7275,7 +6590,7 @@
         <w:rPr>
           <w:rFonts w:eastAsia="微軟正黑體"/>
         </w:rPr>
-        <w:t>第 2 堂（上課 100 分＋整理 20 分）｜組合與守護宣言</w:t>
+        <w:t>第 2 堂（上課 100 分＋整理 20 分）｜佈置溫暖</w:t>
       </w:r>
     </w:p>
     <w:p>
@@ -7283,7 +6598,16 @@
         <w:pStyle w:val="ListBullet"/>
       </w:pPr>
       <w:r>
-        <w:t>為黏土海洋生物上色，黏貼到背景上，加泡泡、海草。</w:t>
+        <w:t>上色，並用</w:t>
+      </w:r>
+      <w:r>
+        <w:rPr>
+          <w:b/>
+        </w:rPr>
+        <w:t>色紙、鈕扣、小花與小樹</w:t>
+      </w:r>
+      <w:r>
+        <w:t>裝飾門窗與花園。</w:t>
       </w:r>
     </w:p>
     <w:p>
@@ -7291,75 +6615,7 @@
         <w:pStyle w:val="ListBullet"/>
       </w:pPr>
       <w:r>
-        <w:t>一起說一句「我會做到的環保小事」（不亂丟、自帶水壺…）。</w:t>
-      </w:r>
-    </w:p>
-    <w:p>
-      <w:pPr>
-        <w:pStyle w:val="Heading3"/>
-        <w:keepNext/>
-      </w:pPr>
-      <w:r>
-        <w:rPr>
-          <w:rFonts w:eastAsia="微軟正黑體"/>
-        </w:rPr>
-        <w:t>💡 講師深度備忘錄</w:t>
-      </w:r>
-    </w:p>
-    <w:p>
-      <w:pPr>
-        <w:pStyle w:val="ListBullet"/>
-      </w:pPr>
-      <w:r>
-        <w:rPr>
-          <w:b/>
-        </w:rPr>
-        <w:t>觀察重點</w:t>
-      </w:r>
-      <w:r>
-        <w:t>：孩子是否願意在畫面留「乾淨的空間」給生物？</w:t>
-      </w:r>
-    </w:p>
-    <w:p>
-      <w:pPr>
-        <w:pStyle w:val="ListBullet"/>
-      </w:pPr>
-      <w:r>
-        <w:rPr>
-          <w:b/>
-        </w:rPr>
-        <w:t>對話引導</w:t>
-      </w:r>
-      <w:r>
-        <w:t>：「這隻小魚迷路了，你的畫裡哪裡可以當牠安全的家？」</w:t>
-      </w:r>
-    </w:p>
-    <w:p>
-      <w:pPr>
-        <w:pStyle w:val="ListBullet"/>
-      </w:pPr>
-      <w:r>
-        <w:rPr>
-          <w:b/>
-        </w:rPr>
-        <w:t>生命提醒</w:t>
-      </w:r>
-      <w:r>
-        <w:t>：把「環保」連結到「保護一個具體的小生命」，比抽象口號更打動小小孩。</w:t>
-      </w:r>
-    </w:p>
-    <w:p>
-      <w:pPr>
-        <w:pStyle w:val="ListBullet"/>
-      </w:pPr>
-      <w:r>
-        <w:rPr>
-          <w:b/>
-        </w:rPr>
-        <w:t>混媒技巧</w:t>
-      </w:r>
-      <w:r>
-        <w:t>：背景紙先裱在厚卡上避免黏土把紙壓皺；黏土用白膠＋牙籤固定。</w:t>
+        <w:t>在筆筒裡放上鉛筆／彩色筆，或一個代表「最珍貴的東西」的小物。</w:t>
       </w:r>
     </w:p>
     <w:p>
@@ -7371,147 +6627,7 @@
         <w:rPr>
           <w:rFonts w:eastAsia="微軟正黑體"/>
         </w:rPr>
-        <w:t>📦 教學包補充</w:t>
-      </w:r>
-    </w:p>
-    <w:p>
-      <w:pPr>
-        <w:pStyle w:val="ListBullet"/>
-      </w:pPr>
-      <w:r>
-        <w:rPr>
-          <w:b/>
-        </w:rPr>
-        <w:t>材料（每人）</w:t>
-      </w:r>
-      <w:r>
-        <w:t>：4 開水彩紙（裱厚卡）、藍綠系水彩、紙黏土（各色）、白膠、牙籤、泡棉膠、顏料、平筆。</w:t>
-      </w:r>
-      <w:r>
-        <w:rPr>
-          <w:b/>
-        </w:rPr>
-        <w:t>共用</w:t>
-      </w:r>
-      <w:r>
-        <w:t>：吹風機（老師加速陰乾）、桌墊。</w:t>
-      </w:r>
-    </w:p>
-    <w:p>
-      <w:pPr>
-        <w:pStyle w:val="ListBullet"/>
-      </w:pPr>
-      <w:r>
-        <w:rPr>
-          <w:b/>
-        </w:rPr>
-        <w:t>作品存放與跨週銜接</w:t>
-      </w:r>
-      <w:r>
-        <w:t>：⚠️ 第 1 堂背景畫與黏土小生物</w:t>
-      </w:r>
-      <w:r>
-        <w:rPr>
-          <w:b/>
-        </w:rPr>
-        <w:t>分開陰乾約一週</w:t>
-      </w:r>
-      <w:r>
-        <w:t>（黏土另放貼名字的盤）；第 2 堂上色、組合、加泡泡海草。</w:t>
-      </w:r>
-    </w:p>
-    <w:p>
-      <w:pPr>
-        <w:pStyle w:val="ListBullet"/>
-      </w:pPr>
-      <w:r>
-        <w:rPr>
-          <w:b/>
-        </w:rPr>
-        <w:t>回家對話小卡</w:t>
-      </w:r>
-      <w:r>
-        <w:t>：「你最想保護海裡的哪一個朋友？這一週和家人一起做一件環保小事（自帶水壺、不用吸管）。」</w:t>
-      </w:r>
-    </w:p>
-    <w:p>
-      <w:pPr>
-        <w:pStyle w:val="ListBullet"/>
-      </w:pPr>
-      <w:r>
-        <w:rPr>
-          <w:b/>
-        </w:rPr>
-        <w:t>延伸</w:t>
-      </w:r>
-      <w:r>
-        <w:t>：可結合班級「減塑週」行動，把藝術連到真實生活的責任。</w:t>
-      </w:r>
-    </w:p>
-    <w:p>
-      <w:pPr>
-        <w:jc w:val="center"/>
-      </w:pPr>
-      <w:r>
-        <w:rPr>
-          <w:color w:val="AAAAAA"/>
-        </w:rPr>
-        <w:t>──────────────────────────────</w:t>
-      </w:r>
-    </w:p>
-    <w:p>
-      <w:pPr>
-        <w:pStyle w:val="Heading2"/>
-        <w:keepNext/>
-        <w:pageBreakBefore/>
-      </w:pPr>
-      <w:r>
-        <w:rPr>
-          <w:rFonts w:eastAsia="微軟正黑體"/>
-        </w:rPr>
-        <w:t>🦋 作品 7｜毛毛蟲變蝴蝶（拼貼＋押花翅膀｜混媒）</w:t>
-      </w:r>
-    </w:p>
-    <w:p>
-      <w:r>
-        <w:rPr>
-          <w:b/>
-        </w:rPr>
-        <w:t>週次 W13–W14｜媒材：拼貼＋押花（混媒）｜生命主軸：人與生命</w:t>
-      </w:r>
-    </w:p>
-    <w:p>
-      <w:pPr>
-        <w:pStyle w:val="Heading4"/>
-        <w:keepNext/>
-      </w:pPr>
-      <w:r>
-        <w:rPr>
-          <w:rFonts w:eastAsia="微軟正黑體"/>
-        </w:rPr>
-        <w:t>🎒 學生作品範例（小一 ／ 小二）</w:t>
-      </w:r>
-    </w:p>
-    <w:p>
-      <w:r>
-        <w:rPr>
-          <w:b/>
-        </w:rPr>
-        <w:t>小一範例</w:t>
-      </w:r>
-      <w:r>
-        <w:t>——毛毛蟲、繭、蝴蝶三階段清楚呈現，蝴蝶翅膀用押花對稱拼貼。</w:t>
-      </w:r>
-    </w:p>
-    <w:p>
-      <w:r>
-        <w:rPr>
-          <w:b/>
-        </w:rPr>
-        <w:t>小二範例</w:t>
-      </w:r>
-      <w:r>
-        <w:t>——花園裡的蛻變故事，加入更多花草，畫面更豐富、層次更美麗。</w:t>
+        <w:t>🔧 製作分解步驟（圖解）</w:t>
       </w:r>
     </w:p>
     <w:p>
@@ -7521,7 +6637,7 @@
       <w:r>
         <w:drawing>
           <wp:inline xmlns:a="http://schemas.openxmlformats.org/drawingml/2006/main" xmlns:pic="http://schemas.openxmlformats.org/drawingml/2006/picture">
-            <wp:extent cx="5760000" cy="3840000"/>
+            <wp:extent cx="5760000" cy="2107317"/>
             <wp:docPr id="8" name="Picture 8"/>
             <wp:cNvGraphicFramePr>
               <a:graphicFrameLocks noChangeAspect="1"/>
@@ -7530,7 +6646,7 @@
               <a:graphicData uri="http://schemas.openxmlformats.org/drawingml/2006/picture">
                 <pic:pic>
                   <pic:nvPicPr>
-                    <pic:cNvPr id="0" name="work-07-compare.jpg"/>
+                    <pic:cNvPr id="0" name="work-04-steps.png"/>
                     <pic:cNvPicPr/>
                   </pic:nvPicPr>
                   <pic:blipFill>
@@ -7542,7 +6658,7 @@
                   <pic:spPr>
                     <a:xfrm>
                       <a:off x="0" y="0"/>
-                      <a:ext cx="5760000" cy="3840000"/>
+                      <a:ext cx="5760000" cy="2107317"/>
                     </a:xfrm>
                     <a:prstGeom prst="rect"/>
                   </pic:spPr>
@@ -7563,30 +6679,21 @@
         <w:rPr>
           <w:rFonts w:eastAsia="微軟正黑體"/>
         </w:rPr>
-        <w:t>生命連結</w:t>
-      </w:r>
-    </w:p>
-    <w:p>
+        <w:t>💡 講師深度備忘錄</w:t>
+      </w:r>
+    </w:p>
+    <w:p>
+      <w:pPr>
+        <w:pStyle w:val="ListBullet"/>
+      </w:pPr>
       <w:r>
         <w:rPr>
           <w:b/>
         </w:rPr>
-        <w:t>【成長蛻變・勇氣・希望】</w:t>
-      </w:r>
-      <w:r>
-        <w:t xml:space="preserve"> 毛毛蟲要在黑黑的繭裡等待，才能長出翅膀。提升孩子面對「改變、等待、長大」的勇氣與盼望。</w:t>
-      </w:r>
-    </w:p>
-    <w:p>
-      <w:pPr>
-        <w:pStyle w:val="Heading3"/>
-        <w:keepNext/>
-      </w:pPr>
-      <w:r>
-        <w:rPr>
-          <w:rFonts w:eastAsia="微軟正黑體"/>
-        </w:rPr>
-        <w:t>第 1 堂（上課 100 分＋整理 20 分）｜毛毛蟲與繭</w:t>
+        <w:t>觀察重點</w:t>
+      </w:r>
+      <w:r>
+        <w:t>：門窗是開放還是緊閉？屋內放具象（家人）還是抽象（顏色）？</w:t>
       </w:r>
     </w:p>
     <w:p>
@@ -7597,10 +6704,10 @@
         <w:rPr>
           <w:b/>
         </w:rPr>
-        <w:t>① 心靈登陸</w:t>
-      </w:r>
-      <w:r>
-        <w:t>：毛毛蟲變蝴蝶的短片（或老師口述毛毛蟲長大的故事）。</w:t>
+        <w:t>對話引導</w:t>
+      </w:r>
+      <w:r>
+        <w:t>：「如果小屋會說話，它會怎麼安慰難過的你？」</w:t>
       </w:r>
     </w:p>
     <w:p>
@@ -7611,10 +6718,19 @@
         <w:rPr>
           <w:b/>
         </w:rPr>
-        <w:t>② 技法魔法</w:t>
-      </w:r>
-      <w:r>
-        <w:t>：示範拼貼毛毛蟲（圓形色紙串接）＋用紙做一個「繭」。</w:t>
+        <w:t>生命提醒</w:t>
+      </w:r>
+      <w:r>
+        <w:t>：</w:t>
+      </w:r>
+      <w:r>
+        <w:rPr>
+          <w:b/>
+        </w:rPr>
+        <w:t>尊重隱私</w:t>
+      </w:r>
+      <w:r>
+        <w:t>。若孩子不願說屋裡放了什麼，稱讚他：「你很會保護自己的寶物，很勇敢。」</w:t>
       </w:r>
     </w:p>
     <w:p>
@@ -7625,129 +6741,19 @@
         <w:rPr>
           <w:b/>
         </w:rPr>
-        <w:t>③ 沉浸創作</w:t>
-      </w:r>
-      <w:r>
-        <w:t>：做出「毛毛蟲」與「繭」，貼在畫面左半邊。</w:t>
-      </w:r>
-    </w:p>
-    <w:p>
-      <w:pPr>
-        <w:pStyle w:val="ListBullet"/>
-      </w:pPr>
+        <w:t>安全</w:t>
+      </w:r>
+      <w:r>
+        <w:t>：剪寶特瓶由</w:t>
+      </w:r>
       <w:r>
         <w:rPr>
           <w:b/>
         </w:rPr>
-        <w:t>④ 收心分享</w:t>
-      </w:r>
-      <w:r>
-        <w:t>：「你最近有沒有在等待、或在努力長大的事？」</w:t>
-      </w:r>
-    </w:p>
-    <w:p>
-      <w:pPr>
-        <w:pStyle w:val="Heading3"/>
-        <w:keepNext/>
-      </w:pPr>
-      <w:r>
-        <w:rPr>
-          <w:rFonts w:eastAsia="微軟正黑體"/>
-        </w:rPr>
-        <w:t>第 2 堂（上課 100 分＋整理 20 分）｜破繭成蝶</w:t>
-      </w:r>
-    </w:p>
-    <w:p>
-      <w:pPr>
-        <w:pStyle w:val="ListBullet"/>
-      </w:pPr>
-      <w:r>
-        <w:t>在畫面右半邊做一隻蝴蝶，</w:t>
-      </w:r>
-      <w:r>
-        <w:rPr>
-          <w:b/>
-        </w:rPr>
-        <w:t>翅膀用押花拼貼</w:t>
-      </w:r>
-      <w:r>
-        <w:t>（左右對稱，呼應曼陀羅的平衡）。</w:t>
-      </w:r>
-    </w:p>
-    <w:p>
-      <w:pPr>
-        <w:pStyle w:val="ListBullet"/>
-      </w:pPr>
-      <w:r>
-        <w:t>完成「毛毛蟲 → 繭 → 蝴蝶」的成長三格故事。</w:t>
-      </w:r>
-    </w:p>
-    <w:p>
-      <w:pPr>
-        <w:pStyle w:val="Heading3"/>
-        <w:keepNext/>
-      </w:pPr>
-      <w:r>
-        <w:rPr>
-          <w:rFonts w:eastAsia="微軟正黑體"/>
-        </w:rPr>
-        <w:t>💡 講師深度備忘錄</w:t>
-      </w:r>
-    </w:p>
-    <w:p>
-      <w:pPr>
-        <w:pStyle w:val="ListBullet"/>
-      </w:pPr>
-      <w:r>
-        <w:rPr>
-          <w:b/>
-        </w:rPr>
-        <w:t>觀察重點</w:t>
-      </w:r>
-      <w:r>
-        <w:t>：孩子做「繭（黑暗、等待）」這段時的情緒，是否急著跳過？</w:t>
-      </w:r>
-    </w:p>
-    <w:p>
-      <w:pPr>
-        <w:pStyle w:val="ListBullet"/>
-      </w:pPr>
-      <w:r>
-        <w:rPr>
-          <w:b/>
-        </w:rPr>
-        <w:t>對話引導</w:t>
-      </w:r>
-      <w:r>
-        <w:t>：「蝴蝶在繭裡看不到外面，只能相信自己會長出翅膀。你也有需要這種勇氣的事嗎？」</w:t>
-      </w:r>
-    </w:p>
-    <w:p>
-      <w:pPr>
-        <w:pStyle w:val="ListBullet"/>
-      </w:pPr>
-      <w:r>
-        <w:rPr>
-          <w:b/>
-        </w:rPr>
-        <w:t>生命提醒</w:t>
-      </w:r>
-      <w:r>
-        <w:t>：蛻變伴隨孤獨與等待，但終會換來翅膀——給孩子「改變是好事」的信心。</w:t>
-      </w:r>
-    </w:p>
-    <w:p>
-      <w:pPr>
-        <w:pStyle w:val="ListBullet"/>
-      </w:pPr>
-      <w:r>
-        <w:rPr>
-          <w:b/>
-        </w:rPr>
-        <w:t>混媒技巧</w:t>
-      </w:r>
-      <w:r>
-        <w:t>：押花做翅膀時，左右各放相似的花，練習「對稱」也是練習「平衡」。</w:t>
+        <w:t>老師代為操作</w:t>
+      </w:r>
+      <w:r>
+        <w:t>；鈕扣等小物注意誤食風險，全程桌面操作、用白膠固定。</w:t>
       </w:r>
     </w:p>
     <w:p>
@@ -7773,7 +6779,7 @@
         <w:t>材料（每人）</w:t>
       </w:r>
       <w:r>
-        <w:t>：長條或三格底紙、圓形色紙（毛毛蟲身體）、棉花或皺紋紙（繭）、押花（蝴蝶翅膀）、白膠、簽字筆。</w:t>
+        <w:t>：乾淨寶特瓶 1 個（圓胖款佳）、輕質紙黏土 約 80g、色紙、鈕扣／小布／亮片、白膠或保麗龍膠、顏料、平筆、押花。</w:t>
       </w:r>
       <w:r>
         <w:rPr>
@@ -7782,7 +6788,7 @@
         <w:t>共用</w:t>
       </w:r>
       <w:r>
-        <w:t>：墊板、冷裱膜（保護翅膀，選用）。</w:t>
+        <w:t>：剪刀、熱熔槍（⚠️ 僅老師操作）。</w:t>
       </w:r>
     </w:p>
     <w:p>
@@ -7796,16 +6802,16 @@
         <w:t>作品存放與跨週銜接</w:t>
       </w:r>
       <w:r>
-        <w:t>：押花翅膀脆弱，第 1 堂完成毛毛蟲與繭後平放收存；第 2 堂貼蝴蝶翅膀，完成後</w:t>
+        <w:t>：⚠️ 第 1 堂在瓶身包上紙黏土屋頂／牆面後</w:t>
       </w:r>
       <w:r>
         <w:rPr>
           <w:b/>
         </w:rPr>
-        <w:t>平放或護貝</w:t>
-      </w:r>
-      <w:r>
-        <w:t>避免翹翅。</w:t>
+        <w:t>陰乾一週</w:t>
+      </w:r>
+      <w:r>
+        <w:t>，放穩固托盤、貼名字、勿堆疊；第 2 堂乾後上色與佈置。</w:t>
       </w:r>
     </w:p>
     <w:p>
@@ -7819,7 +6825,7 @@
         <w:t>回家對話小卡</w:t>
       </w:r>
       <w:r>
-        <w:t>：「最近有沒有一件事，你正在努力長大、或在耐心等待？做這件事需要什麼樣的勇氣？」</w:t>
+        <w:t>：「家裡哪一個角落讓你最安心？你的小屋裡放了誰／什麼最珍貴的東西？」</w:t>
       </w:r>
     </w:p>
     <w:p>
@@ -7843,7 +6849,7 @@
         <w:rPr>
           <w:rFonts w:eastAsia="微軟正黑體"/>
         </w:rPr>
-        <w:t>🌳 作品 8｜我的生命樹（全混合媒材．總結）</w:t>
+        <w:t>🍂 作品 5｜大自然的禮物書籤（押花＋繪畫）</w:t>
       </w:r>
     </w:p>
     <w:p>
@@ -7851,7 +6857,7 @@
         <w:rPr>
           <w:b/>
         </w:rPr>
-        <w:t>週次 W15–W16｜媒材：繪畫＋紙黏土＋押花＋拼貼（四媒材整合）｜生命主軸：人與生命</w:t>
+        <w:t>週次 W9–W10｜媒材：押花為主，兒童繪畫襯底｜生命主軸：人與自然</w:t>
       </w:r>
     </w:p>
     <w:p>
@@ -7874,7 +6880,7 @@
         <w:t>小一範例</w:t>
       </w:r>
       <w:r>
-        <w:t>——以一棵有「根、幹、花、果」的大樹為主，根部清楚伸展，象徵被支撐著長大。</w:t>
+        <w:t>——水彩漸層底色＋幾朵押花直式排列，搭配緞帶，簡單就很美。</w:t>
       </w:r>
     </w:p>
     <w:p>
@@ -7885,7 +6891,7 @@
         <w:t>小二範例</w:t>
       </w:r>
       <w:r>
-        <w:t>——在生命樹下加上家人與朋友的陪伴人物，畫面更完整地說出「我是被很多愛圍繞著長大」。</w:t>
+        <w:t>——花葉層次更豐富、加入流蘇與裝飾，構圖更講究，像一個季節的故事。</w:t>
       </w:r>
     </w:p>
     <w:p>
@@ -7904,7 +6910,7 @@
               <a:graphicData uri="http://schemas.openxmlformats.org/drawingml/2006/picture">
                 <pic:pic>
                   <pic:nvPicPr>
-                    <pic:cNvPr id="0" name="work-08-compare.jpg"/>
+                    <pic:cNvPr id="0" name="work-05-compare.jpg"/>
                     <pic:cNvPicPr/>
                   </pic:nvPicPr>
                   <pic:blipFill>
@@ -7945,19 +6951,10 @@
         <w:rPr>
           <w:b/>
         </w:rPr>
-        <w:t>【統整・感恩・夢想・生命的圓滿】</w:t>
-      </w:r>
-      <w:r>
-        <w:t xml:space="preserve"> 一棵樹有看不見的根、穩穩的幹、向上的枝、開花結果。這是 16 週的總結：</w:t>
-      </w:r>
-      <w:r>
-        <w:rPr>
-          <w:b/>
-        </w:rPr>
-        <w:t>我從哪裡來、我靠誰支撐、我想長成什麼樣子</w:t>
-      </w:r>
-      <w:r>
-        <w:t>。</w:t>
+        <w:t>【感恩・珍惜當下・四季】</w:t>
+      </w:r>
+      <w:r>
+        <w:t xml:space="preserve"> 一朵花被壓乾，把最美的樣子留下來。提升孩子「珍惜眼前、對大自然心懷感謝」的情感。</w:t>
       </w:r>
     </w:p>
     <w:p>
@@ -7969,7 +6966,7 @@
         <w:rPr>
           <w:rFonts w:eastAsia="微軟正黑體"/>
         </w:rPr>
-        <w:t>第 1 堂（上課 100 分＋整理 20 分）｜畫出我的樹</w:t>
+        <w:t>第 1 堂（上課 100 分＋整理 20 分）｜尋寶與壓花</w:t>
       </w:r>
     </w:p>
     <w:p>
@@ -7983,7 +6980,7 @@
         <w:t>① 心靈登陸</w:t>
       </w:r>
       <w:r>
-        <w:t>：回顧前 7 件作品的照片牆——「這 16 週，你最喜歡哪一件？你長大了什麼？」</w:t>
+        <w:t>：戶外 / 校園「大自然尋寶」（撿落葉、小花），或用事先壓好的押花。</w:t>
       </w:r>
     </w:p>
     <w:p>
@@ -7997,7 +6994,7 @@
         <w:t>② 技法魔法</w:t>
       </w:r>
       <w:r>
-        <w:t>：示範畫 / 拼貼一棵大樹的根、幹、枝。</w:t>
+        <w:t>：認識押花、講解「為什麼花會變平變乾」。</w:t>
       </w:r>
     </w:p>
     <w:p>
@@ -8011,49 +7008,21 @@
         <w:t>③ 沉浸創作</w:t>
       </w:r>
       <w:r>
-        <w:t>：</w:t>
-      </w:r>
-    </w:p>
-    <w:p>
-      <w:pPr>
-        <w:pStyle w:val="ListBullet2"/>
+        <w:t>：在書籤卡上用水彩 / 蠟筆畫出「我最喜歡的季節」底色。</w:t>
+      </w:r>
+    </w:p>
+    <w:p>
+      <w:pPr>
+        <w:pStyle w:val="ListBullet"/>
       </w:pPr>
       <w:r>
         <w:rPr>
           <w:b/>
         </w:rPr>
-        <w:t>根</w:t>
-      </w:r>
-      <w:r>
-        <w:t>（拼貼）：寫 / 貼上「支撐我的人」（家人、老師、朋友）。</w:t>
-      </w:r>
-    </w:p>
-    <w:p>
-      <w:pPr>
-        <w:pStyle w:val="ListBullet2"/>
-      </w:pPr>
-      <w:r>
-        <w:rPr>
-          <w:b/>
-        </w:rPr>
-        <w:t>幹 / 枝</w:t>
-      </w:r>
-      <w:r>
-        <w:t>（繪畫）：畫出主幹。</w:t>
-      </w:r>
-    </w:p>
-    <w:p>
-      <w:pPr>
-        <w:pStyle w:val="ListBullet"/>
-      </w:pPr>
-      <w:r>
-        <w:rPr>
-          <w:b/>
-        </w:rPr>
         <w:t>④ 收心分享</w:t>
       </w:r>
       <w:r>
-        <w:t>：「你的根上有誰？」</w:t>
+        <w:t>：「你今天最感謝大自然的什麼？」</w:t>
       </w:r>
     </w:p>
     <w:p>
@@ -8065,6 +7034,1349 @@
         <w:rPr>
           <w:rFonts w:eastAsia="微軟正黑體"/>
         </w:rPr>
+        <w:t>第 2 堂（上課 100 分＋整理 20 分）｜拼貼與護貝</w:t>
+      </w:r>
+    </w:p>
+    <w:p>
+      <w:pPr>
+        <w:pStyle w:val="ListBullet"/>
+      </w:pPr>
+      <w:r>
+        <w:t>在底色上排列、黏貼押花，構成一幅小風景。</w:t>
+      </w:r>
+    </w:p>
+    <w:p>
+      <w:pPr>
+        <w:pStyle w:val="ListBullet"/>
+      </w:pPr>
+      <w:r>
+        <w:t>護貝 / 貼透明膜完成書籤，穿上緞帶。</w:t>
+      </w:r>
+    </w:p>
+    <w:p>
+      <w:pPr>
+        <w:pStyle w:val="Heading4"/>
+        <w:keepNext/>
+      </w:pPr>
+      <w:r>
+        <w:rPr>
+          <w:rFonts w:eastAsia="微軟正黑體"/>
+        </w:rPr>
+        <w:t>🔧 製作分解步驟（圖解）</w:t>
+      </w:r>
+    </w:p>
+    <w:p>
+      <w:pPr>
+        <w:jc w:val="center"/>
+      </w:pPr>
+      <w:r>
+        <w:drawing>
+          <wp:inline xmlns:a="http://schemas.openxmlformats.org/drawingml/2006/main" xmlns:pic="http://schemas.openxmlformats.org/drawingml/2006/picture">
+            <wp:extent cx="5760000" cy="2107317"/>
+            <wp:docPr id="10" name="Picture 10"/>
+            <wp:cNvGraphicFramePr>
+              <a:graphicFrameLocks noChangeAspect="1"/>
+            </wp:cNvGraphicFramePr>
+            <a:graphic>
+              <a:graphicData uri="http://schemas.openxmlformats.org/drawingml/2006/picture">
+                <pic:pic>
+                  <pic:nvPicPr>
+                    <pic:cNvPr id="0" name="work-05-steps.png"/>
+                    <pic:cNvPicPr/>
+                  </pic:nvPicPr>
+                  <pic:blipFill>
+                    <a:blip r:embed="rId18"/>
+                    <a:stretch>
+                      <a:fillRect/>
+                    </a:stretch>
+                  </pic:blipFill>
+                  <pic:spPr>
+                    <a:xfrm>
+                      <a:off x="0" y="0"/>
+                      <a:ext cx="5760000" cy="2107317"/>
+                    </a:xfrm>
+                    <a:prstGeom prst="rect"/>
+                  </pic:spPr>
+                </pic:pic>
+              </a:graphicData>
+            </a:graphic>
+          </wp:inline>
+        </w:drawing>
+      </w:r>
+    </w:p>
+    <w:p/>
+    <w:p>
+      <w:pPr>
+        <w:pStyle w:val="Heading3"/>
+        <w:keepNext/>
+      </w:pPr>
+      <w:r>
+        <w:rPr>
+          <w:rFonts w:eastAsia="微軟正黑體"/>
+        </w:rPr>
+        <w:t>💡 講師深度備忘錄</w:t>
+      </w:r>
+    </w:p>
+    <w:p>
+      <w:pPr>
+        <w:pStyle w:val="ListBullet"/>
+      </w:pPr>
+      <w:r>
+        <w:rPr>
+          <w:b/>
+        </w:rPr>
+        <w:t>觀察重點</w:t>
+      </w:r>
+      <w:r>
+        <w:t>：孩子排花時是「滿滿塞」還是「留白」？反映內在的節奏感。</w:t>
+      </w:r>
+    </w:p>
+    <w:p>
+      <w:pPr>
+        <w:pStyle w:val="ListBullet"/>
+      </w:pPr>
+      <w:r>
+        <w:rPr>
+          <w:b/>
+        </w:rPr>
+        <w:t>對話引導</w:t>
+      </w:r>
+      <w:r>
+        <w:t>：「這朵花以前是活的，現在它換一種方式陪著你，你想對它說什麼？」</w:t>
+      </w:r>
+    </w:p>
+    <w:p>
+      <w:pPr>
+        <w:pStyle w:val="ListBullet"/>
+      </w:pPr>
+      <w:r>
+        <w:rPr>
+          <w:b/>
+        </w:rPr>
+        <w:t>生命提醒</w:t>
+      </w:r>
+      <w:r>
+        <w:t>：用溫柔的方式談「無常」——花謝了不是消失，而是變成另一種美。</w:t>
+      </w:r>
+      <w:r>
+        <w:rPr>
+          <w:b/>
+        </w:rPr>
+        <w:t>不必強調死亡，重點是珍惜與感謝</w:t>
+      </w:r>
+      <w:r>
+        <w:t>。</w:t>
+      </w:r>
+    </w:p>
+    <w:p>
+      <w:pPr>
+        <w:pStyle w:val="ListBullet"/>
+      </w:pPr>
+      <w:r>
+        <w:rPr>
+          <w:b/>
+        </w:rPr>
+        <w:t>適齡技巧</w:t>
+      </w:r>
+      <w:r>
+        <w:t>：押花易碎，提供鑷子或棉花棒沾膠，減少手指直接接觸。</w:t>
+      </w:r>
+    </w:p>
+    <w:p>
+      <w:pPr>
+        <w:pStyle w:val="Heading4"/>
+        <w:keepNext/>
+      </w:pPr>
+      <w:r>
+        <w:rPr>
+          <w:rFonts w:eastAsia="微軟正黑體"/>
+        </w:rPr>
+        <w:t>📦 教學包補充</w:t>
+      </w:r>
+    </w:p>
+    <w:p>
+      <w:pPr>
+        <w:pStyle w:val="ListBullet"/>
+      </w:pPr>
+      <w:r>
+        <w:rPr>
+          <w:b/>
+        </w:rPr>
+        <w:t>材料（每人）</w:t>
+      </w:r>
+      <w:r>
+        <w:t>：書籤厚卡、水彩或蠟筆、押花／押葉數片、鑷子、白膠或點膠、冷裱膜／護貝膜或寬透明膠帶、緞帶。</w:t>
+      </w:r>
+      <w:r>
+        <w:rPr>
+          <w:b/>
+        </w:rPr>
+        <w:t>共用</w:t>
+      </w:r>
+      <w:r>
+        <w:t>：打孔器（老師）、戶外尋寶小袋。</w:t>
+      </w:r>
+    </w:p>
+    <w:p>
+      <w:pPr>
+        <w:pStyle w:val="ListBullet"/>
+      </w:pPr>
+      <w:r>
+        <w:rPr>
+          <w:b/>
+        </w:rPr>
+        <w:t>作品存放與跨週銜接</w:t>
+      </w:r>
+      <w:r>
+        <w:t xml:space="preserve">：⚠️ </w:t>
+      </w:r>
+      <w:r>
+        <w:rPr>
+          <w:b/>
+        </w:rPr>
+        <w:t>押花需於開課前 2–3 週先壓製</w:t>
+      </w:r>
+      <w:r>
+        <w:t>（或採購現成）。第 1 堂底色畫完陰乾；第 2 堂排花、護貝、穿緞帶，</w:t>
+      </w:r>
+      <w:r>
+        <w:rPr>
+          <w:b/>
+        </w:rPr>
+        <w:t>當堂完成可帶回</w:t>
+      </w:r>
+      <w:r>
+        <w:t>。</w:t>
+      </w:r>
+    </w:p>
+    <w:p>
+      <w:pPr>
+        <w:pStyle w:val="ListBullet"/>
+      </w:pPr>
+      <w:r>
+        <w:rPr>
+          <w:b/>
+        </w:rPr>
+        <w:t>回家對話小卡</w:t>
+      </w:r>
+      <w:r>
+        <w:t>：「今天最感謝大自然的什麼？把這張書籤送給一個你想感謝的人吧。」</w:t>
+      </w:r>
+    </w:p>
+    <w:p>
+      <w:pPr>
+        <w:pStyle w:val="ListBullet"/>
+      </w:pPr>
+      <w:r>
+        <w:rPr>
+          <w:b/>
+        </w:rPr>
+        <w:t>行前提醒</w:t>
+      </w:r>
+      <w:r>
+        <w:t>：戶外尋寶需先勘查場地與安全，並備雨天室內替代方案（改用現成押花）。</w:t>
+      </w:r>
+    </w:p>
+    <w:p>
+      <w:pPr>
+        <w:jc w:val="center"/>
+      </w:pPr>
+      <w:r>
+        <w:rPr>
+          <w:color w:val="AAAAAA"/>
+        </w:rPr>
+        <w:t>──────────────────────────────</w:t>
+      </w:r>
+    </w:p>
+    <w:p>
+      <w:pPr>
+        <w:pStyle w:val="Heading2"/>
+        <w:keepNext/>
+        <w:pageBreakBefore/>
+      </w:pPr>
+      <w:r>
+        <w:rPr>
+          <w:rFonts w:eastAsia="微軟正黑體"/>
+        </w:rPr>
+        <w:t>🐠 作品 6｜海底好朋友（紙黏土＋繪畫｜混媒）</w:t>
+      </w:r>
+    </w:p>
+    <w:p>
+      <w:r>
+        <w:rPr>
+          <w:b/>
+        </w:rPr>
+        <w:t>週次 W11–W12｜媒材：紙黏土立體＋繪畫背景（混媒）｜生命主軸：人與自然</w:t>
+      </w:r>
+    </w:p>
+    <w:p>
+      <w:pPr>
+        <w:pStyle w:val="Heading4"/>
+        <w:keepNext/>
+      </w:pPr>
+      <w:r>
+        <w:rPr>
+          <w:rFonts w:eastAsia="微軟正黑體"/>
+        </w:rPr>
+        <w:t>🎒 學生作品範例（小一 ／ 小二）</w:t>
+      </w:r>
+    </w:p>
+    <w:p>
+      <w:r>
+        <w:rPr>
+          <w:b/>
+        </w:rPr>
+        <w:t>小一範例</w:t>
+      </w:r>
+      <w:r>
+        <w:t>——藍色背景＋一隻小丑魚與海草、海星，造型大塊、單一主角清楚。</w:t>
+      </w:r>
+    </w:p>
+    <w:p>
+      <w:r>
+        <w:rPr>
+          <w:b/>
+        </w:rPr>
+        <w:t>小二範例</w:t>
+      </w:r>
+      <w:r>
+        <w:t>——海龜、魚兒與章魚同場，泡泡與珊瑚細節豐富，像一座小小海洋世界。</w:t>
+      </w:r>
+    </w:p>
+    <w:p>
+      <w:pPr>
+        <w:jc w:val="center"/>
+      </w:pPr>
+      <w:r>
+        <w:drawing>
+          <wp:inline xmlns:a="http://schemas.openxmlformats.org/drawingml/2006/main" xmlns:pic="http://schemas.openxmlformats.org/drawingml/2006/picture">
+            <wp:extent cx="5760000" cy="3840000"/>
+            <wp:docPr id="11" name="Picture 11"/>
+            <wp:cNvGraphicFramePr>
+              <a:graphicFrameLocks noChangeAspect="1"/>
+            </wp:cNvGraphicFramePr>
+            <a:graphic>
+              <a:graphicData uri="http://schemas.openxmlformats.org/drawingml/2006/picture">
+                <pic:pic>
+                  <pic:nvPicPr>
+                    <pic:cNvPr id="0" name="work-06-compare.jpg"/>
+                    <pic:cNvPicPr/>
+                  </pic:nvPicPr>
+                  <pic:blipFill>
+                    <a:blip r:embed="rId19"/>
+                    <a:stretch>
+                      <a:fillRect/>
+                    </a:stretch>
+                  </pic:blipFill>
+                  <pic:spPr>
+                    <a:xfrm>
+                      <a:off x="0" y="0"/>
+                      <a:ext cx="5760000" cy="3840000"/>
+                    </a:xfrm>
+                    <a:prstGeom prst="rect"/>
+                  </pic:spPr>
+                </pic:pic>
+              </a:graphicData>
+            </a:graphic>
+          </wp:inline>
+        </w:drawing>
+      </w:r>
+    </w:p>
+    <w:p/>
+    <w:p>
+      <w:pPr>
+        <w:pStyle w:val="Heading3"/>
+        <w:keepNext/>
+      </w:pPr>
+      <w:r>
+        <w:rPr>
+          <w:rFonts w:eastAsia="微軟正黑體"/>
+        </w:rPr>
+        <w:t>生命連結</w:t>
+      </w:r>
+    </w:p>
+    <w:p>
+      <w:r>
+        <w:rPr>
+          <w:b/>
+        </w:rPr>
+        <w:t>【愛護環境・保護生命・責任】</w:t>
+      </w:r>
+      <w:r>
+        <w:t xml:space="preserve"> 海洋裡住著好多生命，牠們需要乾淨的家。提升孩子「我可以保護比我更小的生命」的責任感。</w:t>
+      </w:r>
+    </w:p>
+    <w:p>
+      <w:pPr>
+        <w:pStyle w:val="Heading3"/>
+        <w:keepNext/>
+      </w:pPr>
+      <w:r>
+        <w:rPr>
+          <w:rFonts w:eastAsia="微軟正黑體"/>
+        </w:rPr>
+        <w:t>第 1 堂（上課 100 分＋整理 20 分）｜畫出海洋的家</w:t>
+      </w:r>
+    </w:p>
+    <w:p>
+      <w:pPr>
+        <w:pStyle w:val="ListBullet"/>
+      </w:pPr>
+      <w:r>
+        <w:rPr>
+          <w:b/>
+        </w:rPr>
+        <w:t>① 心靈登陸</w:t>
+      </w:r>
+      <w:r>
+        <w:t>：聊聊「如果海裡都是垃圾，魚會怎樣？」</w:t>
+      </w:r>
+    </w:p>
+    <w:p>
+      <w:pPr>
+        <w:pStyle w:val="ListBullet"/>
+      </w:pPr>
+      <w:r>
+        <w:rPr>
+          <w:b/>
+        </w:rPr>
+        <w:t>② 技法魔法</w:t>
+      </w:r>
+      <w:r>
+        <w:t>：示範水藍漸層背景（濕畫法）＋紙黏土搓出魚、海龜、珊瑚。</w:t>
+      </w:r>
+    </w:p>
+    <w:p>
+      <w:pPr>
+        <w:pStyle w:val="ListBullet"/>
+      </w:pPr>
+      <w:r>
+        <w:rPr>
+          <w:b/>
+        </w:rPr>
+        <w:t>③ 沉浸創作</w:t>
+      </w:r>
+      <w:r>
+        <w:t>：畫海洋背景（第 1 堂主畫背景，黏土小物陰乾）。</w:t>
+      </w:r>
+    </w:p>
+    <w:p>
+      <w:pPr>
+        <w:pStyle w:val="ListBullet"/>
+      </w:pPr>
+      <w:r>
+        <w:rPr>
+          <w:b/>
+        </w:rPr>
+        <w:t>④ 收心分享</w:t>
+      </w:r>
+      <w:r>
+        <w:t>：「你想保護海裡的哪一個朋友？」</w:t>
+      </w:r>
+    </w:p>
+    <w:p>
+      <w:pPr>
+        <w:pStyle w:val="Heading3"/>
+        <w:keepNext/>
+      </w:pPr>
+      <w:r>
+        <w:rPr>
+          <w:rFonts w:eastAsia="微軟正黑體"/>
+        </w:rPr>
+        <w:t>第 2 堂（上課 100 分＋整理 20 分）｜組合與守護宣言</w:t>
+      </w:r>
+    </w:p>
+    <w:p>
+      <w:pPr>
+        <w:pStyle w:val="ListBullet"/>
+      </w:pPr>
+      <w:r>
+        <w:t>為黏土海洋生物上色，黏貼到背景上，加泡泡、海草。</w:t>
+      </w:r>
+    </w:p>
+    <w:p>
+      <w:pPr>
+        <w:pStyle w:val="ListBullet"/>
+      </w:pPr>
+      <w:r>
+        <w:t>一起說一句「我會做到的環保小事」（不亂丟、自帶水壺…）。</w:t>
+      </w:r>
+    </w:p>
+    <w:p>
+      <w:pPr>
+        <w:pStyle w:val="Heading4"/>
+        <w:keepNext/>
+      </w:pPr>
+      <w:r>
+        <w:rPr>
+          <w:rFonts w:eastAsia="微軟正黑體"/>
+        </w:rPr>
+        <w:t>🔧 製作分解步驟（圖解）</w:t>
+      </w:r>
+    </w:p>
+    <w:p>
+      <w:pPr>
+        <w:jc w:val="center"/>
+      </w:pPr>
+      <w:r>
+        <w:drawing>
+          <wp:inline xmlns:a="http://schemas.openxmlformats.org/drawingml/2006/main" xmlns:pic="http://schemas.openxmlformats.org/drawingml/2006/picture">
+            <wp:extent cx="5760000" cy="2107317"/>
+            <wp:docPr id="12" name="Picture 12"/>
+            <wp:cNvGraphicFramePr>
+              <a:graphicFrameLocks noChangeAspect="1"/>
+            </wp:cNvGraphicFramePr>
+            <a:graphic>
+              <a:graphicData uri="http://schemas.openxmlformats.org/drawingml/2006/picture">
+                <pic:pic>
+                  <pic:nvPicPr>
+                    <pic:cNvPr id="0" name="work-06-steps.png"/>
+                    <pic:cNvPicPr/>
+                  </pic:nvPicPr>
+                  <pic:blipFill>
+                    <a:blip r:embed="rId20"/>
+                    <a:stretch>
+                      <a:fillRect/>
+                    </a:stretch>
+                  </pic:blipFill>
+                  <pic:spPr>
+                    <a:xfrm>
+                      <a:off x="0" y="0"/>
+                      <a:ext cx="5760000" cy="2107317"/>
+                    </a:xfrm>
+                    <a:prstGeom prst="rect"/>
+                  </pic:spPr>
+                </pic:pic>
+              </a:graphicData>
+            </a:graphic>
+          </wp:inline>
+        </w:drawing>
+      </w:r>
+    </w:p>
+    <w:p/>
+    <w:p>
+      <w:pPr>
+        <w:pStyle w:val="Heading3"/>
+        <w:keepNext/>
+      </w:pPr>
+      <w:r>
+        <w:rPr>
+          <w:rFonts w:eastAsia="微軟正黑體"/>
+        </w:rPr>
+        <w:t>💡 講師深度備忘錄</w:t>
+      </w:r>
+    </w:p>
+    <w:p>
+      <w:pPr>
+        <w:pStyle w:val="ListBullet"/>
+      </w:pPr>
+      <w:r>
+        <w:rPr>
+          <w:b/>
+        </w:rPr>
+        <w:t>觀察重點</w:t>
+      </w:r>
+      <w:r>
+        <w:t>：孩子是否願意在畫面留「乾淨的空間」給生物？</w:t>
+      </w:r>
+    </w:p>
+    <w:p>
+      <w:pPr>
+        <w:pStyle w:val="ListBullet"/>
+      </w:pPr>
+      <w:r>
+        <w:rPr>
+          <w:b/>
+        </w:rPr>
+        <w:t>對話引導</w:t>
+      </w:r>
+      <w:r>
+        <w:t>：「這隻小魚迷路了，你的畫裡哪裡可以當牠安全的家？」</w:t>
+      </w:r>
+    </w:p>
+    <w:p>
+      <w:pPr>
+        <w:pStyle w:val="ListBullet"/>
+      </w:pPr>
+      <w:r>
+        <w:rPr>
+          <w:b/>
+        </w:rPr>
+        <w:t>生命提醒</w:t>
+      </w:r>
+      <w:r>
+        <w:t>：把「環保」連結到「保護一個具體的小生命」，比抽象口號更打動小小孩。</w:t>
+      </w:r>
+    </w:p>
+    <w:p>
+      <w:pPr>
+        <w:pStyle w:val="ListBullet"/>
+      </w:pPr>
+      <w:r>
+        <w:rPr>
+          <w:b/>
+        </w:rPr>
+        <w:t>混媒技巧</w:t>
+      </w:r>
+      <w:r>
+        <w:t>：背景紙先裱在厚卡上避免黏土把紙壓皺；黏土用白膠＋牙籤固定。</w:t>
+      </w:r>
+    </w:p>
+    <w:p>
+      <w:pPr>
+        <w:pStyle w:val="Heading4"/>
+        <w:keepNext/>
+      </w:pPr>
+      <w:r>
+        <w:rPr>
+          <w:rFonts w:eastAsia="微軟正黑體"/>
+        </w:rPr>
+        <w:t>📦 教學包補充</w:t>
+      </w:r>
+    </w:p>
+    <w:p>
+      <w:pPr>
+        <w:pStyle w:val="ListBullet"/>
+      </w:pPr>
+      <w:r>
+        <w:rPr>
+          <w:b/>
+        </w:rPr>
+        <w:t>材料（每人）</w:t>
+      </w:r>
+      <w:r>
+        <w:t>：4 開水彩紙（裱厚卡）、藍綠系水彩、紙黏土（各色）、白膠、牙籤、泡棉膠、顏料、平筆。</w:t>
+      </w:r>
+      <w:r>
+        <w:rPr>
+          <w:b/>
+        </w:rPr>
+        <w:t>共用</w:t>
+      </w:r>
+      <w:r>
+        <w:t>：吹風機（老師加速陰乾）、桌墊。</w:t>
+      </w:r>
+    </w:p>
+    <w:p>
+      <w:pPr>
+        <w:pStyle w:val="ListBullet"/>
+      </w:pPr>
+      <w:r>
+        <w:rPr>
+          <w:b/>
+        </w:rPr>
+        <w:t>作品存放與跨週銜接</w:t>
+      </w:r>
+      <w:r>
+        <w:t>：⚠️ 第 1 堂背景畫與黏土小生物</w:t>
+      </w:r>
+      <w:r>
+        <w:rPr>
+          <w:b/>
+        </w:rPr>
+        <w:t>分開陰乾約一週</w:t>
+      </w:r>
+      <w:r>
+        <w:t>（黏土另放貼名字的盤）；第 2 堂上色、組合、加泡泡海草。</w:t>
+      </w:r>
+    </w:p>
+    <w:p>
+      <w:pPr>
+        <w:pStyle w:val="ListBullet"/>
+      </w:pPr>
+      <w:r>
+        <w:rPr>
+          <w:b/>
+        </w:rPr>
+        <w:t>回家對話小卡</w:t>
+      </w:r>
+      <w:r>
+        <w:t>：「你最想保護海裡的哪一個朋友？這一週和家人一起做一件環保小事（自帶水壺、不用吸管）。」</w:t>
+      </w:r>
+    </w:p>
+    <w:p>
+      <w:pPr>
+        <w:pStyle w:val="ListBullet"/>
+      </w:pPr>
+      <w:r>
+        <w:rPr>
+          <w:b/>
+        </w:rPr>
+        <w:t>延伸</w:t>
+      </w:r>
+      <w:r>
+        <w:t>：可結合班級「減塑週」行動，把藝術連到真實生活的責任。</w:t>
+      </w:r>
+    </w:p>
+    <w:p>
+      <w:pPr>
+        <w:jc w:val="center"/>
+      </w:pPr>
+      <w:r>
+        <w:rPr>
+          <w:color w:val="AAAAAA"/>
+        </w:rPr>
+        <w:t>──────────────────────────────</w:t>
+      </w:r>
+    </w:p>
+    <w:p>
+      <w:pPr>
+        <w:pStyle w:val="Heading2"/>
+        <w:keepNext/>
+        <w:pageBreakBefore/>
+      </w:pPr>
+      <w:r>
+        <w:rPr>
+          <w:rFonts w:eastAsia="微軟正黑體"/>
+        </w:rPr>
+        <w:t>🦋 作品 7｜毛毛蟲變蝴蝶（拼貼＋押花翅膀｜混媒）</w:t>
+      </w:r>
+    </w:p>
+    <w:p>
+      <w:r>
+        <w:rPr>
+          <w:b/>
+        </w:rPr>
+        <w:t>週次 W13–W14｜媒材：拼貼＋押花（混媒）｜生命主軸：人與生命</w:t>
+      </w:r>
+    </w:p>
+    <w:p>
+      <w:pPr>
+        <w:pStyle w:val="Heading4"/>
+        <w:keepNext/>
+      </w:pPr>
+      <w:r>
+        <w:rPr>
+          <w:rFonts w:eastAsia="微軟正黑體"/>
+        </w:rPr>
+        <w:t>🎒 學生作品範例（小一 ／ 小二）</w:t>
+      </w:r>
+    </w:p>
+    <w:p>
+      <w:r>
+        <w:rPr>
+          <w:b/>
+        </w:rPr>
+        <w:t>小一範例</w:t>
+      </w:r>
+      <w:r>
+        <w:t>——毛毛蟲、繭、蝴蝶三階段清楚呈現，蝴蝶翅膀用押花對稱拼貼。</w:t>
+      </w:r>
+    </w:p>
+    <w:p>
+      <w:r>
+        <w:rPr>
+          <w:b/>
+        </w:rPr>
+        <w:t>小二範例</w:t>
+      </w:r>
+      <w:r>
+        <w:t>——花園裡的蛻變故事，加入更多花草，畫面更豐富、層次更美麗。</w:t>
+      </w:r>
+    </w:p>
+    <w:p>
+      <w:pPr>
+        <w:jc w:val="center"/>
+      </w:pPr>
+      <w:r>
+        <w:drawing>
+          <wp:inline xmlns:a="http://schemas.openxmlformats.org/drawingml/2006/main" xmlns:pic="http://schemas.openxmlformats.org/drawingml/2006/picture">
+            <wp:extent cx="5760000" cy="3840000"/>
+            <wp:docPr id="13" name="Picture 13"/>
+            <wp:cNvGraphicFramePr>
+              <a:graphicFrameLocks noChangeAspect="1"/>
+            </wp:cNvGraphicFramePr>
+            <a:graphic>
+              <a:graphicData uri="http://schemas.openxmlformats.org/drawingml/2006/picture">
+                <pic:pic>
+                  <pic:nvPicPr>
+                    <pic:cNvPr id="0" name="work-07-compare.jpg"/>
+                    <pic:cNvPicPr/>
+                  </pic:nvPicPr>
+                  <pic:blipFill>
+                    <a:blip r:embed="rId21"/>
+                    <a:stretch>
+                      <a:fillRect/>
+                    </a:stretch>
+                  </pic:blipFill>
+                  <pic:spPr>
+                    <a:xfrm>
+                      <a:off x="0" y="0"/>
+                      <a:ext cx="5760000" cy="3840000"/>
+                    </a:xfrm>
+                    <a:prstGeom prst="rect"/>
+                  </pic:spPr>
+                </pic:pic>
+              </a:graphicData>
+            </a:graphic>
+          </wp:inline>
+        </w:drawing>
+      </w:r>
+    </w:p>
+    <w:p/>
+    <w:p>
+      <w:pPr>
+        <w:pStyle w:val="Heading3"/>
+        <w:keepNext/>
+      </w:pPr>
+      <w:r>
+        <w:rPr>
+          <w:rFonts w:eastAsia="微軟正黑體"/>
+        </w:rPr>
+        <w:t>生命連結</w:t>
+      </w:r>
+    </w:p>
+    <w:p>
+      <w:r>
+        <w:rPr>
+          <w:b/>
+        </w:rPr>
+        <w:t>【成長蛻變・勇氣・希望】</w:t>
+      </w:r>
+      <w:r>
+        <w:t xml:space="preserve"> 毛毛蟲要在黑黑的繭裡等待，才能長出翅膀。提升孩子面對「改變、等待、長大」的勇氣與盼望。</w:t>
+      </w:r>
+    </w:p>
+    <w:p>
+      <w:pPr>
+        <w:pStyle w:val="Heading3"/>
+        <w:keepNext/>
+      </w:pPr>
+      <w:r>
+        <w:rPr>
+          <w:rFonts w:eastAsia="微軟正黑體"/>
+        </w:rPr>
+        <w:t>第 1 堂（上課 100 分＋整理 20 分）｜毛毛蟲與繭</w:t>
+      </w:r>
+    </w:p>
+    <w:p>
+      <w:pPr>
+        <w:pStyle w:val="ListBullet"/>
+      </w:pPr>
+      <w:r>
+        <w:rPr>
+          <w:b/>
+        </w:rPr>
+        <w:t>① 心靈登陸</w:t>
+      </w:r>
+      <w:r>
+        <w:t>：毛毛蟲變蝴蝶的短片（或老師口述毛毛蟲長大的故事）。</w:t>
+      </w:r>
+    </w:p>
+    <w:p>
+      <w:pPr>
+        <w:pStyle w:val="ListBullet"/>
+      </w:pPr>
+      <w:r>
+        <w:rPr>
+          <w:b/>
+        </w:rPr>
+        <w:t>② 技法魔法</w:t>
+      </w:r>
+      <w:r>
+        <w:t>：示範拼貼毛毛蟲（圓形色紙串接）＋用紙做一個「繭」。</w:t>
+      </w:r>
+    </w:p>
+    <w:p>
+      <w:pPr>
+        <w:pStyle w:val="ListBullet"/>
+      </w:pPr>
+      <w:r>
+        <w:rPr>
+          <w:b/>
+        </w:rPr>
+        <w:t>③ 沉浸創作</w:t>
+      </w:r>
+      <w:r>
+        <w:t>：做出「毛毛蟲」與「繭」，貼在畫面左半邊。</w:t>
+      </w:r>
+    </w:p>
+    <w:p>
+      <w:pPr>
+        <w:pStyle w:val="ListBullet"/>
+      </w:pPr>
+      <w:r>
+        <w:rPr>
+          <w:b/>
+        </w:rPr>
+        <w:t>④ 收心分享</w:t>
+      </w:r>
+      <w:r>
+        <w:t>：「你最近有沒有在等待、或在努力長大的事？」</w:t>
+      </w:r>
+    </w:p>
+    <w:p>
+      <w:pPr>
+        <w:pStyle w:val="Heading3"/>
+        <w:keepNext/>
+      </w:pPr>
+      <w:r>
+        <w:rPr>
+          <w:rFonts w:eastAsia="微軟正黑體"/>
+        </w:rPr>
+        <w:t>第 2 堂（上課 100 分＋整理 20 分）｜破繭成蝶</w:t>
+      </w:r>
+    </w:p>
+    <w:p>
+      <w:pPr>
+        <w:pStyle w:val="ListBullet"/>
+      </w:pPr>
+      <w:r>
+        <w:t>在畫面右半邊做一隻蝴蝶，</w:t>
+      </w:r>
+      <w:r>
+        <w:rPr>
+          <w:b/>
+        </w:rPr>
+        <w:t>翅膀用押花拼貼</w:t>
+      </w:r>
+      <w:r>
+        <w:t>（左右對稱，呼應曼陀羅的平衡）。</w:t>
+      </w:r>
+    </w:p>
+    <w:p>
+      <w:pPr>
+        <w:pStyle w:val="ListBullet"/>
+      </w:pPr>
+      <w:r>
+        <w:t>完成「毛毛蟲 → 繭 → 蝴蝶」的成長三格故事。</w:t>
+      </w:r>
+    </w:p>
+    <w:p>
+      <w:pPr>
+        <w:pStyle w:val="Heading4"/>
+        <w:keepNext/>
+      </w:pPr>
+      <w:r>
+        <w:rPr>
+          <w:rFonts w:eastAsia="微軟正黑體"/>
+        </w:rPr>
+        <w:t>🔧 製作分解步驟（圖解）</w:t>
+      </w:r>
+    </w:p>
+    <w:p>
+      <w:pPr>
+        <w:jc w:val="center"/>
+      </w:pPr>
+      <w:r>
+        <w:drawing>
+          <wp:inline xmlns:a="http://schemas.openxmlformats.org/drawingml/2006/main" xmlns:pic="http://schemas.openxmlformats.org/drawingml/2006/picture">
+            <wp:extent cx="5760000" cy="2107317"/>
+            <wp:docPr id="14" name="Picture 14"/>
+            <wp:cNvGraphicFramePr>
+              <a:graphicFrameLocks noChangeAspect="1"/>
+            </wp:cNvGraphicFramePr>
+            <a:graphic>
+              <a:graphicData uri="http://schemas.openxmlformats.org/drawingml/2006/picture">
+                <pic:pic>
+                  <pic:nvPicPr>
+                    <pic:cNvPr id="0" name="work-07-steps.png"/>
+                    <pic:cNvPicPr/>
+                  </pic:nvPicPr>
+                  <pic:blipFill>
+                    <a:blip r:embed="rId22"/>
+                    <a:stretch>
+                      <a:fillRect/>
+                    </a:stretch>
+                  </pic:blipFill>
+                  <pic:spPr>
+                    <a:xfrm>
+                      <a:off x="0" y="0"/>
+                      <a:ext cx="5760000" cy="2107317"/>
+                    </a:xfrm>
+                    <a:prstGeom prst="rect"/>
+                  </pic:spPr>
+                </pic:pic>
+              </a:graphicData>
+            </a:graphic>
+          </wp:inline>
+        </w:drawing>
+      </w:r>
+    </w:p>
+    <w:p/>
+    <w:p>
+      <w:pPr>
+        <w:pStyle w:val="Heading3"/>
+        <w:keepNext/>
+      </w:pPr>
+      <w:r>
+        <w:rPr>
+          <w:rFonts w:eastAsia="微軟正黑體"/>
+        </w:rPr>
+        <w:t>💡 講師深度備忘錄</w:t>
+      </w:r>
+    </w:p>
+    <w:p>
+      <w:pPr>
+        <w:pStyle w:val="ListBullet"/>
+      </w:pPr>
+      <w:r>
+        <w:rPr>
+          <w:b/>
+        </w:rPr>
+        <w:t>觀察重點</w:t>
+      </w:r>
+      <w:r>
+        <w:t>：孩子做「繭（黑暗、等待）」這段時的情緒，是否急著跳過？</w:t>
+      </w:r>
+    </w:p>
+    <w:p>
+      <w:pPr>
+        <w:pStyle w:val="ListBullet"/>
+      </w:pPr>
+      <w:r>
+        <w:rPr>
+          <w:b/>
+        </w:rPr>
+        <w:t>對話引導</w:t>
+      </w:r>
+      <w:r>
+        <w:t>：「蝴蝶在繭裡看不到外面，只能相信自己會長出翅膀。你也有需要這種勇氣的事嗎？」</w:t>
+      </w:r>
+    </w:p>
+    <w:p>
+      <w:pPr>
+        <w:pStyle w:val="ListBullet"/>
+      </w:pPr>
+      <w:r>
+        <w:rPr>
+          <w:b/>
+        </w:rPr>
+        <w:t>生命提醒</w:t>
+      </w:r>
+      <w:r>
+        <w:t>：蛻變伴隨孤獨與等待，但終會換來翅膀——給孩子「改變是好事」的信心。</w:t>
+      </w:r>
+    </w:p>
+    <w:p>
+      <w:pPr>
+        <w:pStyle w:val="ListBullet"/>
+      </w:pPr>
+      <w:r>
+        <w:rPr>
+          <w:b/>
+        </w:rPr>
+        <w:t>混媒技巧</w:t>
+      </w:r>
+      <w:r>
+        <w:t>：押花做翅膀時，左右各放相似的花，練習「對稱」也是練習「平衡」。</w:t>
+      </w:r>
+    </w:p>
+    <w:p>
+      <w:pPr>
+        <w:pStyle w:val="Heading4"/>
+        <w:keepNext/>
+      </w:pPr>
+      <w:r>
+        <w:rPr>
+          <w:rFonts w:eastAsia="微軟正黑體"/>
+        </w:rPr>
+        <w:t>📦 教學包補充</w:t>
+      </w:r>
+    </w:p>
+    <w:p>
+      <w:pPr>
+        <w:pStyle w:val="ListBullet"/>
+      </w:pPr>
+      <w:r>
+        <w:rPr>
+          <w:b/>
+        </w:rPr>
+        <w:t>材料（每人）</w:t>
+      </w:r>
+      <w:r>
+        <w:t>：長條或三格底紙、圓形色紙（毛毛蟲身體）、棉花或皺紋紙（繭）、押花（蝴蝶翅膀）、白膠、簽字筆。</w:t>
+      </w:r>
+      <w:r>
+        <w:rPr>
+          <w:b/>
+        </w:rPr>
+        <w:t>共用</w:t>
+      </w:r>
+      <w:r>
+        <w:t>：墊板、冷裱膜（保護翅膀，選用）。</w:t>
+      </w:r>
+    </w:p>
+    <w:p>
+      <w:pPr>
+        <w:pStyle w:val="ListBullet"/>
+      </w:pPr>
+      <w:r>
+        <w:rPr>
+          <w:b/>
+        </w:rPr>
+        <w:t>作品存放與跨週銜接</w:t>
+      </w:r>
+      <w:r>
+        <w:t>：押花翅膀脆弱，第 1 堂完成毛毛蟲與繭後平放收存；第 2 堂貼蝴蝶翅膀，完成後</w:t>
+      </w:r>
+      <w:r>
+        <w:rPr>
+          <w:b/>
+        </w:rPr>
+        <w:t>平放或護貝</w:t>
+      </w:r>
+      <w:r>
+        <w:t>避免翹翅。</w:t>
+      </w:r>
+    </w:p>
+    <w:p>
+      <w:pPr>
+        <w:pStyle w:val="ListBullet"/>
+      </w:pPr>
+      <w:r>
+        <w:rPr>
+          <w:b/>
+        </w:rPr>
+        <w:t>回家對話小卡</w:t>
+      </w:r>
+      <w:r>
+        <w:t>：「最近有沒有一件事，你正在努力長大、或在耐心等待？做這件事需要什麼樣的勇氣？」</w:t>
+      </w:r>
+    </w:p>
+    <w:p>
+      <w:pPr>
+        <w:jc w:val="center"/>
+      </w:pPr>
+      <w:r>
+        <w:rPr>
+          <w:color w:val="AAAAAA"/>
+        </w:rPr>
+        <w:t>──────────────────────────────</w:t>
+      </w:r>
+    </w:p>
+    <w:p>
+      <w:pPr>
+        <w:pStyle w:val="Heading2"/>
+        <w:keepNext/>
+        <w:pageBreakBefore/>
+      </w:pPr>
+      <w:r>
+        <w:rPr>
+          <w:rFonts w:eastAsia="微軟正黑體"/>
+        </w:rPr>
+        <w:t>🌳 作品 8｜我的生命樹（全混合媒材．總結）</w:t>
+      </w:r>
+    </w:p>
+    <w:p>
+      <w:r>
+        <w:rPr>
+          <w:b/>
+        </w:rPr>
+        <w:t>週次 W15–W16｜媒材：繪畫＋紙黏土＋押花＋拼貼（四媒材整合）｜生命主軸：人與生命</w:t>
+      </w:r>
+    </w:p>
+    <w:p>
+      <w:pPr>
+        <w:pStyle w:val="Heading4"/>
+        <w:keepNext/>
+      </w:pPr>
+      <w:r>
+        <w:rPr>
+          <w:rFonts w:eastAsia="微軟正黑體"/>
+        </w:rPr>
+        <w:t>🎒 學生作品範例（小一 ／ 小二）</w:t>
+      </w:r>
+    </w:p>
+    <w:p>
+      <w:r>
+        <w:rPr>
+          <w:b/>
+        </w:rPr>
+        <w:t>小一範例</w:t>
+      </w:r>
+      <w:r>
+        <w:t>——以一棵有「根、幹、花、果」的大樹為主，根部清楚伸展，象徵被支撐著長大。</w:t>
+      </w:r>
+    </w:p>
+    <w:p>
+      <w:r>
+        <w:rPr>
+          <w:b/>
+        </w:rPr>
+        <w:t>小二範例</w:t>
+      </w:r>
+      <w:r>
+        <w:t>——在生命樹下加上家人與朋友的陪伴人物，畫面更完整地說出「我是被很多愛圍繞著長大」。</w:t>
+      </w:r>
+    </w:p>
+    <w:p>
+      <w:pPr>
+        <w:jc w:val="center"/>
+      </w:pPr>
+      <w:r>
+        <w:drawing>
+          <wp:inline xmlns:a="http://schemas.openxmlformats.org/drawingml/2006/main" xmlns:pic="http://schemas.openxmlformats.org/drawingml/2006/picture">
+            <wp:extent cx="5760000" cy="3840000"/>
+            <wp:docPr id="15" name="Picture 15"/>
+            <wp:cNvGraphicFramePr>
+              <a:graphicFrameLocks noChangeAspect="1"/>
+            </wp:cNvGraphicFramePr>
+            <a:graphic>
+              <a:graphicData uri="http://schemas.openxmlformats.org/drawingml/2006/picture">
+                <pic:pic>
+                  <pic:nvPicPr>
+                    <pic:cNvPr id="0" name="work-08-compare.jpg"/>
+                    <pic:cNvPicPr/>
+                  </pic:nvPicPr>
+                  <pic:blipFill>
+                    <a:blip r:embed="rId23"/>
+                    <a:stretch>
+                      <a:fillRect/>
+                    </a:stretch>
+                  </pic:blipFill>
+                  <pic:spPr>
+                    <a:xfrm>
+                      <a:off x="0" y="0"/>
+                      <a:ext cx="5760000" cy="3840000"/>
+                    </a:xfrm>
+                    <a:prstGeom prst="rect"/>
+                  </pic:spPr>
+                </pic:pic>
+              </a:graphicData>
+            </a:graphic>
+          </wp:inline>
+        </w:drawing>
+      </w:r>
+    </w:p>
+    <w:p/>
+    <w:p>
+      <w:pPr>
+        <w:pStyle w:val="Heading3"/>
+        <w:keepNext/>
+      </w:pPr>
+      <w:r>
+        <w:rPr>
+          <w:rFonts w:eastAsia="微軟正黑體"/>
+        </w:rPr>
+        <w:t>生命連結</w:t>
+      </w:r>
+    </w:p>
+    <w:p>
+      <w:r>
+        <w:rPr>
+          <w:b/>
+        </w:rPr>
+        <w:t>【統整・感恩・夢想・生命的圓滿】</w:t>
+      </w:r>
+      <w:r>
+        <w:t xml:space="preserve"> 一棵樹有看不見的根、穩穩的幹、向上的枝、開花結果。這是 16 週的總結：</w:t>
+      </w:r>
+      <w:r>
+        <w:rPr>
+          <w:b/>
+        </w:rPr>
+        <w:t>我從哪裡來、我靠誰支撐、我想長成什麼樣子</w:t>
+      </w:r>
+      <w:r>
+        <w:t>。</w:t>
+      </w:r>
+    </w:p>
+    <w:p>
+      <w:pPr>
+        <w:pStyle w:val="Heading3"/>
+        <w:keepNext/>
+      </w:pPr>
+      <w:r>
+        <w:rPr>
+          <w:rFonts w:eastAsia="微軟正黑體"/>
+        </w:rPr>
+        <w:t>第 1 堂（上課 100 分＋整理 20 分）｜畫出我的樹</w:t>
+      </w:r>
+    </w:p>
+    <w:p>
+      <w:pPr>
+        <w:pStyle w:val="ListBullet"/>
+      </w:pPr>
+      <w:r>
+        <w:rPr>
+          <w:b/>
+        </w:rPr>
+        <w:t>① 心靈登陸</w:t>
+      </w:r>
+      <w:r>
+        <w:t>：回顧前 7 件作品的照片牆——「這 16 週，你最喜歡哪一件？你長大了什麼？」</w:t>
+      </w:r>
+    </w:p>
+    <w:p>
+      <w:pPr>
+        <w:pStyle w:val="ListBullet"/>
+      </w:pPr>
+      <w:r>
+        <w:rPr>
+          <w:b/>
+        </w:rPr>
+        <w:t>② 技法魔法</w:t>
+      </w:r>
+      <w:r>
+        <w:t>：示範畫 / 拼貼一棵大樹的根、幹、枝。</w:t>
+      </w:r>
+    </w:p>
+    <w:p>
+      <w:pPr>
+        <w:pStyle w:val="ListBullet"/>
+      </w:pPr>
+      <w:r>
+        <w:rPr>
+          <w:b/>
+        </w:rPr>
+        <w:t>③ 沉浸創作</w:t>
+      </w:r>
+      <w:r>
+        <w:t>：</w:t>
+      </w:r>
+    </w:p>
+    <w:p>
+      <w:pPr>
+        <w:pStyle w:val="ListBullet2"/>
+      </w:pPr>
+      <w:r>
+        <w:rPr>
+          <w:b/>
+        </w:rPr>
+        <w:t>根</w:t>
+      </w:r>
+      <w:r>
+        <w:t>（拼貼）：寫 / 貼上「支撐我的人」（家人、老師、朋友）。</w:t>
+      </w:r>
+    </w:p>
+    <w:p>
+      <w:pPr>
+        <w:pStyle w:val="ListBullet2"/>
+      </w:pPr>
+      <w:r>
+        <w:rPr>
+          <w:b/>
+        </w:rPr>
+        <w:t>幹 / 枝</w:t>
+      </w:r>
+      <w:r>
+        <w:t>（繪畫）：畫出主幹。</w:t>
+      </w:r>
+    </w:p>
+    <w:p>
+      <w:pPr>
+        <w:pStyle w:val="ListBullet"/>
+      </w:pPr>
+      <w:r>
+        <w:rPr>
+          <w:b/>
+        </w:rPr>
+        <w:t>④ 收心分享</w:t>
+      </w:r>
+      <w:r>
+        <w:t>：「你的根上有誰？」</w:t>
+      </w:r>
+    </w:p>
+    <w:p>
+      <w:pPr>
+        <w:pStyle w:val="Heading3"/>
+        <w:keepNext/>
+      </w:pPr>
+      <w:r>
+        <w:rPr>
+          <w:rFonts w:eastAsia="微軟正黑體"/>
+        </w:rPr>
         <w:t>第 2 堂（上課 100 分＋整理 20 分）｜開花、結果、許願</w:t>
       </w:r>
     </w:p>
@@ -8110,6 +8422,58 @@
         <w:t>：每個孩子介紹自己的生命樹，老師頒「生命花園小園丁」證書。</w:t>
       </w:r>
     </w:p>
+    <w:p>
+      <w:pPr>
+        <w:pStyle w:val="Heading4"/>
+        <w:keepNext/>
+      </w:pPr>
+      <w:r>
+        <w:rPr>
+          <w:rFonts w:eastAsia="微軟正黑體"/>
+        </w:rPr>
+        <w:t>🔧 製作分解步驟（圖解）</w:t>
+      </w:r>
+    </w:p>
+    <w:p>
+      <w:pPr>
+        <w:jc w:val="center"/>
+      </w:pPr>
+      <w:r>
+        <w:drawing>
+          <wp:inline xmlns:a="http://schemas.openxmlformats.org/drawingml/2006/main" xmlns:pic="http://schemas.openxmlformats.org/drawingml/2006/picture">
+            <wp:extent cx="5760000" cy="2107317"/>
+            <wp:docPr id="16" name="Picture 16"/>
+            <wp:cNvGraphicFramePr>
+              <a:graphicFrameLocks noChangeAspect="1"/>
+            </wp:cNvGraphicFramePr>
+            <a:graphic>
+              <a:graphicData uri="http://schemas.openxmlformats.org/drawingml/2006/picture">
+                <pic:pic>
+                  <pic:nvPicPr>
+                    <pic:cNvPr id="0" name="work-08-steps.png"/>
+                    <pic:cNvPicPr/>
+                  </pic:nvPicPr>
+                  <pic:blipFill>
+                    <a:blip r:embed="rId24"/>
+                    <a:stretch>
+                      <a:fillRect/>
+                    </a:stretch>
+                  </pic:blipFill>
+                  <pic:spPr>
+                    <a:xfrm>
+                      <a:off x="0" y="0"/>
+                      <a:ext cx="5760000" cy="2107317"/>
+                    </a:xfrm>
+                    <a:prstGeom prst="rect"/>
+                  </pic:spPr>
+                </pic:pic>
+              </a:graphicData>
+            </a:graphic>
+          </wp:inline>
+        </w:drawing>
+      </w:r>
+    </w:p>
+    <w:p/>
     <w:p>
       <w:pPr>
         <w:pStyle w:val="Heading3"/>
